--- a/TK/TK.docx
+++ b/TK/TK.docx
@@ -143,44 +143,46 @@
           <w:sz w:val="32"/>
           <w:szCs w:val="32"/>
         </w:rPr>
-        <w:t xml:space="preserve"> mgr inż. Tomasz Hordjewicz</w:t>
-      </w:r>
-    </w:p>
-    <w:p>
-      <w:pPr>
+        <w:t xml:space="preserve"> mgr inż. Tomasz </w:t>
+      </w:r>
+      <w:proofErr w:type="spellStart"/>
+      <w:r>
         <w:rPr>
           <w:b/>
           <w:bCs/>
           <w:sz w:val="32"/>
           <w:szCs w:val="32"/>
         </w:rPr>
-      </w:pPr>
-      <w:r>
+        <w:t>Hordjewicz</w:t>
+      </w:r>
+      <w:proofErr w:type="spellEnd"/>
+    </w:p>
+    <w:p>
+      <w:pPr>
         <w:rPr>
           <w:b/>
           <w:bCs/>
           <w:sz w:val="32"/>
           <w:szCs w:val="32"/>
         </w:rPr>
-        <w:t>Rok II, Semestr IV</w:t>
-      </w:r>
-    </w:p>
-    <w:p>
-      <w:pPr>
-        <w:rPr>
+      </w:pPr>
+      <w:r>
+        <w:rPr>
+          <w:b/>
+          <w:bCs/>
           <w:sz w:val="32"/>
           <w:szCs w:val="32"/>
         </w:rPr>
-      </w:pPr>
-      <w:r>
-        <w:rPr>
-          <w:b/>
-          <w:bCs/>
+        <w:t>Rok II, Semestr IV</w:t>
+      </w:r>
+    </w:p>
+    <w:p>
+      <w:pPr>
+        <w:rPr>
           <w:sz w:val="32"/>
           <w:szCs w:val="32"/>
         </w:rPr>
-        <w:t>Skład zespołu:</w:t>
-      </w:r>
+      </w:pPr>
       <w:r>
         <w:rPr>
           <w:b/>
@@ -188,7 +190,7 @@
           <w:sz w:val="32"/>
           <w:szCs w:val="32"/>
         </w:rPr>
-        <w:t xml:space="preserve"> </w:t>
+        <w:t>Skład zespołu:</w:t>
       </w:r>
       <w:r>
         <w:rPr>
@@ -201,65 +203,64 @@
       </w:r>
       <w:r>
         <w:rPr>
+          <w:b/>
+          <w:bCs/>
           <w:sz w:val="32"/>
           <w:szCs w:val="32"/>
         </w:rPr>
-        <w:t>Julia Angielczyk 117118</w:t>
-      </w:r>
-    </w:p>
-    <w:p>
-      <w:pPr>
+        <w:t xml:space="preserve"> </w:t>
+      </w:r>
+      <w:r>
         <w:rPr>
           <w:sz w:val="32"/>
           <w:szCs w:val="32"/>
         </w:rPr>
-      </w:pPr>
-      <w:r>
+        <w:t>Julia Angielczyk 117118</w:t>
+      </w:r>
+    </w:p>
+    <w:p>
+      <w:pPr>
         <w:rPr>
           <w:sz w:val="32"/>
           <w:szCs w:val="32"/>
         </w:rPr>
-        <w:t xml:space="preserve">                                   </w:t>
-      </w:r>
+      </w:pPr>
       <w:r>
         <w:rPr>
           <w:sz w:val="32"/>
           <w:szCs w:val="32"/>
         </w:rPr>
-        <w:t>Emilia Kruszyńska 117091</w:t>
-      </w:r>
-    </w:p>
-    <w:p>
-      <w:pPr>
+        <w:t xml:space="preserve">                                   </w:t>
+      </w:r>
+      <w:r>
         <w:rPr>
           <w:sz w:val="32"/>
           <w:szCs w:val="32"/>
         </w:rPr>
-      </w:pPr>
-      <w:r>
+        <w:t>Emilia Kruszyńska 117091</w:t>
+      </w:r>
+    </w:p>
+    <w:p>
+      <w:pPr>
         <w:rPr>
           <w:sz w:val="32"/>
           <w:szCs w:val="32"/>
         </w:rPr>
-        <w:t xml:space="preserve">                                   </w:t>
-      </w:r>
+      </w:pPr>
       <w:r>
         <w:rPr>
           <w:sz w:val="32"/>
           <w:szCs w:val="32"/>
         </w:rPr>
-        <w:t>Patrycja Milewska 117113</w:t>
-      </w:r>
-    </w:p>
-    <w:p>
-      <w:pPr>
-        <w:rPr>
-          <w:b/>
-          <w:bCs/>
+        <w:t xml:space="preserve">                                   </w:t>
+      </w:r>
+      <w:r>
+        <w:rPr>
           <w:sz w:val="32"/>
           <w:szCs w:val="32"/>
         </w:rPr>
-      </w:pPr>
+        <w:t>Patrycja Milewska 117113</w:t>
+      </w:r>
     </w:p>
     <w:p>
       <w:pPr>
@@ -270,115 +271,111 @@
           <w:szCs w:val="32"/>
         </w:rPr>
       </w:pPr>
-      <w:r>
+    </w:p>
+    <w:p>
+      <w:pPr>
         <w:rPr>
           <w:b/>
           <w:bCs/>
           <w:sz w:val="32"/>
           <w:szCs w:val="32"/>
         </w:rPr>
-        <w:t>Data przekazania sprawozdania:</w:t>
-      </w:r>
-    </w:p>
-    <w:p>
-      <w:pPr>
+      </w:pPr>
+      <w:r>
         <w:rPr>
           <w:b/>
           <w:bCs/>
           <w:sz w:val="32"/>
           <w:szCs w:val="32"/>
         </w:rPr>
-      </w:pPr>
-      <w:r>
+        <w:t>Data przekazania sprawozdania:</w:t>
+      </w:r>
+    </w:p>
+    <w:p>
+      <w:pPr>
         <w:rPr>
           <w:b/>
           <w:bCs/>
           <w:sz w:val="32"/>
           <w:szCs w:val="32"/>
         </w:rPr>
-        <w:t>Podział pracy:</w:t>
-      </w:r>
-    </w:p>
-    <w:p>
-      <w:pPr>
+      </w:pPr>
+      <w:r>
         <w:rPr>
           <w:b/>
           <w:bCs/>
           <w:sz w:val="32"/>
           <w:szCs w:val="32"/>
         </w:rPr>
-      </w:pPr>
-      <w:r>
+        <w:t>Podział pracy:</w:t>
+      </w:r>
+    </w:p>
+    <w:p>
+      <w:pPr>
         <w:rPr>
           <w:b/>
           <w:bCs/>
           <w:sz w:val="32"/>
           <w:szCs w:val="32"/>
         </w:rPr>
-        <w:t>Julia Angielczyk –</w:t>
-      </w:r>
-    </w:p>
-    <w:p>
-      <w:pPr>
+      </w:pPr>
+      <w:r>
         <w:rPr>
           <w:b/>
           <w:bCs/>
           <w:sz w:val="32"/>
           <w:szCs w:val="32"/>
         </w:rPr>
-      </w:pPr>
-      <w:r>
+        <w:t>Julia Angielczyk –</w:t>
+      </w:r>
+    </w:p>
+    <w:p>
+      <w:pPr>
         <w:rPr>
           <w:b/>
           <w:bCs/>
           <w:sz w:val="32"/>
           <w:szCs w:val="32"/>
         </w:rPr>
-        <w:t xml:space="preserve">Emilia Kruszyńska – </w:t>
-      </w:r>
-    </w:p>
-    <w:p>
-      <w:pPr>
+      </w:pPr>
+      <w:r>
         <w:rPr>
           <w:b/>
           <w:bCs/>
           <w:sz w:val="32"/>
           <w:szCs w:val="32"/>
         </w:rPr>
-      </w:pPr>
-      <w:r>
+        <w:t xml:space="preserve">Emilia Kruszyńska – </w:t>
+      </w:r>
+    </w:p>
+    <w:p>
+      <w:pPr>
         <w:rPr>
           <w:b/>
           <w:bCs/>
           <w:sz w:val="32"/>
           <w:szCs w:val="32"/>
         </w:rPr>
-        <w:t>Patrycja Milewska –</w:t>
-      </w:r>
-    </w:p>
-    <w:p>
-      <w:pPr>
-        <w:jc w:val="both"/>
+      </w:pPr>
+      <w:r>
         <w:rPr>
           <w:b/>
           <w:bCs/>
           <w:sz w:val="32"/>
           <w:szCs w:val="32"/>
         </w:rPr>
-      </w:pPr>
-      <w:r>
+        <w:t>Patrycja Milewska –</w:t>
+      </w:r>
+    </w:p>
+    <w:p>
+      <w:pPr>
+        <w:jc w:val="both"/>
         <w:rPr>
           <w:b/>
           <w:bCs/>
           <w:sz w:val="32"/>
           <w:szCs w:val="32"/>
         </w:rPr>
-        <w:t>Proponowana punktacja:??</w:t>
-      </w:r>
-    </w:p>
-    <w:p>
-      <w:pPr>
-        <w:jc w:val="both"/>
       </w:pPr>
       <w:r>
         <w:rPr>
@@ -387,17 +384,38 @@
           <w:sz w:val="32"/>
           <w:szCs w:val="32"/>
         </w:rPr>
+        <w:t>Proponowana punktacja:??</w:t>
+      </w:r>
+    </w:p>
+    <w:p>
+      <w:pPr>
+        <w:jc w:val="both"/>
+        <w:rPr>
+          <w:b/>
+          <w:bCs/>
+          <w:sz w:val="32"/>
+          <w:szCs w:val="32"/>
+        </w:rPr>
+      </w:pPr>
+      <w:r>
+        <w:rPr>
+          <w:b/>
+          <w:bCs/>
+          <w:sz w:val="32"/>
+          <w:szCs w:val="32"/>
+        </w:rPr>
         <w:t>Adres do repozytorium:</w:t>
       </w:r>
     </w:p>
     <w:p>
       <w:pPr>
         <w:jc w:val="both"/>
-      </w:pPr>
-    </w:p>
-    <w:p>
-      <w:pPr>
-        <w:jc w:val="both"/>
+        <w:rPr>
+          <w:b/>
+          <w:bCs/>
+          <w:sz w:val="32"/>
+          <w:szCs w:val="32"/>
+        </w:rPr>
       </w:pPr>
     </w:p>
     <w:p>
@@ -442,7 +460,15 @@
         <w:t>,</w:t>
       </w:r>
       <w:r>
-        <w:t xml:space="preserve"> Pan Twardowski chce otworzyć pierwsze międzygalaktyczne kasyno na Marsie o nazwie „Royal Mars”. Z kasyna będą korzystać przedstawiciele gatunków różnych planet. Z kasyna można korzystać na miejscu oraz zdalnie. Właściciel potrzebuje systemu do zarządzania kasynem. Klienci muszą założyć konto w systemie. System musi dokładnie sprawdzić ich tożsamość i wiek, gatunek łącząc się z odpowiednią bazą danych. Po udanym zalogowaniu gracz dostaje swój wirtualny portfel. Może w nim wymieniać pieniądze na walutę kasyna i wypłacać je w swojej walucie. Gracz może przeglądać listę gier, dołączyć do wolnego stołu lub zarezerwować miejsce w strefie VIP na konkretną godzinę. System sam pilnuje zakładów: automatycznie pobiera pieniądze z portfela gracza przed grą, a po jej zakończeniu dodaje wygraną lub zabiera przegraną kwotę. Gracze zdalni mogą grać na automatach w aplikacji. System udostępnia możliwość skanowania ciała w celu wygenerowania własnego hologramu, który umożliwia udział w grach przy stole z graczami lokalnymi oraz komunikowanie się z nimi. Jeśli system zauważy, że gracz oszukuje, automatycznie blokuje jego konto i wysyła powiadomienie do Ochrony. Pracownik Ochrony sprawdza nagrania z kamer i decyduje, czy odblokować konto, czy usunąć je na stałe i zabrać pieniądze. Kasyno potrzebuje też funkcji dla pracowników. Administrator systemu dodaje konta dla nowej obsługi, układa grafik pracy krupierów(jeden krupier może spędzić maksymalnie godzinę przy stole w trakcie jednej sesji) i sprawdza, czy automaty do gry działają poprawnie. Jeśli automat się zepsuje, system sam wzywa robota naprawczego. Pan Twardowski chce zarabiać, dlatego system musi zbierać dane i tworzyć statystyki. Właściciel chce wiedzieć na bieżąco, ile zarabia kasyno, które gry są najpopularniejsze i ile osób gra w strefie VIP.</w:t>
+        <w:t xml:space="preserve"> Pan Twardowski chce otworzyć pierwsze międzygalaktyczne kasyno na Marsie o nazwie „</w:t>
+      </w:r>
+      <w:proofErr w:type="spellStart"/>
+      <w:r>
+        <w:t>Royal</w:t>
+      </w:r>
+      <w:proofErr w:type="spellEnd"/>
+      <w:r>
+        <w:t xml:space="preserve"> Mars”. Z kasyna będą korzystać przedstawiciele gatunków różnych planet. Z kasyna można korzystać na miejscu oraz zdalnie. Właściciel potrzebuje systemu do zarządzania kasynem. Klienci muszą założyć konto w systemie. System musi dokładnie sprawdzić ich tożsamość i wiek, gatunek łącząc się z odpowiednią bazą danych. Po udanym zalogowaniu gracz dostaje swój wirtualny portfel. Może w nim wymieniać pieniądze na walutę kasyna i wypłacać je w swojej walucie. Gracz może przeglądać listę gier, dołączyć do wolnego stołu lub zarezerwować miejsce w strefie VIP na konkretną godzinę. System sam pilnuje zakładów: automatycznie pobiera pieniądze z portfela gracza przed grą, a po jej zakończeniu dodaje wygraną lub zabiera przegraną kwotę. Gracze zdalni mogą grać na automatach w aplikacji. System udostępnia możliwość skanowania ciała w celu wygenerowania własnego hologramu, który umożliwia udział w grach przy stole z graczami lokalnymi oraz komunikowanie się z nimi. Jeśli system zauważy, że gracz oszukuje, automatycznie blokuje jego konto i wysyła powiadomienie do Ochrony. Pracownik Ochrony sprawdza nagrania z kamer i decyduje, czy odblokować konto, czy usunąć je na stałe i zabrać pieniądze. Kasyno potrzebuje też funkcji dla pracowników. Administrator systemu dodaje konta dla nowej obsługi, układa grafik pracy krupierów(jeden krupier może spędzić maksymalnie godzinę przy stole w trakcie jednej sesji) i sprawdza, czy automaty do gry działają poprawnie. Jeśli automat się zepsuje, system sam wzywa robota naprawczego. Pan Twardowski chce zarabiać, dlatego system musi zbierać dane i tworzyć statystyki. Właściciel chce wiedzieć na bieżąco, ile zarabia kasyno, które gry są najpopularniejsze i ile osób gra w strefie VIP.</w:t>
       </w:r>
     </w:p>
     <w:p>
@@ -473,43 +499,7 @@
           <w:sz w:val="28"/>
           <w:szCs w:val="28"/>
         </w:rPr>
-        <w:t>Cel budowania systemu,</w:t>
-      </w:r>
-      <w:r>
-        <w:rPr>
-          <w:b/>
-          <w:bCs/>
-          <w:sz w:val="28"/>
-          <w:szCs w:val="28"/>
-        </w:rPr>
-        <w:t xml:space="preserve"> </w:t>
-      </w:r>
-      <w:r>
-        <w:rPr>
-          <w:b/>
-          <w:bCs/>
-          <w:sz w:val="28"/>
-          <w:szCs w:val="28"/>
-        </w:rPr>
-        <w:t>zakres oraz kontekst, przewidywalne mierzalne</w:t>
-      </w:r>
-      <w:r>
-        <w:rPr>
-          <w:b/>
-          <w:bCs/>
-          <w:sz w:val="28"/>
-          <w:szCs w:val="28"/>
-        </w:rPr>
-        <w:t xml:space="preserve"> </w:t>
-      </w:r>
-      <w:r>
-        <w:rPr>
-          <w:b/>
-          <w:bCs/>
-          <w:sz w:val="28"/>
-          <w:szCs w:val="28"/>
-        </w:rPr>
-        <w:t>i niemierzalne korzyści z jego wdrożenia</w:t>
+        <w:t>Cel budowania systemu, zakres oraz kontekst, przewidywalne mierzalne i niemierzalne korzyści z jego wdrożenia</w:t>
       </w:r>
     </w:p>
     <w:p>
@@ -523,7 +513,15 @@
         <w:jc w:val="both"/>
       </w:pPr>
       <w:r>
-        <w:t>Celem systemu jest ułatwienie zarządzania kasynem „Royal Mars”, które ma działać na Marsie i obsługiwać graczy na miejscu oraz przez aplikację. System ma pomagać w zakładaniu kont, sprawdzaniu danych graczy oraz obsłudze wirtualnego portfela.</w:t>
+        <w:t>Celem systemu jest ułatwienie zarządzania kasynem „</w:t>
+      </w:r>
+      <w:proofErr w:type="spellStart"/>
+      <w:r>
+        <w:t>Royal</w:t>
+      </w:r>
+      <w:proofErr w:type="spellEnd"/>
+      <w:r>
+        <w:t xml:space="preserve"> Mars”, które ma działać na Marsie i obsługiwać graczy na miejscu oraz przez aplikację. System ma pomagać w zakładaniu kont, sprawdzaniu danych graczy oraz obsłudze wirtualnego portfela.</w:t>
       </w:r>
       <w:r>
         <w:t xml:space="preserve"> </w:t>
@@ -558,7 +556,15 @@
         <w:jc w:val="both"/>
       </w:pPr>
       <w:r>
-        <w:t>Zakres systemu „Royal Mars” obejmuje funkcje potrzebne do obsługi graczy, gier, płatności, bezpieczeństwa, pracowników oraz statystyk kasyna. System będzie wspierał zarówno graczy korzystających z kasyna na miejscu, jak i graczy zdalnych korzystających z aplikacji.</w:t>
+        <w:t>Zakres systemu „</w:t>
+      </w:r>
+      <w:proofErr w:type="spellStart"/>
+      <w:r>
+        <w:t>Royal</w:t>
+      </w:r>
+      <w:proofErr w:type="spellEnd"/>
+      <w:r>
+        <w:t xml:space="preserve"> Mars” obejmuje funkcje potrzebne do obsługi graczy, gier, płatności, bezpieczeństwa, pracowników oraz statystyk kasyna. System będzie wspierał zarówno graczy korzystających z kasyna na miejscu, jak i graczy zdalnych korzystających z aplikacji.</w:t>
       </w:r>
     </w:p>
     <w:p>
@@ -971,13 +977,11 @@
               <w:jc w:val="both"/>
             </w:pPr>
             <w:r>
-              <w:t xml:space="preserve">Zmniejszenie liczby nieprawidłowych </w:t>
+              <w:t>Zmniejszenie liczby nieprawidłowych rejestracj</w:t>
             </w:r>
-            <w:proofErr w:type="spellStart"/>
             <w:r>
-              <w:t>rejestracj</w:t>
+              <w:t>i</w:t>
             </w:r>
-            <w:proofErr w:type="spellEnd"/>
           </w:p>
         </w:tc>
         <w:tc>
@@ -991,11 +995,9 @@
             <w:r>
               <w:t xml:space="preserve">15 </w:t>
             </w:r>
-            <w:proofErr w:type="spellStart"/>
             <w:r>
-              <w:t>miesiecznie</w:t>
+              <w:t>miesięcznie</w:t>
             </w:r>
-            <w:proofErr w:type="spellEnd"/>
             <w:r>
               <w:t xml:space="preserve"> </w:t>
             </w:r>
@@ -1012,11 +1014,9 @@
             <w:r>
               <w:t xml:space="preserve">5 </w:t>
             </w:r>
-            <w:proofErr w:type="spellStart"/>
             <w:r>
-              <w:t>miesiecznie</w:t>
+              <w:t>miesięcznie</w:t>
             </w:r>
-            <w:proofErr w:type="spellEnd"/>
           </w:p>
         </w:tc>
         <w:tc>
@@ -1058,11 +1058,9 @@
             <w:r>
               <w:t xml:space="preserve">10 </w:t>
             </w:r>
-            <w:proofErr w:type="spellStart"/>
             <w:r>
-              <w:t>miesiecznie</w:t>
+              <w:t>miesięcznie</w:t>
             </w:r>
-            <w:proofErr w:type="spellEnd"/>
             <w:r>
               <w:t xml:space="preserve"> </w:t>
             </w:r>
@@ -1079,11 +1077,9 @@
             <w:r>
               <w:t xml:space="preserve">2 </w:t>
             </w:r>
-            <w:proofErr w:type="spellStart"/>
             <w:r>
-              <w:t>miesiecznue</w:t>
+              <w:t>miesięcznie</w:t>
             </w:r>
-            <w:proofErr w:type="spellEnd"/>
           </w:p>
         </w:tc>
         <w:tc>
@@ -1730,6 +1726,81 @@
     <w:p>
       <w:pPr>
         <w:pStyle w:val="Akapitzlist"/>
+        <w:ind w:left="1080"/>
+        <w:jc w:val="both"/>
+        <w:rPr>
+          <w:b/>
+          <w:bCs/>
+        </w:rPr>
+      </w:pPr>
+    </w:p>
+    <w:p>
+      <w:pPr>
+        <w:jc w:val="both"/>
+      </w:pPr>
+      <w:r>
+        <w:rPr>
+          <w:noProof/>
+        </w:rPr>
+        <w:lastRenderedPageBreak/>
+        <w:drawing>
+          <wp:inline distT="0" distB="0" distL="0" distR="0" wp14:anchorId="0DBE6F1D" wp14:editId="59907051">
+            <wp:extent cx="5921527" cy="5448300"/>
+            <wp:effectExtent l="0" t="0" r="3175" b="0"/>
+            <wp:docPr id="2100618615" name="Obraz 1"/>
+            <wp:cNvGraphicFramePr>
+              <a:graphicFrameLocks xmlns:a="http://schemas.openxmlformats.org/drawingml/2006/main" noChangeAspect="1"/>
+            </wp:cNvGraphicFramePr>
+            <a:graphic xmlns:a="http://schemas.openxmlformats.org/drawingml/2006/main">
+              <a:graphicData uri="http://schemas.openxmlformats.org/drawingml/2006/picture">
+                <pic:pic xmlns:pic="http://schemas.openxmlformats.org/drawingml/2006/picture">
+                  <pic:nvPicPr>
+                    <pic:cNvPr id="2100618615" name=""/>
+                    <pic:cNvPicPr/>
+                  </pic:nvPicPr>
+                  <pic:blipFill>
+                    <a:blip r:embed="rId8"/>
+                    <a:stretch>
+                      <a:fillRect/>
+                    </a:stretch>
+                  </pic:blipFill>
+                  <pic:spPr>
+                    <a:xfrm>
+                      <a:off x="0" y="0"/>
+                      <a:ext cx="5950283" cy="5474758"/>
+                    </a:xfrm>
+                    <a:prstGeom prst="rect">
+                      <a:avLst/>
+                    </a:prstGeom>
+                  </pic:spPr>
+                </pic:pic>
+              </a:graphicData>
+            </a:graphic>
+          </wp:inline>
+        </w:drawing>
+      </w:r>
+      <w:r>
+        <w:t xml:space="preserve">  </w:t>
+      </w:r>
+      <w:r>
+        <w:rPr>
+          <w:b/>
+          <w:bCs/>
+          <w:sz w:val="20"/>
+          <w:szCs w:val="20"/>
+        </w:rPr>
+        <w:t>Rys.1 Diagram przypadków użycia</w:t>
+      </w:r>
+    </w:p>
+    <w:p>
+      <w:pPr>
+        <w:pStyle w:val="Akapitzlist"/>
+        <w:jc w:val="both"/>
+      </w:pPr>
+    </w:p>
+    <w:p>
+      <w:pPr>
+        <w:pStyle w:val="Akapitzlist"/>
         <w:jc w:val="both"/>
       </w:pPr>
       <w:r>
@@ -1992,7 +2063,15 @@
         <w:jc w:val="both"/>
       </w:pPr>
       <w:r>
-        <w:t>Gracz rozpoczyna proces rejestracji konta w systemie Royal Mars. System uruchamia etap weryfikacji tożsamości. Gracz podaje wymagane dane identyfikacyjne oraz dodatkowe informacje potrzebne do potwierdzenia konta (np. wiek, gatunek, planeta pochodzenia). System sprawdza poprawność i kompletność podanych danych. Jeżeli dane spełniają wymagania systemu, tożsamość gracza zostaje potwierdzona i proces rejestracji może być kontynuowany. Jeżeli dane są zgodne, konto użytkownika zostaje utworzone.</w:t>
+        <w:t xml:space="preserve">Gracz rozpoczyna proces rejestracji konta w systemie </w:t>
+      </w:r>
+      <w:proofErr w:type="spellStart"/>
+      <w:r>
+        <w:t>Royal</w:t>
+      </w:r>
+      <w:proofErr w:type="spellEnd"/>
+      <w:r>
+        <w:t xml:space="preserve"> Mars. System uruchamia etap weryfikacji tożsamości. Gracz podaje wymagane dane identyfikacyjne oraz dodatkowe informacje potrzebne do potwierdzenia konta (np. wiek, gatunek, planeta pochodzenia). System sprawdza poprawność i kompletność podanych danych. Jeżeli dane spełniają wymagania systemu, tożsamość gracza zostaje potwierdzona i proces rejestracji może być kontynuowany. Jeżeli dane są zgodne, konto użytkownika zostaje utworzone.</w:t>
       </w:r>
     </w:p>
     <w:p>
@@ -2806,6 +2885,320 @@
     </w:p>
     <w:p>
       <w:pPr>
+        <w:ind w:left="708"/>
+        <w:jc w:val="both"/>
+        <w:rPr>
+          <w:noProof/>
+        </w:rPr>
+      </w:pPr>
+    </w:p>
+    <w:p>
+      <w:pPr>
+        <w:ind w:left="708"/>
+        <w:jc w:val="both"/>
+      </w:pPr>
+      <w:r>
+        <w:rPr>
+          <w:noProof/>
+        </w:rPr>
+        <w:lastRenderedPageBreak/>
+        <w:drawing>
+          <wp:inline distT="0" distB="0" distL="0" distR="0" wp14:anchorId="45AB5CE5" wp14:editId="1012CDF1">
+            <wp:extent cx="3375935" cy="4488180"/>
+            <wp:effectExtent l="0" t="0" r="0" b="7620"/>
+            <wp:docPr id="1183142410" name="Obraz 3"/>
+            <wp:cNvGraphicFramePr>
+              <a:graphicFrameLocks xmlns:a="http://schemas.openxmlformats.org/drawingml/2006/main" noChangeAspect="1"/>
+            </wp:cNvGraphicFramePr>
+            <a:graphic xmlns:a="http://schemas.openxmlformats.org/drawingml/2006/main">
+              <a:graphicData uri="http://schemas.openxmlformats.org/drawingml/2006/picture">
+                <pic:pic xmlns:pic="http://schemas.openxmlformats.org/drawingml/2006/picture">
+                  <pic:nvPicPr>
+                    <pic:cNvPr id="0" name="Picture 7"/>
+                    <pic:cNvPicPr>
+                      <a:picLocks noChangeAspect="1" noChangeArrowheads="1"/>
+                    </pic:cNvPicPr>
+                  </pic:nvPicPr>
+                  <pic:blipFill>
+                    <a:blip r:embed="rId9">
+                      <a:extLst>
+                        <a:ext uri="{28A0092B-C50C-407E-A947-70E740481C1C}">
+                          <a14:useLocalDpi xmlns:a14="http://schemas.microsoft.com/office/drawing/2010/main" val="0"/>
+                        </a:ext>
+                      </a:extLst>
+                    </a:blip>
+                    <a:srcRect/>
+                    <a:stretch>
+                      <a:fillRect/>
+                    </a:stretch>
+                  </pic:blipFill>
+                  <pic:spPr bwMode="auto">
+                    <a:xfrm>
+                      <a:off x="0" y="0"/>
+                      <a:ext cx="3386486" cy="4502207"/>
+                    </a:xfrm>
+                    <a:prstGeom prst="rect">
+                      <a:avLst/>
+                    </a:prstGeom>
+                    <a:noFill/>
+                    <a:ln>
+                      <a:noFill/>
+                    </a:ln>
+                  </pic:spPr>
+                </pic:pic>
+              </a:graphicData>
+            </a:graphic>
+          </wp:inline>
+        </w:drawing>
+      </w:r>
+      <w:r>
+        <w:t xml:space="preserve">      </w:t>
+      </w:r>
+    </w:p>
+    <w:p>
+      <w:pPr>
+        <w:ind w:left="708"/>
+        <w:jc w:val="both"/>
+        <w:rPr>
+          <w:b/>
+          <w:bCs/>
+          <w:sz w:val="20"/>
+          <w:szCs w:val="20"/>
+        </w:rPr>
+      </w:pPr>
+      <w:r>
+        <w:rPr>
+          <w:b/>
+          <w:bCs/>
+          <w:sz w:val="20"/>
+          <w:szCs w:val="20"/>
+        </w:rPr>
+        <w:t>Rys</w:t>
+      </w:r>
+      <w:r>
+        <w:rPr>
+          <w:b/>
+          <w:bCs/>
+          <w:sz w:val="20"/>
+          <w:szCs w:val="20"/>
+        </w:rPr>
+        <w:t>.2 Diagram czynności – rejestrowanie konta</w:t>
+      </w:r>
+    </w:p>
+    <w:p>
+      <w:pPr>
+        <w:ind w:left="708"/>
+        <w:jc w:val="both"/>
+      </w:pPr>
+    </w:p>
+    <w:p>
+      <w:pPr>
+        <w:ind w:left="708"/>
+        <w:jc w:val="both"/>
+      </w:pPr>
+      <w:r>
+        <w:rPr>
+          <w:noProof/>
+        </w:rPr>
+        <w:lastRenderedPageBreak/>
+        <w:drawing>
+          <wp:inline distT="0" distB="0" distL="0" distR="0" wp14:anchorId="52D9CD0B" wp14:editId="74792CBF">
+            <wp:extent cx="3528033" cy="3909060"/>
+            <wp:effectExtent l="0" t="0" r="0" b="0"/>
+            <wp:docPr id="46322622" name="Obraz 4"/>
+            <wp:cNvGraphicFramePr>
+              <a:graphicFrameLocks xmlns:a="http://schemas.openxmlformats.org/drawingml/2006/main" noChangeAspect="1"/>
+            </wp:cNvGraphicFramePr>
+            <a:graphic xmlns:a="http://schemas.openxmlformats.org/drawingml/2006/main">
+              <a:graphicData uri="http://schemas.openxmlformats.org/drawingml/2006/picture">
+                <pic:pic xmlns:pic="http://schemas.openxmlformats.org/drawingml/2006/picture">
+                  <pic:nvPicPr>
+                    <pic:cNvPr id="0" name="Picture 8"/>
+                    <pic:cNvPicPr>
+                      <a:picLocks noChangeAspect="1" noChangeArrowheads="1"/>
+                    </pic:cNvPicPr>
+                  </pic:nvPicPr>
+                  <pic:blipFill>
+                    <a:blip r:embed="rId10">
+                      <a:extLst>
+                        <a:ext uri="{28A0092B-C50C-407E-A947-70E740481C1C}">
+                          <a14:useLocalDpi xmlns:a14="http://schemas.microsoft.com/office/drawing/2010/main" val="0"/>
+                        </a:ext>
+                      </a:extLst>
+                    </a:blip>
+                    <a:srcRect/>
+                    <a:stretch>
+                      <a:fillRect/>
+                    </a:stretch>
+                  </pic:blipFill>
+                  <pic:spPr bwMode="auto">
+                    <a:xfrm>
+                      <a:off x="0" y="0"/>
+                      <a:ext cx="3542928" cy="3925563"/>
+                    </a:xfrm>
+                    <a:prstGeom prst="rect">
+                      <a:avLst/>
+                    </a:prstGeom>
+                    <a:noFill/>
+                    <a:ln>
+                      <a:noFill/>
+                    </a:ln>
+                  </pic:spPr>
+                </pic:pic>
+              </a:graphicData>
+            </a:graphic>
+          </wp:inline>
+        </w:drawing>
+      </w:r>
+    </w:p>
+    <w:p>
+      <w:pPr>
+        <w:ind w:left="708"/>
+        <w:jc w:val="both"/>
+        <w:rPr>
+          <w:b/>
+          <w:bCs/>
+          <w:sz w:val="20"/>
+          <w:szCs w:val="20"/>
+        </w:rPr>
+      </w:pPr>
+      <w:r>
+        <w:rPr>
+          <w:b/>
+          <w:bCs/>
+          <w:sz w:val="20"/>
+          <w:szCs w:val="20"/>
+        </w:rPr>
+        <w:t>Rys.3 Diagram czynności – wykrycie oszustwa gracza</w:t>
+      </w:r>
+    </w:p>
+    <w:p>
+      <w:pPr>
+        <w:ind w:left="708"/>
+        <w:jc w:val="both"/>
+        <w:rPr>
+          <w:b/>
+          <w:bCs/>
+          <w:sz w:val="20"/>
+          <w:szCs w:val="20"/>
+        </w:rPr>
+      </w:pPr>
+    </w:p>
+    <w:p>
+      <w:pPr>
+        <w:ind w:left="708"/>
+        <w:jc w:val="both"/>
+      </w:pPr>
+      <w:r>
+        <w:rPr>
+          <w:noProof/>
+        </w:rPr>
+        <w:lastRenderedPageBreak/>
+        <w:drawing>
+          <wp:inline distT="0" distB="0" distL="0" distR="0" wp14:anchorId="40A992AF" wp14:editId="1D5C3661">
+            <wp:extent cx="3360420" cy="5382566"/>
+            <wp:effectExtent l="0" t="0" r="0" b="8890"/>
+            <wp:docPr id="944345355" name="Obraz 2"/>
+            <wp:cNvGraphicFramePr>
+              <a:graphicFrameLocks xmlns:a="http://schemas.openxmlformats.org/drawingml/2006/main" noChangeAspect="1"/>
+            </wp:cNvGraphicFramePr>
+            <a:graphic xmlns:a="http://schemas.openxmlformats.org/drawingml/2006/main">
+              <a:graphicData uri="http://schemas.openxmlformats.org/drawingml/2006/picture">
+                <pic:pic xmlns:pic="http://schemas.openxmlformats.org/drawingml/2006/picture">
+                  <pic:nvPicPr>
+                    <pic:cNvPr id="0" name="Picture 6"/>
+                    <pic:cNvPicPr>
+                      <a:picLocks noChangeAspect="1" noChangeArrowheads="1"/>
+                    </pic:cNvPicPr>
+                  </pic:nvPicPr>
+                  <pic:blipFill>
+                    <a:blip r:embed="rId11">
+                      <a:extLst>
+                        <a:ext uri="{28A0092B-C50C-407E-A947-70E740481C1C}">
+                          <a14:useLocalDpi xmlns:a14="http://schemas.microsoft.com/office/drawing/2010/main" val="0"/>
+                        </a:ext>
+                      </a:extLst>
+                    </a:blip>
+                    <a:srcRect/>
+                    <a:stretch>
+                      <a:fillRect/>
+                    </a:stretch>
+                  </pic:blipFill>
+                  <pic:spPr bwMode="auto">
+                    <a:xfrm>
+                      <a:off x="0" y="0"/>
+                      <a:ext cx="3370300" cy="5398392"/>
+                    </a:xfrm>
+                    <a:prstGeom prst="rect">
+                      <a:avLst/>
+                    </a:prstGeom>
+                    <a:noFill/>
+                    <a:ln>
+                      <a:noFill/>
+                    </a:ln>
+                  </pic:spPr>
+                </pic:pic>
+              </a:graphicData>
+            </a:graphic>
+          </wp:inline>
+        </w:drawing>
+      </w:r>
+    </w:p>
+    <w:p>
+      <w:pPr>
+        <w:ind w:left="708"/>
+        <w:jc w:val="both"/>
+        <w:rPr>
+          <w:b/>
+          <w:bCs/>
+          <w:sz w:val="20"/>
+          <w:szCs w:val="20"/>
+        </w:rPr>
+      </w:pPr>
+      <w:r>
+        <w:rPr>
+          <w:b/>
+          <w:bCs/>
+          <w:sz w:val="20"/>
+          <w:szCs w:val="20"/>
+        </w:rPr>
+        <w:t>Rys.4 Diagram czynności –</w:t>
+      </w:r>
+      <w:r>
+        <w:rPr>
+          <w:b/>
+          <w:bCs/>
+          <w:sz w:val="20"/>
+          <w:szCs w:val="20"/>
+        </w:rPr>
+        <w:t xml:space="preserve"> schemat</w:t>
+      </w:r>
+      <w:r>
+        <w:rPr>
+          <w:b/>
+          <w:bCs/>
+          <w:sz w:val="20"/>
+          <w:szCs w:val="20"/>
+        </w:rPr>
+        <w:t xml:space="preserve"> rozgrywka gracza</w:t>
+      </w:r>
+      <w:r>
+        <w:rPr>
+          <w:b/>
+          <w:bCs/>
+          <w:sz w:val="20"/>
+          <w:szCs w:val="20"/>
+        </w:rPr>
+        <w:t xml:space="preserve"> </w:t>
+      </w:r>
+    </w:p>
+    <w:p>
+      <w:pPr>
+        <w:jc w:val="both"/>
+      </w:pPr>
+    </w:p>
+    <w:p>
+      <w:pPr>
         <w:pStyle w:val="Akapitzlist"/>
         <w:numPr>
           <w:ilvl w:val="0"/>
@@ -2818,6 +3211,846 @@
       </w:r>
     </w:p>
     <w:p>
+      <w:r>
+        <w:rPr>
+          <w:noProof/>
+        </w:rPr>
+        <w:lastRenderedPageBreak/>
+        <w:drawing>
+          <wp:inline distT="0" distB="0" distL="0" distR="0" wp14:anchorId="6B8A2167" wp14:editId="017CC130">
+            <wp:extent cx="5257800" cy="2712720"/>
+            <wp:effectExtent l="0" t="0" r="0" b="0"/>
+            <wp:docPr id="1" name="image1.png"/>
+            <wp:cNvGraphicFramePr/>
+            <a:graphic xmlns:a="http://schemas.openxmlformats.org/drawingml/2006/main">
+              <a:graphicData uri="http://schemas.openxmlformats.org/drawingml/2006/picture">
+                <pic:pic xmlns:pic="http://schemas.openxmlformats.org/drawingml/2006/picture">
+                  <pic:nvPicPr>
+                    <pic:cNvPr id="0" name="image1.png"/>
+                    <pic:cNvPicPr preferRelativeResize="0"/>
+                  </pic:nvPicPr>
+                  <pic:blipFill>
+                    <a:blip r:embed="rId12"/>
+                    <a:srcRect/>
+                    <a:stretch>
+                      <a:fillRect/>
+                    </a:stretch>
+                  </pic:blipFill>
+                  <pic:spPr>
+                    <a:xfrm>
+                      <a:off x="0" y="0"/>
+                      <a:ext cx="5257800" cy="2712720"/>
+                    </a:xfrm>
+                    <a:prstGeom prst="rect">
+                      <a:avLst/>
+                    </a:prstGeom>
+                    <a:ln/>
+                  </pic:spPr>
+                </pic:pic>
+              </a:graphicData>
+            </a:graphic>
+          </wp:inline>
+        </w:drawing>
+      </w:r>
+    </w:p>
+    <w:p>
+      <w:pPr>
+        <w:rPr>
+          <w:b/>
+          <w:bCs/>
+          <w:sz w:val="20"/>
+          <w:szCs w:val="20"/>
+        </w:rPr>
+      </w:pPr>
+      <w:r>
+        <w:rPr>
+          <w:b/>
+          <w:bCs/>
+          <w:sz w:val="20"/>
+          <w:szCs w:val="20"/>
+        </w:rPr>
+        <w:t>Rys.5 Diagram interakcji awarii automatu do gry</w:t>
+      </w:r>
+    </w:p>
+    <w:p>
+      <w:r>
+        <w:rPr>
+          <w:b/>
+          <w:bCs/>
+        </w:rPr>
+        <w:t>Automat do gry</w:t>
+      </w:r>
+      <w:r>
+        <w:rPr>
+          <w:b/>
+          <w:bCs/>
+        </w:rPr>
+        <w:t>:</w:t>
+      </w:r>
+      <w:r>
+        <w:br/>
+        <w:t>Diagnostyka automatu(</w:t>
+      </w:r>
+      <w:proofErr w:type="spellStart"/>
+      <w:r>
+        <w:t>nr_automatu</w:t>
+      </w:r>
+      <w:proofErr w:type="spellEnd"/>
+      <w:r>
+        <w:t>) - sprawdza stan techniczny automatu o podanym numerze.</w:t>
+      </w:r>
+      <w:r>
+        <w:br/>
+        <w:t>Naprawa urządzenia(</w:t>
+      </w:r>
+      <w:proofErr w:type="spellStart"/>
+      <w:r>
+        <w:t>nr_automatu</w:t>
+      </w:r>
+      <w:proofErr w:type="spellEnd"/>
+      <w:r>
+        <w:t xml:space="preserve">, </w:t>
+      </w:r>
+      <w:proofErr w:type="spellStart"/>
+      <w:r>
+        <w:t>typ_awarii</w:t>
+      </w:r>
+      <w:proofErr w:type="spellEnd"/>
+      <w:r>
+        <w:t>) - wykonuje naprawę automatu na podstawie rodzaju awarii.</w:t>
+      </w:r>
+    </w:p>
+    <w:p>
+      <w:r>
+        <w:rPr>
+          <w:b/>
+          <w:bCs/>
+        </w:rPr>
+        <w:t>System</w:t>
+      </w:r>
+      <w:r>
+        <w:rPr>
+          <w:b/>
+          <w:bCs/>
+        </w:rPr>
+        <w:t>:</w:t>
+      </w:r>
+      <w:r>
+        <w:br/>
+        <w:t>Zgłoszenie awarii(</w:t>
+      </w:r>
+      <w:proofErr w:type="spellStart"/>
+      <w:r>
+        <w:t>nr_automatu</w:t>
+      </w:r>
+      <w:proofErr w:type="spellEnd"/>
+      <w:r>
+        <w:t xml:space="preserve">, </w:t>
+      </w:r>
+      <w:proofErr w:type="spellStart"/>
+      <w:r>
+        <w:t>opis_awarii</w:t>
+      </w:r>
+      <w:proofErr w:type="spellEnd"/>
+      <w:r>
+        <w:t>) - odbiera od automatu informację o wystąpieniu awarii.</w:t>
+      </w:r>
+      <w:r>
+        <w:br/>
+        <w:t>Raport naprawy(</w:t>
+      </w:r>
+      <w:proofErr w:type="spellStart"/>
+      <w:r>
+        <w:t>nr_automatu</w:t>
+      </w:r>
+      <w:proofErr w:type="spellEnd"/>
+      <w:r>
+        <w:t xml:space="preserve">, </w:t>
+      </w:r>
+      <w:proofErr w:type="spellStart"/>
+      <w:r>
+        <w:t>status_naprawy</w:t>
+      </w:r>
+      <w:proofErr w:type="spellEnd"/>
+      <w:r>
+        <w:t xml:space="preserve">, </w:t>
+      </w:r>
+      <w:proofErr w:type="spellStart"/>
+      <w:r>
+        <w:t>opis_naprawy</w:t>
+      </w:r>
+      <w:proofErr w:type="spellEnd"/>
+      <w:r>
+        <w:t>) - odbiera raport po zakończonej naprawie automatu.</w:t>
+      </w:r>
+    </w:p>
+    <w:p>
+      <w:r>
+        <w:rPr>
+          <w:b/>
+          <w:bCs/>
+        </w:rPr>
+        <w:t>Administrator</w:t>
+      </w:r>
+      <w:r>
+        <w:rPr>
+          <w:b/>
+          <w:bCs/>
+        </w:rPr>
+        <w:t>:</w:t>
+      </w:r>
+      <w:r>
+        <w:br/>
+        <w:t>Powiadomienie o awarii(</w:t>
+      </w:r>
+      <w:proofErr w:type="spellStart"/>
+      <w:r>
+        <w:t>nr_automatu</w:t>
+      </w:r>
+      <w:proofErr w:type="spellEnd"/>
+      <w:r>
+        <w:t xml:space="preserve">, </w:t>
+      </w:r>
+      <w:proofErr w:type="spellStart"/>
+      <w:r>
+        <w:t>opis_awarii</w:t>
+      </w:r>
+      <w:proofErr w:type="spellEnd"/>
+      <w:r>
+        <w:t>) - wyświetla administratorowi informację o awarii automatu.</w:t>
+      </w:r>
+      <w:r>
+        <w:br/>
+        <w:t>Informacja o zakończeniu naprawy(</w:t>
+      </w:r>
+      <w:proofErr w:type="spellStart"/>
+      <w:r>
+        <w:t>nr_automatu</w:t>
+      </w:r>
+      <w:proofErr w:type="spellEnd"/>
+      <w:r>
+        <w:t xml:space="preserve">, </w:t>
+      </w:r>
+      <w:proofErr w:type="spellStart"/>
+      <w:r>
+        <w:t>status_naprawy</w:t>
+      </w:r>
+      <w:proofErr w:type="spellEnd"/>
+      <w:r>
+        <w:t>) - informuje administratora, że naprawa automatu została zakończona.</w:t>
+      </w:r>
+    </w:p>
+    <w:p>
+      <w:r>
+        <w:rPr>
+          <w:b/>
+          <w:bCs/>
+        </w:rPr>
+        <w:t>Robot naprawczy</w:t>
+      </w:r>
+      <w:r>
+        <w:rPr>
+          <w:b/>
+          <w:bCs/>
+        </w:rPr>
+        <w:t>:</w:t>
+      </w:r>
+      <w:r>
+        <w:br/>
+        <w:t>Wezwanie robota naprawczego(</w:t>
+      </w:r>
+      <w:proofErr w:type="spellStart"/>
+      <w:r>
+        <w:t>nr_automatu</w:t>
+      </w:r>
+      <w:proofErr w:type="spellEnd"/>
+      <w:r>
+        <w:t>, lokalizacja) - odbiera polecenie naprawy konkretnego automatu.</w:t>
+      </w:r>
+      <w:r>
+        <w:br/>
+        <w:t>Potwierdzenie działania(</w:t>
+      </w:r>
+      <w:proofErr w:type="spellStart"/>
+      <w:r>
+        <w:t>nr_automatu</w:t>
+      </w:r>
+      <w:proofErr w:type="spellEnd"/>
+      <w:r>
+        <w:t xml:space="preserve">, </w:t>
+      </w:r>
+      <w:proofErr w:type="spellStart"/>
+      <w:r>
+        <w:t>wynik_testu</w:t>
+      </w:r>
+      <w:proofErr w:type="spellEnd"/>
+      <w:r>
+        <w:t>) - odbiera informację, czy automat po naprawie działa poprawnie.</w:t>
+      </w:r>
+    </w:p>
+    <w:p/>
+    <w:p>
+      <w:r>
+        <w:rPr>
+          <w:noProof/>
+        </w:rPr>
+        <w:lastRenderedPageBreak/>
+        <w:drawing>
+          <wp:inline distT="0" distB="0" distL="0" distR="0" wp14:anchorId="33935AA7" wp14:editId="6C55E215">
+            <wp:extent cx="4518660" cy="4213860"/>
+            <wp:effectExtent l="0" t="0" r="0" b="0"/>
+            <wp:docPr id="3" name="image3.png"/>
+            <wp:cNvGraphicFramePr/>
+            <a:graphic xmlns:a="http://schemas.openxmlformats.org/drawingml/2006/main">
+              <a:graphicData uri="http://schemas.openxmlformats.org/drawingml/2006/picture">
+                <pic:pic xmlns:pic="http://schemas.openxmlformats.org/drawingml/2006/picture">
+                  <pic:nvPicPr>
+                    <pic:cNvPr id="0" name="image3.png"/>
+                    <pic:cNvPicPr preferRelativeResize="0"/>
+                  </pic:nvPicPr>
+                  <pic:blipFill>
+                    <a:blip r:embed="rId13"/>
+                    <a:srcRect/>
+                    <a:stretch>
+                      <a:fillRect/>
+                    </a:stretch>
+                  </pic:blipFill>
+                  <pic:spPr>
+                    <a:xfrm>
+                      <a:off x="0" y="0"/>
+                      <a:ext cx="4519226" cy="4214388"/>
+                    </a:xfrm>
+                    <a:prstGeom prst="rect">
+                      <a:avLst/>
+                    </a:prstGeom>
+                    <a:ln/>
+                  </pic:spPr>
+                </pic:pic>
+              </a:graphicData>
+            </a:graphic>
+          </wp:inline>
+        </w:drawing>
+      </w:r>
+    </w:p>
+    <w:p>
+      <w:pPr>
+        <w:rPr>
+          <w:b/>
+          <w:bCs/>
+          <w:sz w:val="20"/>
+          <w:szCs w:val="20"/>
+        </w:rPr>
+      </w:pPr>
+      <w:r>
+        <w:rPr>
+          <w:b/>
+          <w:bCs/>
+          <w:sz w:val="20"/>
+          <w:szCs w:val="20"/>
+        </w:rPr>
+        <w:t>Rys.6 Diagram interakcji rejestracji gracza</w:t>
+      </w:r>
+    </w:p>
+    <w:p>
+      <w:r>
+        <w:rPr>
+          <w:b/>
+          <w:bCs/>
+        </w:rPr>
+        <w:t>Gracz</w:t>
+      </w:r>
+      <w:r>
+        <w:rPr>
+          <w:b/>
+          <w:bCs/>
+        </w:rPr>
+        <w:t>:</w:t>
+      </w:r>
+      <w:r>
+        <w:br/>
+        <w:t>Wyświetlenie wyniku gry(</w:t>
+      </w:r>
+      <w:proofErr w:type="spellStart"/>
+      <w:r>
+        <w:t>wynik_gry</w:t>
+      </w:r>
+      <w:proofErr w:type="spellEnd"/>
+      <w:r>
+        <w:t>, saldo) - wyświetla graczowi wynik rozgrywki oraz aktualny stan portfela.</w:t>
+      </w:r>
+    </w:p>
+    <w:p>
+      <w:r>
+        <w:rPr>
+          <w:b/>
+          <w:bCs/>
+        </w:rPr>
+        <w:t>System</w:t>
+      </w:r>
+      <w:r>
+        <w:rPr>
+          <w:b/>
+          <w:bCs/>
+        </w:rPr>
+        <w:t>:</w:t>
+      </w:r>
+      <w:r>
+        <w:br/>
+        <w:t>Logowanie do systemu(login, hasło) - odbiera dane logowania gracza.</w:t>
+      </w:r>
+      <w:r>
+        <w:br/>
+        <w:t>Wybór gry przy stole(</w:t>
+      </w:r>
+      <w:proofErr w:type="spellStart"/>
+      <w:r>
+        <w:t>id_gry</w:t>
+      </w:r>
+      <w:proofErr w:type="spellEnd"/>
+      <w:r>
+        <w:t xml:space="preserve">, </w:t>
+      </w:r>
+      <w:proofErr w:type="spellStart"/>
+      <w:r>
+        <w:t>nr_stołu</w:t>
+      </w:r>
+      <w:proofErr w:type="spellEnd"/>
+      <w:r>
+        <w:t>) - odbiera informację o wybranej grze i stole.</w:t>
+      </w:r>
+      <w:r>
+        <w:br/>
+        <w:t>Utworzenie hologramu(</w:t>
+      </w:r>
+      <w:proofErr w:type="spellStart"/>
+      <w:r>
+        <w:t>id_gracza</w:t>
+      </w:r>
+      <w:proofErr w:type="spellEnd"/>
+      <w:r>
+        <w:t>) - odbiera informację, że hologram gracza został utworzony.</w:t>
+      </w:r>
+      <w:r>
+        <w:br/>
+        <w:t>Wynik gry(</w:t>
+      </w:r>
+      <w:proofErr w:type="spellStart"/>
+      <w:r>
+        <w:t>id_gracza</w:t>
+      </w:r>
+      <w:proofErr w:type="spellEnd"/>
+      <w:r>
+        <w:t xml:space="preserve">, </w:t>
+      </w:r>
+      <w:proofErr w:type="spellStart"/>
+      <w:r>
+        <w:t>wynik_gry</w:t>
+      </w:r>
+      <w:proofErr w:type="spellEnd"/>
+      <w:r>
+        <w:t>, kwota) - odbiera od krupiera wynik zakończonej rozgrywki.</w:t>
+      </w:r>
+    </w:p>
+    <w:p>
+      <w:r>
+        <w:rPr>
+          <w:b/>
+          <w:bCs/>
+        </w:rPr>
+        <w:t>Moduł hologramu</w:t>
+      </w:r>
+      <w:r>
+        <w:rPr>
+          <w:b/>
+          <w:bCs/>
+        </w:rPr>
+        <w:t>:</w:t>
+      </w:r>
+      <w:r>
+        <w:br/>
+        <w:t>Skanowanie ciała(</w:t>
+      </w:r>
+      <w:proofErr w:type="spellStart"/>
+      <w:r>
+        <w:t>id_gracza</w:t>
+      </w:r>
+      <w:proofErr w:type="spellEnd"/>
+      <w:r>
+        <w:t>) - wykonuje skan ciała gracza potrzebny do utworzenia hologramu.</w:t>
+      </w:r>
+    </w:p>
+    <w:p>
+      <w:r>
+        <w:rPr>
+          <w:b/>
+          <w:bCs/>
+        </w:rPr>
+        <w:t>Krupier</w:t>
+      </w:r>
+      <w:r>
+        <w:rPr>
+          <w:b/>
+          <w:bCs/>
+        </w:rPr>
+        <w:t>:</w:t>
+      </w:r>
+      <w:r>
+        <w:br/>
+        <w:t>Dodanie gracza do stołu(</w:t>
+      </w:r>
+      <w:proofErr w:type="spellStart"/>
+      <w:r>
+        <w:t>id_gracza</w:t>
+      </w:r>
+      <w:proofErr w:type="spellEnd"/>
+      <w:r>
+        <w:t xml:space="preserve">, </w:t>
+      </w:r>
+      <w:proofErr w:type="spellStart"/>
+      <w:r>
+        <w:t>nr_stołu</w:t>
+      </w:r>
+      <w:proofErr w:type="spellEnd"/>
+      <w:r>
+        <w:t>) - dodaje gracza do rozgrywki przy wybranym stole.</w:t>
+      </w:r>
+    </w:p>
+    <w:p>
+      <w:r>
+        <w:rPr>
+          <w:b/>
+          <w:bCs/>
+        </w:rPr>
+        <w:t>Portfel</w:t>
+      </w:r>
+      <w:r>
+        <w:rPr>
+          <w:b/>
+          <w:bCs/>
+        </w:rPr>
+        <w:t>:</w:t>
+      </w:r>
+      <w:r>
+        <w:br/>
+        <w:t>Pobranie zakładu(</w:t>
+      </w:r>
+      <w:proofErr w:type="spellStart"/>
+      <w:r>
+        <w:t>id_gracza</w:t>
+      </w:r>
+      <w:proofErr w:type="spellEnd"/>
+      <w:r>
+        <w:t xml:space="preserve">, </w:t>
+      </w:r>
+      <w:proofErr w:type="spellStart"/>
+      <w:r>
+        <w:t>kwota_zakładu</w:t>
+      </w:r>
+      <w:proofErr w:type="spellEnd"/>
+      <w:r>
+        <w:t xml:space="preserve">) - pobiera z portfela gracza środki potrzebne </w:t>
+      </w:r>
+      <w:r>
+        <w:lastRenderedPageBreak/>
+        <w:t>do rozpoczęcia gry.</w:t>
+      </w:r>
+      <w:r>
+        <w:br/>
+        <w:t>Dodanie wygranej(</w:t>
+      </w:r>
+      <w:proofErr w:type="spellStart"/>
+      <w:r>
+        <w:t>id_gracza</w:t>
+      </w:r>
+      <w:proofErr w:type="spellEnd"/>
+      <w:r>
+        <w:t xml:space="preserve">, </w:t>
+      </w:r>
+      <w:proofErr w:type="spellStart"/>
+      <w:r>
+        <w:t>kwota_wygranej</w:t>
+      </w:r>
+      <w:proofErr w:type="spellEnd"/>
+      <w:r>
+        <w:t>) - dodaje wygraną kwotę do salda gracza.</w:t>
+      </w:r>
+      <w:r>
+        <w:br/>
+        <w:t>Aktualizacja salda(</w:t>
+      </w:r>
+      <w:proofErr w:type="spellStart"/>
+      <w:r>
+        <w:t>id_gracza</w:t>
+      </w:r>
+      <w:proofErr w:type="spellEnd"/>
+      <w:r>
+        <w:t xml:space="preserve">, </w:t>
+      </w:r>
+      <w:proofErr w:type="spellStart"/>
+      <w:r>
+        <w:t>nowe_saldo</w:t>
+      </w:r>
+      <w:proofErr w:type="spellEnd"/>
+      <w:r>
+        <w:t>) - aktualizuje saldo gracza po zakończeniu rozgrywki.</w:t>
+      </w:r>
+    </w:p>
+    <w:p/>
+    <w:p>
+      <w:r>
+        <w:rPr>
+          <w:noProof/>
+        </w:rPr>
+        <w:drawing>
+          <wp:inline distT="0" distB="0" distL="0" distR="0" wp14:anchorId="04E77B2C" wp14:editId="63FA830E">
+            <wp:extent cx="5006340" cy="3291840"/>
+            <wp:effectExtent l="0" t="0" r="3810" b="3810"/>
+            <wp:docPr id="2" name="image2.png"/>
+            <wp:cNvGraphicFramePr/>
+            <a:graphic xmlns:a="http://schemas.openxmlformats.org/drawingml/2006/main">
+              <a:graphicData uri="http://schemas.openxmlformats.org/drawingml/2006/picture">
+                <pic:pic xmlns:pic="http://schemas.openxmlformats.org/drawingml/2006/picture">
+                  <pic:nvPicPr>
+                    <pic:cNvPr id="0" name="image2.png"/>
+                    <pic:cNvPicPr preferRelativeResize="0"/>
+                  </pic:nvPicPr>
+                  <pic:blipFill>
+                    <a:blip r:embed="rId14"/>
+                    <a:srcRect/>
+                    <a:stretch>
+                      <a:fillRect/>
+                    </a:stretch>
+                  </pic:blipFill>
+                  <pic:spPr>
+                    <a:xfrm>
+                      <a:off x="0" y="0"/>
+                      <a:ext cx="5006340" cy="3291840"/>
+                    </a:xfrm>
+                    <a:prstGeom prst="rect">
+                      <a:avLst/>
+                    </a:prstGeom>
+                    <a:ln/>
+                  </pic:spPr>
+                </pic:pic>
+              </a:graphicData>
+            </a:graphic>
+          </wp:inline>
+        </w:drawing>
+      </w:r>
+    </w:p>
+    <w:p>
+      <w:pPr>
+        <w:rPr>
+          <w:b/>
+          <w:bCs/>
+          <w:sz w:val="20"/>
+          <w:szCs w:val="20"/>
+        </w:rPr>
+      </w:pPr>
+      <w:r>
+        <w:rPr>
+          <w:b/>
+          <w:bCs/>
+          <w:sz w:val="20"/>
+          <w:szCs w:val="20"/>
+        </w:rPr>
+        <w:t>Rys.7 Diagram interakcji rozgrywki z hologramem</w:t>
+      </w:r>
+    </w:p>
+    <w:p>
+      <w:r>
+        <w:rPr>
+          <w:b/>
+          <w:bCs/>
+        </w:rPr>
+        <w:t>Gracz</w:t>
+      </w:r>
+      <w:r>
+        <w:rPr>
+          <w:b/>
+          <w:bCs/>
+        </w:rPr>
+        <w:t>:</w:t>
+      </w:r>
+      <w:r>
+        <w:br/>
+        <w:t>Potwierdzenie rejestracji(</w:t>
+      </w:r>
+      <w:proofErr w:type="spellStart"/>
+      <w:r>
+        <w:t>id_gracza</w:t>
+      </w:r>
+      <w:proofErr w:type="spellEnd"/>
+      <w:r>
+        <w:t>, login) - wyświetla graczowi informację o poprawnym zakończeniu rejestracji.</w:t>
+      </w:r>
+      <w:r>
+        <w:br/>
+        <w:t>Odrzucenie rejestracji(</w:t>
+      </w:r>
+      <w:proofErr w:type="spellStart"/>
+      <w:r>
+        <w:t>powód_odrzucenia</w:t>
+      </w:r>
+      <w:proofErr w:type="spellEnd"/>
+      <w:r>
+        <w:t>) - wyświetla graczowi informację, dlaczego rejestracja została odrzucona.</w:t>
+      </w:r>
+    </w:p>
+    <w:p>
+      <w:r>
+        <w:rPr>
+          <w:b/>
+          <w:bCs/>
+        </w:rPr>
+        <w:t>System</w:t>
+      </w:r>
+      <w:r>
+        <w:rPr>
+          <w:b/>
+          <w:bCs/>
+        </w:rPr>
+        <w:t>:</w:t>
+      </w:r>
+      <w:r>
+        <w:br/>
+        <w:t xml:space="preserve">Wprowadzenie danych rejestracyjnych(imię, nazwisko, wiek, gatunek, </w:t>
+      </w:r>
+      <w:proofErr w:type="spellStart"/>
+      <w:r>
+        <w:t>numer_dokumentu</w:t>
+      </w:r>
+      <w:proofErr w:type="spellEnd"/>
+      <w:r>
+        <w:t xml:space="preserve">, email, </w:t>
+      </w:r>
+      <w:proofErr w:type="spellStart"/>
+      <w:r>
+        <w:t>numer_telefonu</w:t>
+      </w:r>
+      <w:proofErr w:type="spellEnd"/>
+      <w:r>
+        <w:t>) - odbiera dane potrzebne do rejestracji gracza.</w:t>
+      </w:r>
+      <w:r>
+        <w:br/>
+        <w:t>Wynik weryfikacji(</w:t>
+      </w:r>
+      <w:proofErr w:type="spellStart"/>
+      <w:r>
+        <w:t>id_gracza</w:t>
+      </w:r>
+      <w:proofErr w:type="spellEnd"/>
+      <w:r>
+        <w:t xml:space="preserve">, </w:t>
+      </w:r>
+      <w:proofErr w:type="spellStart"/>
+      <w:r>
+        <w:t>status_weryfikacji</w:t>
+      </w:r>
+      <w:proofErr w:type="spellEnd"/>
+      <w:r>
+        <w:t>) - odbiera z bazy międzyplanetarnej informację, czy dane gracza są poprawne.</w:t>
+      </w:r>
+      <w:r>
+        <w:br/>
+        <w:t>Utworzenie konta(</w:t>
+      </w:r>
+      <w:proofErr w:type="spellStart"/>
+      <w:r>
+        <w:t>id_gracza</w:t>
+      </w:r>
+      <w:proofErr w:type="spellEnd"/>
+      <w:r>
+        <w:t>) - tworzy konto gracza po poprawnej weryfikacji danych.</w:t>
+      </w:r>
+      <w:r>
+        <w:br/>
+        <w:t>Portfel aktywny(</w:t>
+      </w:r>
+      <w:proofErr w:type="spellStart"/>
+      <w:r>
+        <w:t>id_gracza</w:t>
+      </w:r>
+      <w:proofErr w:type="spellEnd"/>
+      <w:r>
+        <w:t xml:space="preserve">, </w:t>
+      </w:r>
+      <w:proofErr w:type="spellStart"/>
+      <w:r>
+        <w:t>nr_portfela</w:t>
+      </w:r>
+      <w:proofErr w:type="spellEnd"/>
+      <w:r>
+        <w:t>) - odbiera informację, że portfel gracza został poprawnie utworzony i aktywowany.</w:t>
+      </w:r>
+    </w:p>
+    <w:p>
+      <w:r>
+        <w:rPr>
+          <w:b/>
+          <w:bCs/>
+        </w:rPr>
+        <w:t>Baza międzyplanetarna</w:t>
+      </w:r>
+      <w:r>
+        <w:rPr>
+          <w:b/>
+          <w:bCs/>
+        </w:rPr>
+        <w:t>:</w:t>
+      </w:r>
+      <w:r>
+        <w:br/>
+        <w:t>Weryfikacja wieku, gatunku i tożsamości(imię, nazwisko, wiek, gatunek) - sprawdza, czy dane gracza są poprawne</w:t>
+      </w:r>
+    </w:p>
+    <w:p>
+      <w:r>
+        <w:rPr>
+          <w:b/>
+          <w:bCs/>
+        </w:rPr>
+        <w:lastRenderedPageBreak/>
+        <w:t>Portfel</w:t>
+      </w:r>
+      <w:r>
+        <w:rPr>
+          <w:b/>
+          <w:bCs/>
+        </w:rPr>
+        <w:t>:</w:t>
+      </w:r>
+      <w:r>
+        <w:br/>
+        <w:t>Utworzenie portfela(</w:t>
+      </w:r>
+      <w:proofErr w:type="spellStart"/>
+      <w:r>
+        <w:t>id_gracza</w:t>
+      </w:r>
+      <w:proofErr w:type="spellEnd"/>
+      <w:r>
+        <w:t xml:space="preserve">, waluta, </w:t>
+      </w:r>
+      <w:proofErr w:type="spellStart"/>
+      <w:r>
+        <w:t>saldo_początkowe</w:t>
+      </w:r>
+      <w:proofErr w:type="spellEnd"/>
+      <w:r>
+        <w:t>) - tworzy portfel przypisany do nowego konta gracza.</w:t>
+      </w:r>
+    </w:p>
+    <w:p/>
+    <w:p>
+      <w:pPr>
+        <w:pStyle w:val="Akapitzlist"/>
+        <w:ind w:left="1080"/>
+        <w:jc w:val="both"/>
+      </w:pPr>
+    </w:p>
+    <w:p>
       <w:pPr>
         <w:pStyle w:val="Akapitzlist"/>
         <w:jc w:val="both"/>
@@ -2853,6 +4086,4068 @@
         </w:rPr>
         <w:t>Perspektywa projektowa</w:t>
       </w:r>
+      <w:r>
+        <w:rPr>
+          <w:noProof/>
+        </w:rPr>
+        <w:t xml:space="preserve"> </w:t>
+      </w:r>
+    </w:p>
+    <w:p>
+      <w:pPr>
+        <w:pStyle w:val="Akapitzlist"/>
+        <w:jc w:val="both"/>
+        <w:rPr>
+          <w:b/>
+          <w:bCs/>
+          <w:sz w:val="28"/>
+          <w:szCs w:val="28"/>
+        </w:rPr>
+      </w:pPr>
+      <w:r>
+        <w:rPr>
+          <w:b/>
+          <w:bCs/>
+          <w:noProof/>
+          <w:sz w:val="28"/>
+          <w:szCs w:val="28"/>
+        </w:rPr>
+        <w:drawing>
+          <wp:inline distT="0" distB="0" distL="0" distR="0" wp14:anchorId="782BF590" wp14:editId="49789883">
+            <wp:extent cx="5684520" cy="2525395"/>
+            <wp:effectExtent l="0" t="0" r="0" b="8255"/>
+            <wp:docPr id="321207617" name="Obraz 1"/>
+            <wp:cNvGraphicFramePr>
+              <a:graphicFrameLocks xmlns:a="http://schemas.openxmlformats.org/drawingml/2006/main" noChangeAspect="1"/>
+            </wp:cNvGraphicFramePr>
+            <a:graphic xmlns:a="http://schemas.openxmlformats.org/drawingml/2006/main">
+              <a:graphicData uri="http://schemas.openxmlformats.org/drawingml/2006/picture">
+                <pic:pic xmlns:pic="http://schemas.openxmlformats.org/drawingml/2006/picture">
+                  <pic:nvPicPr>
+                    <pic:cNvPr id="321207617" name=""/>
+                    <pic:cNvPicPr/>
+                  </pic:nvPicPr>
+                  <pic:blipFill>
+                    <a:blip r:embed="rId15"/>
+                    <a:stretch>
+                      <a:fillRect/>
+                    </a:stretch>
+                  </pic:blipFill>
+                  <pic:spPr>
+                    <a:xfrm>
+                      <a:off x="0" y="0"/>
+                      <a:ext cx="5711832" cy="2537529"/>
+                    </a:xfrm>
+                    <a:prstGeom prst="rect">
+                      <a:avLst/>
+                    </a:prstGeom>
+                  </pic:spPr>
+                </pic:pic>
+              </a:graphicData>
+            </a:graphic>
+          </wp:inline>
+        </w:drawing>
+      </w:r>
+      <w:r>
+        <w:rPr>
+          <w:b/>
+          <w:bCs/>
+          <w:noProof/>
+          <w:sz w:val="28"/>
+          <w:szCs w:val="28"/>
+        </w:rPr>
+        <w:drawing>
+          <wp:inline distT="0" distB="0" distL="0" distR="0" wp14:anchorId="348504A1" wp14:editId="1C44A791">
+            <wp:extent cx="5760720" cy="2488563"/>
+            <wp:effectExtent l="0" t="0" r="0" b="7620"/>
+            <wp:docPr id="1321654079" name="Obraz 1"/>
+            <wp:cNvGraphicFramePr>
+              <a:graphicFrameLocks xmlns:a="http://schemas.openxmlformats.org/drawingml/2006/main" noChangeAspect="1"/>
+            </wp:cNvGraphicFramePr>
+            <a:graphic xmlns:a="http://schemas.openxmlformats.org/drawingml/2006/main">
+              <a:graphicData uri="http://schemas.openxmlformats.org/drawingml/2006/picture">
+                <pic:pic xmlns:pic="http://schemas.openxmlformats.org/drawingml/2006/picture">
+                  <pic:nvPicPr>
+                    <pic:cNvPr id="1321654079" name=""/>
+                    <pic:cNvPicPr/>
+                  </pic:nvPicPr>
+                  <pic:blipFill>
+                    <a:blip r:embed="rId16">
+                      <a:extLst>
+                        <a:ext uri="{28A0092B-C50C-407E-A947-70E740481C1C}">
+                          <a14:useLocalDpi xmlns:a14="http://schemas.microsoft.com/office/drawing/2010/main" val="0"/>
+                        </a:ext>
+                      </a:extLst>
+                    </a:blip>
+                    <a:stretch>
+                      <a:fillRect/>
+                    </a:stretch>
+                  </pic:blipFill>
+                  <pic:spPr>
+                    <a:xfrm>
+                      <a:off x="0" y="0"/>
+                      <a:ext cx="5760720" cy="2488563"/>
+                    </a:xfrm>
+                    <a:prstGeom prst="rect">
+                      <a:avLst/>
+                    </a:prstGeom>
+                  </pic:spPr>
+                </pic:pic>
+              </a:graphicData>
+            </a:graphic>
+          </wp:inline>
+        </w:drawing>
+      </w:r>
+      <w:r>
+        <w:rPr>
+          <w:b/>
+          <w:bCs/>
+          <w:sz w:val="28"/>
+          <w:szCs w:val="28"/>
+        </w:rPr>
+        <w:t xml:space="preserve">Rys.8 TUBEDZIE proponowana </w:t>
+      </w:r>
+      <w:proofErr w:type="spellStart"/>
+      <w:r>
+        <w:rPr>
+          <w:b/>
+          <w:bCs/>
+          <w:sz w:val="28"/>
+          <w:szCs w:val="28"/>
+        </w:rPr>
+        <w:t>archit</w:t>
+      </w:r>
+      <w:proofErr w:type="spellEnd"/>
+      <w:r>
+        <w:rPr>
+          <w:b/>
+          <w:bCs/>
+          <w:sz w:val="28"/>
+          <w:szCs w:val="28"/>
+        </w:rPr>
+        <w:t xml:space="preserve"> </w:t>
+      </w:r>
+      <w:proofErr w:type="spellStart"/>
+      <w:r>
+        <w:rPr>
+          <w:b/>
+          <w:bCs/>
+          <w:sz w:val="28"/>
+          <w:szCs w:val="28"/>
+        </w:rPr>
+        <w:t>sys</w:t>
+      </w:r>
+      <w:proofErr w:type="spellEnd"/>
+      <w:r>
+        <w:rPr>
+          <w:b/>
+          <w:bCs/>
+          <w:sz w:val="28"/>
+          <w:szCs w:val="28"/>
+        </w:rPr>
+        <w:t xml:space="preserve"> </w:t>
+      </w:r>
+      <w:proofErr w:type="spellStart"/>
+      <w:r>
+        <w:rPr>
+          <w:b/>
+          <w:bCs/>
+          <w:sz w:val="28"/>
+          <w:szCs w:val="28"/>
+        </w:rPr>
+        <w:t>diag</w:t>
+      </w:r>
+      <w:proofErr w:type="spellEnd"/>
+      <w:r>
+        <w:rPr>
+          <w:b/>
+          <w:bCs/>
+          <w:sz w:val="28"/>
+          <w:szCs w:val="28"/>
+        </w:rPr>
+        <w:t xml:space="preserve"> </w:t>
+      </w:r>
+      <w:proofErr w:type="spellStart"/>
+      <w:r>
+        <w:rPr>
+          <w:b/>
+          <w:bCs/>
+          <w:sz w:val="28"/>
+          <w:szCs w:val="28"/>
+        </w:rPr>
+        <w:t>pakietow+opis</w:t>
+      </w:r>
+      <w:proofErr w:type="spellEnd"/>
+    </w:p>
+    <w:p>
+      <w:pPr>
+        <w:pStyle w:val="Akapitzlist"/>
+        <w:jc w:val="both"/>
+        <w:rPr>
+          <w:b/>
+          <w:bCs/>
+          <w:sz w:val="28"/>
+          <w:szCs w:val="28"/>
+        </w:rPr>
+      </w:pPr>
+    </w:p>
+    <w:p>
+      <w:pPr>
+        <w:pStyle w:val="Akapitzlist"/>
+        <w:numPr>
+          <w:ilvl w:val="0"/>
+          <w:numId w:val="10"/>
+        </w:numPr>
+        <w:jc w:val="both"/>
+      </w:pPr>
+      <w:r>
+        <w:t>Diagram klas</w:t>
+      </w:r>
+    </w:p>
+    <w:p>
+      <w:pPr>
+        <w:jc w:val="both"/>
+      </w:pPr>
+      <w:r>
+        <w:rPr>
+          <w:noProof/>
+        </w:rPr>
+        <w:lastRenderedPageBreak/>
+        <w:drawing>
+          <wp:inline distT="0" distB="0" distL="0" distR="0" wp14:anchorId="2A5375AE" wp14:editId="45867431">
+            <wp:extent cx="6461760" cy="7102808"/>
+            <wp:effectExtent l="0" t="0" r="0" b="3175"/>
+            <wp:docPr id="1929579060" name="Obraz 1"/>
+            <wp:cNvGraphicFramePr>
+              <a:graphicFrameLocks xmlns:a="http://schemas.openxmlformats.org/drawingml/2006/main" noChangeAspect="1"/>
+            </wp:cNvGraphicFramePr>
+            <a:graphic xmlns:a="http://schemas.openxmlformats.org/drawingml/2006/main">
+              <a:graphicData uri="http://schemas.openxmlformats.org/drawingml/2006/picture">
+                <pic:pic xmlns:pic="http://schemas.openxmlformats.org/drawingml/2006/picture">
+                  <pic:nvPicPr>
+                    <pic:cNvPr id="0" name="Picture 11"/>
+                    <pic:cNvPicPr>
+                      <a:picLocks noChangeAspect="1" noChangeArrowheads="1"/>
+                    </pic:cNvPicPr>
+                  </pic:nvPicPr>
+                  <pic:blipFill>
+                    <a:blip r:embed="rId17" cstate="print">
+                      <a:extLst>
+                        <a:ext uri="{28A0092B-C50C-407E-A947-70E740481C1C}">
+                          <a14:useLocalDpi xmlns:a14="http://schemas.microsoft.com/office/drawing/2010/main" val="0"/>
+                        </a:ext>
+                      </a:extLst>
+                    </a:blip>
+                    <a:srcRect/>
+                    <a:stretch>
+                      <a:fillRect/>
+                    </a:stretch>
+                  </pic:blipFill>
+                  <pic:spPr bwMode="auto">
+                    <a:xfrm>
+                      <a:off x="0" y="0"/>
+                      <a:ext cx="6469773" cy="7111616"/>
+                    </a:xfrm>
+                    <a:prstGeom prst="rect">
+                      <a:avLst/>
+                    </a:prstGeom>
+                    <a:noFill/>
+                    <a:ln>
+                      <a:noFill/>
+                    </a:ln>
+                  </pic:spPr>
+                </pic:pic>
+              </a:graphicData>
+            </a:graphic>
+          </wp:inline>
+        </w:drawing>
+      </w:r>
+      <w:r>
+        <w:rPr>
+          <w:b/>
+          <w:bCs/>
+          <w:sz w:val="20"/>
+          <w:szCs w:val="20"/>
+        </w:rPr>
+        <w:t>Rys.9 Diagram klas kasyna „</w:t>
+      </w:r>
+      <w:proofErr w:type="spellStart"/>
+      <w:r>
+        <w:rPr>
+          <w:b/>
+          <w:bCs/>
+          <w:sz w:val="20"/>
+          <w:szCs w:val="20"/>
+        </w:rPr>
+        <w:t>Royal</w:t>
+      </w:r>
+      <w:proofErr w:type="spellEnd"/>
+      <w:r>
+        <w:rPr>
+          <w:b/>
+          <w:bCs/>
+          <w:sz w:val="20"/>
+          <w:szCs w:val="20"/>
+        </w:rPr>
+        <w:t xml:space="preserve"> Mars”</w:t>
+      </w:r>
+    </w:p>
+    <w:p>
+      <w:pPr>
+        <w:pStyle w:val="Akapitzlist"/>
+        <w:numPr>
+          <w:ilvl w:val="0"/>
+          <w:numId w:val="10"/>
+        </w:numPr>
+        <w:jc w:val="both"/>
+      </w:pPr>
+      <w:r>
+        <w:t>Uporządkowany alfabetycznie wykaz wszystkich klas</w:t>
+      </w:r>
+    </w:p>
+    <w:p>
+      <w:r>
+        <w:tab/>
+      </w:r>
+      <w:r>
+        <w:rPr>
+          <w:b/>
+          <w:bCs/>
+        </w:rPr>
+        <w:t>Administrator</w:t>
+      </w:r>
+    </w:p>
+    <w:p>
+      <w:r>
+        <w:t>Opis: Klasa reprezentuje osobę odpowiedzialną za zarządzanie systemem kasyna. Administrator może zarządzać pracownikami, układać grafik pracy, monitorować automaty oraz generować statystyki.</w:t>
+      </w:r>
+    </w:p>
+    <w:p>
+      <w:r>
+        <w:lastRenderedPageBreak/>
+        <w:t>Atrybuty:</w:t>
+      </w:r>
+    </w:p>
+    <w:p>
+      <w:r>
+        <w:t xml:space="preserve">• </w:t>
+      </w:r>
+      <w:proofErr w:type="spellStart"/>
+      <w:r>
+        <w:t>poziomUprawnien</w:t>
+      </w:r>
+      <w:proofErr w:type="spellEnd"/>
+      <w:r>
+        <w:t>: String - określa zakres dostępu administratora do funkcji systemu.</w:t>
+      </w:r>
+    </w:p>
+    <w:p>
+      <w:r>
+        <w:t>Metody:</w:t>
+      </w:r>
+    </w:p>
+    <w:p>
+      <w:r>
+        <w:t xml:space="preserve">• </w:t>
+      </w:r>
+      <w:proofErr w:type="spellStart"/>
+      <w:r>
+        <w:t>zarzadzajPracownikami</w:t>
+      </w:r>
+      <w:proofErr w:type="spellEnd"/>
+      <w:r>
+        <w:t>() - umożliwia zarządzanie pracownikami kasyna.</w:t>
+      </w:r>
+    </w:p>
+    <w:p>
+      <w:r>
+        <w:t xml:space="preserve">• </w:t>
+      </w:r>
+      <w:proofErr w:type="spellStart"/>
+      <w:r>
+        <w:t>ulozGrafik</w:t>
+      </w:r>
+      <w:proofErr w:type="spellEnd"/>
+      <w:r>
+        <w:t>() - pozwala przygotować grafik pracy pracowników.</w:t>
+      </w:r>
+    </w:p>
+    <w:p>
+      <w:r>
+        <w:t xml:space="preserve">• </w:t>
+      </w:r>
+      <w:proofErr w:type="spellStart"/>
+      <w:r>
+        <w:t>monitorujAutomaty</w:t>
+      </w:r>
+      <w:proofErr w:type="spellEnd"/>
+      <w:r>
+        <w:t>() - umożliwia kontrolowanie stanu automatów do gry.</w:t>
+      </w:r>
+    </w:p>
+    <w:p>
+      <w:r>
+        <w:t xml:space="preserve">• </w:t>
+      </w:r>
+      <w:proofErr w:type="spellStart"/>
+      <w:r>
+        <w:t>generujStatystyki</w:t>
+      </w:r>
+      <w:proofErr w:type="spellEnd"/>
+      <w:r>
+        <w:t>() - pozwala utworzyć statystyki działania kasyna.</w:t>
+      </w:r>
+    </w:p>
+    <w:p>
+      <w:pPr>
+        <w:rPr>
+          <w:b/>
+          <w:bCs/>
+        </w:rPr>
+      </w:pPr>
+      <w:r>
+        <w:rPr>
+          <w:b/>
+          <w:bCs/>
+        </w:rPr>
+        <w:t>Automat</w:t>
+      </w:r>
+    </w:p>
+    <w:p>
+      <w:r>
+        <w:t>Opis: Klasa reprezentuje automat do gry znajdujący się w kasynie. Automat może uruchamiać grę, zgłaszać awarię oraz informować o swoim stanie.</w:t>
+      </w:r>
+    </w:p>
+    <w:p>
+      <w:r>
+        <w:t>Atrybuty:</w:t>
+      </w:r>
+    </w:p>
+    <w:p>
+      <w:r>
+        <w:t xml:space="preserve">• </w:t>
+      </w:r>
+      <w:proofErr w:type="spellStart"/>
+      <w:r>
+        <w:t>idAutomatu</w:t>
+      </w:r>
+      <w:proofErr w:type="spellEnd"/>
+      <w:r>
+        <w:t xml:space="preserve">: </w:t>
+      </w:r>
+      <w:proofErr w:type="spellStart"/>
+      <w:r>
+        <w:t>int</w:t>
+      </w:r>
+      <w:proofErr w:type="spellEnd"/>
+      <w:r>
+        <w:t xml:space="preserve"> - unikalny identyfikator automatu.</w:t>
+      </w:r>
+    </w:p>
+    <w:p>
+      <w:r>
+        <w:t xml:space="preserve">• </w:t>
+      </w:r>
+      <w:proofErr w:type="spellStart"/>
+      <w:r>
+        <w:t>nazwaAutomatu</w:t>
+      </w:r>
+      <w:proofErr w:type="spellEnd"/>
+      <w:r>
+        <w:t>: String - nazwa automatu.</w:t>
+      </w:r>
+    </w:p>
+    <w:p>
+      <w:r>
+        <w:t xml:space="preserve">• </w:t>
+      </w:r>
+      <w:proofErr w:type="spellStart"/>
+      <w:r>
+        <w:t>statusAutomatu</w:t>
+      </w:r>
+      <w:proofErr w:type="spellEnd"/>
+      <w:r>
+        <w:t>: String - informacja o aktualnym stanie automatu, np. działa, zajęty, zepsuty.</w:t>
+      </w:r>
+    </w:p>
+    <w:p>
+      <w:r>
+        <w:t>• lokalizacja: String - miejsce, w którym znajduje się automat.</w:t>
+      </w:r>
+    </w:p>
+    <w:p>
+      <w:r>
+        <w:t>Metody:</w:t>
+      </w:r>
+    </w:p>
+    <w:p>
+      <w:r>
+        <w:t xml:space="preserve">• </w:t>
+      </w:r>
+      <w:proofErr w:type="spellStart"/>
+      <w:r>
+        <w:t>sprawdzStan</w:t>
+      </w:r>
+      <w:proofErr w:type="spellEnd"/>
+      <w:r>
+        <w:t>() - sprawdza aktualny stan automatu.</w:t>
+      </w:r>
+    </w:p>
+    <w:p>
+      <w:r>
+        <w:t xml:space="preserve">• </w:t>
+      </w:r>
+      <w:proofErr w:type="spellStart"/>
+      <w:r>
+        <w:t>zglosAwarie</w:t>
+      </w:r>
+      <w:proofErr w:type="spellEnd"/>
+      <w:r>
+        <w:t>() -  zgłasza awarię automatu.</w:t>
+      </w:r>
+    </w:p>
+    <w:p>
+      <w:r>
+        <w:t xml:space="preserve">• </w:t>
+      </w:r>
+      <w:proofErr w:type="spellStart"/>
+      <w:r>
+        <w:t>uruchomGre</w:t>
+      </w:r>
+      <w:proofErr w:type="spellEnd"/>
+      <w:r>
+        <w:t>() - rozpoczyna grę na automacie.</w:t>
+      </w:r>
+    </w:p>
+    <w:p>
+      <w:pPr>
+        <w:rPr>
+          <w:b/>
+          <w:bCs/>
+        </w:rPr>
+      </w:pPr>
+      <w:r>
+        <w:rPr>
+          <w:b/>
+          <w:bCs/>
+        </w:rPr>
+        <w:t>Awaria</w:t>
+      </w:r>
+    </w:p>
+    <w:p>
+      <w:r>
+        <w:t>Opis: Klasa reprezentuje awarię automatu lub innego elementu systemu. Zawiera informacje o opisie problemu, dacie wykrycia i statusie naprawy.</w:t>
+      </w:r>
+    </w:p>
+    <w:p>
+      <w:r>
+        <w:t>Atrybuty:</w:t>
+      </w:r>
+    </w:p>
+    <w:p>
+      <w:r>
+        <w:t xml:space="preserve">• </w:t>
+      </w:r>
+      <w:proofErr w:type="spellStart"/>
+      <w:r>
+        <w:t>idAwarii</w:t>
+      </w:r>
+      <w:proofErr w:type="spellEnd"/>
+      <w:r>
+        <w:t xml:space="preserve">: </w:t>
+      </w:r>
+      <w:proofErr w:type="spellStart"/>
+      <w:r>
+        <w:t>int</w:t>
+      </w:r>
+      <w:proofErr w:type="spellEnd"/>
+      <w:r>
+        <w:t xml:space="preserve"> - unikalny identyfikator awarii.</w:t>
+      </w:r>
+    </w:p>
+    <w:p>
+      <w:r>
+        <w:t>• opis: String - opis problemu.</w:t>
+      </w:r>
+    </w:p>
+    <w:p>
+      <w:r>
+        <w:t xml:space="preserve">• </w:t>
+      </w:r>
+      <w:proofErr w:type="spellStart"/>
+      <w:r>
+        <w:t>dataWykrycia</w:t>
+      </w:r>
+      <w:proofErr w:type="spellEnd"/>
+      <w:r>
+        <w:t xml:space="preserve">: </w:t>
+      </w:r>
+      <w:proofErr w:type="spellStart"/>
+      <w:r>
+        <w:t>Date</w:t>
+      </w:r>
+      <w:proofErr w:type="spellEnd"/>
+      <w:r>
+        <w:t xml:space="preserve"> - data wykrycia awarii.</w:t>
+      </w:r>
+    </w:p>
+    <w:p>
+      <w:r>
+        <w:t xml:space="preserve">• </w:t>
+      </w:r>
+      <w:proofErr w:type="spellStart"/>
+      <w:r>
+        <w:t>statusAwarii</w:t>
+      </w:r>
+      <w:proofErr w:type="spellEnd"/>
+      <w:r>
+        <w:t>: String - aktualny status awarii, np. zgłoszona, w trakcie naprawy, naprawiona.</w:t>
+      </w:r>
+    </w:p>
+    <w:p>
+      <w:r>
+        <w:lastRenderedPageBreak/>
+        <w:t>Metody:</w:t>
+      </w:r>
+    </w:p>
+    <w:p>
+      <w:r>
+        <w:t xml:space="preserve">• </w:t>
+      </w:r>
+      <w:proofErr w:type="spellStart"/>
+      <w:r>
+        <w:t>zarejestrujAwarie</w:t>
+      </w:r>
+      <w:proofErr w:type="spellEnd"/>
+      <w:r>
+        <w:t>() - zapisuje nową awarię w systemie.</w:t>
+      </w:r>
+    </w:p>
+    <w:p>
+      <w:r>
+        <w:t xml:space="preserve">• </w:t>
+      </w:r>
+      <w:proofErr w:type="spellStart"/>
+      <w:r>
+        <w:t>oznaczJakoNaprawiona</w:t>
+      </w:r>
+      <w:proofErr w:type="spellEnd"/>
+      <w:r>
+        <w:t>() - zmienia status awarii na naprawioną.</w:t>
+      </w:r>
+    </w:p>
+    <w:p>
+      <w:pPr>
+        <w:rPr>
+          <w:b/>
+          <w:bCs/>
+        </w:rPr>
+      </w:pPr>
+      <w:r>
+        <w:rPr>
+          <w:b/>
+          <w:bCs/>
+        </w:rPr>
+        <w:t>Gra</w:t>
+      </w:r>
+    </w:p>
+    <w:p>
+      <w:r>
+        <w:t>Opis: Klasa reprezentuje grę dostępną w kasynie. Gra może odbywać się zdalnie, przy stole albo na automacie.</w:t>
+      </w:r>
+    </w:p>
+    <w:p>
+      <w:r>
+        <w:t>Atrybuty:</w:t>
+      </w:r>
+    </w:p>
+    <w:p>
+      <w:r>
+        <w:t xml:space="preserve">• </w:t>
+      </w:r>
+      <w:proofErr w:type="spellStart"/>
+      <w:r>
+        <w:t>idGry</w:t>
+      </w:r>
+      <w:proofErr w:type="spellEnd"/>
+      <w:r>
+        <w:t xml:space="preserve">: </w:t>
+      </w:r>
+      <w:proofErr w:type="spellStart"/>
+      <w:r>
+        <w:t>int</w:t>
+      </w:r>
+      <w:proofErr w:type="spellEnd"/>
+      <w:r>
+        <w:t xml:space="preserve"> - unikalny identyfikator gry.</w:t>
+      </w:r>
+    </w:p>
+    <w:p>
+      <w:r>
+        <w:t>• nazwa: String - nazwa gry.</w:t>
+      </w:r>
+    </w:p>
+    <w:p>
+      <w:r>
+        <w:t xml:space="preserve">• </w:t>
+      </w:r>
+      <w:proofErr w:type="spellStart"/>
+      <w:r>
+        <w:t>typGry</w:t>
+      </w:r>
+      <w:proofErr w:type="spellEnd"/>
+      <w:r>
+        <w:t>: String - określa rodzaj gry, np. zdalna, przy stole lub automat.</w:t>
+      </w:r>
+    </w:p>
+    <w:p>
+      <w:r>
+        <w:t xml:space="preserve">• </w:t>
+      </w:r>
+      <w:proofErr w:type="spellStart"/>
+      <w:r>
+        <w:t>minimalnyZaklad</w:t>
+      </w:r>
+      <w:proofErr w:type="spellEnd"/>
+      <w:r>
+        <w:t xml:space="preserve">: </w:t>
+      </w:r>
+      <w:proofErr w:type="spellStart"/>
+      <w:r>
+        <w:t>double</w:t>
+      </w:r>
+      <w:proofErr w:type="spellEnd"/>
+      <w:r>
+        <w:t xml:space="preserve"> - minimalna kwota, jaką gracz musi postawić, aby rozpocząć grę.</w:t>
+      </w:r>
+    </w:p>
+    <w:p>
+      <w:r>
+        <w:t>Metody:</w:t>
+      </w:r>
+    </w:p>
+    <w:p>
+      <w:r>
+        <w:t xml:space="preserve">• </w:t>
+      </w:r>
+      <w:proofErr w:type="spellStart"/>
+      <w:r>
+        <w:t>rozpocznijGre</w:t>
+      </w:r>
+      <w:proofErr w:type="spellEnd"/>
+      <w:r>
+        <w:t>() - rozpoczyna rozgrywkę.</w:t>
+      </w:r>
+    </w:p>
+    <w:p>
+      <w:r>
+        <w:t xml:space="preserve">• </w:t>
+      </w:r>
+      <w:proofErr w:type="spellStart"/>
+      <w:r>
+        <w:t>zakonczGre</w:t>
+      </w:r>
+      <w:proofErr w:type="spellEnd"/>
+      <w:r>
+        <w:t>() - kończy rozgrywkę.</w:t>
+      </w:r>
+    </w:p>
+    <w:p>
+      <w:r>
+        <w:t xml:space="preserve">• </w:t>
+      </w:r>
+      <w:proofErr w:type="spellStart"/>
+      <w:r>
+        <w:t>rozliczWynik</w:t>
+      </w:r>
+      <w:proofErr w:type="spellEnd"/>
+      <w:r>
+        <w:t>() - oblicza wynik gry i przekazuje go do rozliczenia.</w:t>
+      </w:r>
+    </w:p>
+    <w:p>
+      <w:pPr>
+        <w:rPr>
+          <w:b/>
+          <w:bCs/>
+        </w:rPr>
+      </w:pPr>
+      <w:r>
+        <w:rPr>
+          <w:b/>
+          <w:bCs/>
+        </w:rPr>
+        <w:t>Gracz</w:t>
+      </w:r>
+    </w:p>
+    <w:p>
+      <w:r>
+        <w:t>Opis: Klasa reprezentuje użytkownika korzystającego z kasyna. Gracz może założyć konto, zalogować się, przeglądać gry, dołączać do stołów, rezerwować VIP oraz tworzyć hologram.</w:t>
+      </w:r>
+    </w:p>
+    <w:p>
+      <w:r>
+        <w:t>Atrybuty:</w:t>
+      </w:r>
+    </w:p>
+    <w:p>
+      <w:r>
+        <w:t xml:space="preserve">• </w:t>
+      </w:r>
+      <w:proofErr w:type="spellStart"/>
+      <w:r>
+        <w:t>idGracza</w:t>
+      </w:r>
+      <w:proofErr w:type="spellEnd"/>
+      <w:r>
+        <w:t xml:space="preserve">: </w:t>
+      </w:r>
+      <w:proofErr w:type="spellStart"/>
+      <w:r>
+        <w:t>int</w:t>
+      </w:r>
+      <w:proofErr w:type="spellEnd"/>
+      <w:r>
+        <w:t xml:space="preserve"> - unikalny identyfikator gracza.</w:t>
+      </w:r>
+    </w:p>
+    <w:p>
+      <w:r>
+        <w:t xml:space="preserve">• </w:t>
+      </w:r>
+      <w:proofErr w:type="spellStart"/>
+      <w:r>
+        <w:t>imie</w:t>
+      </w:r>
+      <w:proofErr w:type="spellEnd"/>
+      <w:r>
+        <w:t>: String - imię gracza.</w:t>
+      </w:r>
+    </w:p>
+    <w:p>
+      <w:r>
+        <w:t xml:space="preserve">• wiek: </w:t>
+      </w:r>
+      <w:proofErr w:type="spellStart"/>
+      <w:r>
+        <w:t>int</w:t>
+      </w:r>
+      <w:proofErr w:type="spellEnd"/>
+      <w:r>
+        <w:t xml:space="preserve"> - wiek gracza.</w:t>
+      </w:r>
+    </w:p>
+    <w:p>
+      <w:r>
+        <w:t>• gatunek: String - gatunek gracza.</w:t>
+      </w:r>
+    </w:p>
+    <w:p>
+      <w:r>
+        <w:t xml:space="preserve">• </w:t>
+      </w:r>
+      <w:proofErr w:type="spellStart"/>
+      <w:r>
+        <w:t>planetaPochodzenia</w:t>
+      </w:r>
+      <w:proofErr w:type="spellEnd"/>
+      <w:r>
+        <w:t>: String - planeta, z której pochodzi gracz.</w:t>
+      </w:r>
+    </w:p>
+    <w:p>
+      <w:r>
+        <w:t>Metody:</w:t>
+      </w:r>
+    </w:p>
+    <w:p>
+      <w:r>
+        <w:t>• zarejestruj() - pozwala graczowi założyć konto.</w:t>
+      </w:r>
+    </w:p>
+    <w:p>
+      <w:r>
+        <w:t>• zaloguj() - umożliwia zalogowanie się do systemu.</w:t>
+      </w:r>
+    </w:p>
+    <w:p>
+      <w:r>
+        <w:lastRenderedPageBreak/>
+        <w:t xml:space="preserve">• </w:t>
+      </w:r>
+      <w:proofErr w:type="spellStart"/>
+      <w:r>
+        <w:t>przegladajGry</w:t>
+      </w:r>
+      <w:proofErr w:type="spellEnd"/>
+      <w:r>
+        <w:t>() - pozwala zobaczyć dostępne gry.</w:t>
+      </w:r>
+    </w:p>
+    <w:p>
+      <w:r>
+        <w:t xml:space="preserve">• </w:t>
+      </w:r>
+      <w:proofErr w:type="spellStart"/>
+      <w:r>
+        <w:t>dolaczDoStolu</w:t>
+      </w:r>
+      <w:proofErr w:type="spellEnd"/>
+      <w:r>
+        <w:t>() - umożliwia dołączenie do gry przy stole.</w:t>
+      </w:r>
+    </w:p>
+    <w:p>
+      <w:r>
+        <w:t xml:space="preserve">• </w:t>
+      </w:r>
+      <w:proofErr w:type="spellStart"/>
+      <w:r>
+        <w:t>zarezerwujVIP</w:t>
+      </w:r>
+      <w:proofErr w:type="spellEnd"/>
+      <w:r>
+        <w:t>() - pozwala zarezerwować miejsce w strefie VIP.</w:t>
+      </w:r>
+    </w:p>
+    <w:p>
+      <w:r>
+        <w:t xml:space="preserve">• </w:t>
+      </w:r>
+      <w:proofErr w:type="spellStart"/>
+      <w:r>
+        <w:t>utworzHologram</w:t>
+      </w:r>
+      <w:proofErr w:type="spellEnd"/>
+      <w:r>
+        <w:t>() - rozpoczyna proces tworzenia hologramu gracza.</w:t>
+      </w:r>
+    </w:p>
+    <w:p>
+      <w:pPr>
+        <w:rPr>
+          <w:b/>
+          <w:bCs/>
+        </w:rPr>
+      </w:pPr>
+      <w:r>
+        <w:rPr>
+          <w:b/>
+          <w:bCs/>
+        </w:rPr>
+        <w:t>Hologram</w:t>
+      </w:r>
+    </w:p>
+    <w:p>
+      <w:r>
+        <w:t>Opis: Klasa reprezentuje hologram gracza zdalnego. Hologram pozwala graczowi uczestniczyć w grach przy stole bez fizycznej obecności w kasynie.</w:t>
+      </w:r>
+    </w:p>
+    <w:p>
+      <w:r>
+        <w:t>Atrybuty:</w:t>
+      </w:r>
+    </w:p>
+    <w:p>
+      <w:r>
+        <w:t xml:space="preserve">• </w:t>
+      </w:r>
+      <w:proofErr w:type="spellStart"/>
+      <w:r>
+        <w:t>idHologramu</w:t>
+      </w:r>
+      <w:proofErr w:type="spellEnd"/>
+      <w:r>
+        <w:t xml:space="preserve">: </w:t>
+      </w:r>
+      <w:proofErr w:type="spellStart"/>
+      <w:r>
+        <w:t>int</w:t>
+      </w:r>
+      <w:proofErr w:type="spellEnd"/>
+      <w:r>
+        <w:t xml:space="preserve"> - unikalny identyfikator hologramu.</w:t>
+      </w:r>
+    </w:p>
+    <w:p>
+      <w:r>
+        <w:t xml:space="preserve">• </w:t>
+      </w:r>
+      <w:proofErr w:type="spellStart"/>
+      <w:r>
+        <w:t>statusHologramu</w:t>
+      </w:r>
+      <w:proofErr w:type="spellEnd"/>
+      <w:r>
+        <w:t>: String - aktualny stan hologramu, np. aktywny lub nieaktywny.</w:t>
+      </w:r>
+    </w:p>
+    <w:p>
+      <w:r>
+        <w:t xml:space="preserve">• </w:t>
+      </w:r>
+      <w:proofErr w:type="spellStart"/>
+      <w:r>
+        <w:t>dataUtworzenia</w:t>
+      </w:r>
+      <w:proofErr w:type="spellEnd"/>
+      <w:r>
+        <w:t xml:space="preserve">: </w:t>
+      </w:r>
+      <w:proofErr w:type="spellStart"/>
+      <w:r>
+        <w:t>Date</w:t>
+      </w:r>
+      <w:proofErr w:type="spellEnd"/>
+      <w:r>
+        <w:t xml:space="preserve"> - data utworzenia hologramu.</w:t>
+      </w:r>
+    </w:p>
+    <w:p>
+      <w:r>
+        <w:t>Metody:</w:t>
+      </w:r>
+    </w:p>
+    <w:p>
+      <w:r>
+        <w:t xml:space="preserve">• </w:t>
+      </w:r>
+      <w:proofErr w:type="spellStart"/>
+      <w:r>
+        <w:t>skanujCialo</w:t>
+      </w:r>
+      <w:proofErr w:type="spellEnd"/>
+      <w:r>
+        <w:t>() - wykonuje skan ciała gracza.</w:t>
+      </w:r>
+    </w:p>
+    <w:p>
+      <w:r>
+        <w:t xml:space="preserve">• </w:t>
+      </w:r>
+      <w:proofErr w:type="spellStart"/>
+      <w:r>
+        <w:t>generujHologram</w:t>
+      </w:r>
+      <w:proofErr w:type="spellEnd"/>
+      <w:r>
+        <w:t>() - tworzy hologram na podstawie skanu.</w:t>
+      </w:r>
+    </w:p>
+    <w:p>
+      <w:r>
+        <w:t xml:space="preserve">• </w:t>
+      </w:r>
+      <w:proofErr w:type="spellStart"/>
+      <w:r>
+        <w:t>dolaczDoGry</w:t>
+      </w:r>
+      <w:proofErr w:type="spellEnd"/>
+      <w:r>
+        <w:t>() - umożliwia hologramowi dołączenie do gry.</w:t>
+      </w:r>
+    </w:p>
+    <w:p>
+      <w:pPr>
+        <w:rPr>
+          <w:b/>
+          <w:bCs/>
+        </w:rPr>
+      </w:pPr>
+      <w:r>
+        <w:rPr>
+          <w:b/>
+          <w:bCs/>
+        </w:rPr>
+        <w:t>Konto</w:t>
+      </w:r>
+    </w:p>
+    <w:p>
+      <w:r>
+        <w:t>Opis: Klasa reprezentuje konto użytkownika w systemie. Konto służy do logowania, przechowywania statusu użytkownika oraz sprawdzania danych gracza.</w:t>
+      </w:r>
+    </w:p>
+    <w:p>
+      <w:r>
+        <w:t>Atrybuty:</w:t>
+      </w:r>
+    </w:p>
+    <w:p>
+      <w:r>
+        <w:t xml:space="preserve">• </w:t>
+      </w:r>
+      <w:proofErr w:type="spellStart"/>
+      <w:r>
+        <w:t>idKonta</w:t>
+      </w:r>
+      <w:proofErr w:type="spellEnd"/>
+      <w:r>
+        <w:t xml:space="preserve">: </w:t>
+      </w:r>
+      <w:proofErr w:type="spellStart"/>
+      <w:r>
+        <w:t>int</w:t>
+      </w:r>
+      <w:proofErr w:type="spellEnd"/>
+      <w:r>
+        <w:t xml:space="preserve"> - unikalny identyfikator konta.</w:t>
+      </w:r>
+    </w:p>
+    <w:p>
+      <w:r>
+        <w:t>• login: String - login użytkownika.</w:t>
+      </w:r>
+    </w:p>
+    <w:p>
+      <w:r>
+        <w:t xml:space="preserve">• </w:t>
+      </w:r>
+      <w:proofErr w:type="spellStart"/>
+      <w:r>
+        <w:t>haslo</w:t>
+      </w:r>
+      <w:proofErr w:type="spellEnd"/>
+      <w:r>
+        <w:t>: String - hasło użytkownika.</w:t>
+      </w:r>
+    </w:p>
+    <w:p>
+      <w:r>
+        <w:t xml:space="preserve">• </w:t>
+      </w:r>
+      <w:proofErr w:type="spellStart"/>
+      <w:r>
+        <w:t>statusKonta</w:t>
+      </w:r>
+      <w:proofErr w:type="spellEnd"/>
+      <w:r>
+        <w:t>: String - aktualny status konta, np. aktywne, zablokowane, usunięte.</w:t>
+      </w:r>
+    </w:p>
+    <w:p>
+      <w:r>
+        <w:t xml:space="preserve">• </w:t>
+      </w:r>
+      <w:proofErr w:type="spellStart"/>
+      <w:r>
+        <w:t>dataUtworzenia</w:t>
+      </w:r>
+      <w:proofErr w:type="spellEnd"/>
+      <w:r>
+        <w:t xml:space="preserve">: </w:t>
+      </w:r>
+      <w:proofErr w:type="spellStart"/>
+      <w:r>
+        <w:t>Date</w:t>
+      </w:r>
+      <w:proofErr w:type="spellEnd"/>
+      <w:r>
+        <w:t xml:space="preserve"> - data założenia konta.</w:t>
+      </w:r>
+    </w:p>
+    <w:p>
+      <w:r>
+        <w:t>Metody:</w:t>
+      </w:r>
+    </w:p>
+    <w:p>
+      <w:r>
+        <w:t>• aktywuj() - aktywuje konto użytkownika.</w:t>
+      </w:r>
+    </w:p>
+    <w:p>
+      <w:r>
+        <w:t>• zablokuj() - blokuje konto, np. po wykryciu podejrzanej aktywności.</w:t>
+      </w:r>
+    </w:p>
+    <w:p>
+      <w:r>
+        <w:t>• odblokuj() - przywraca dostęp do konta.</w:t>
+      </w:r>
+    </w:p>
+    <w:p>
+      <w:r>
+        <w:t xml:space="preserve">• </w:t>
+      </w:r>
+      <w:proofErr w:type="spellStart"/>
+      <w:r>
+        <w:t>usun</w:t>
+      </w:r>
+      <w:proofErr w:type="spellEnd"/>
+      <w:r>
+        <w:t>() - usuwa konto użytkownika.</w:t>
+      </w:r>
+    </w:p>
+    <w:p>
+      <w:r>
+        <w:lastRenderedPageBreak/>
+        <w:t xml:space="preserve">• </w:t>
+      </w:r>
+      <w:proofErr w:type="spellStart"/>
+      <w:r>
+        <w:t>sprawdzDane</w:t>
+      </w:r>
+      <w:proofErr w:type="spellEnd"/>
+      <w:r>
+        <w:t>() - sprawdza poprawność danych użytkownika.</w:t>
+      </w:r>
+    </w:p>
+    <w:p>
+      <w:pPr>
+        <w:rPr>
+          <w:b/>
+          <w:bCs/>
+        </w:rPr>
+      </w:pPr>
+      <w:r>
+        <w:rPr>
+          <w:b/>
+          <w:bCs/>
+        </w:rPr>
+        <w:t>Krupier</w:t>
+      </w:r>
+    </w:p>
+    <w:p>
+      <w:r>
+        <w:t>Opis: Klasa reprezentuje pracownika prowadzącego gry przy stole. Krupier kontroluje zakłady i pilnuje przebiegu rozgrywki.</w:t>
+      </w:r>
+    </w:p>
+    <w:p>
+      <w:r>
+        <w:t>Atrybuty:</w:t>
+      </w:r>
+    </w:p>
+    <w:p>
+      <w:r>
+        <w:t xml:space="preserve">• </w:t>
+      </w:r>
+      <w:proofErr w:type="spellStart"/>
+      <w:r>
+        <w:t>numerStolu</w:t>
+      </w:r>
+      <w:proofErr w:type="spellEnd"/>
+      <w:r>
+        <w:t xml:space="preserve">: </w:t>
+      </w:r>
+      <w:proofErr w:type="spellStart"/>
+      <w:r>
+        <w:t>int</w:t>
+      </w:r>
+      <w:proofErr w:type="spellEnd"/>
+      <w:r>
+        <w:t xml:space="preserve"> - numer stołu, przy którym pracuje krupier.</w:t>
+      </w:r>
+    </w:p>
+    <w:p>
+      <w:r>
+        <w:t xml:space="preserve">• </w:t>
+      </w:r>
+      <w:proofErr w:type="spellStart"/>
+      <w:r>
+        <w:t>czasPracyPrzyStole</w:t>
+      </w:r>
+      <w:proofErr w:type="spellEnd"/>
+      <w:r>
+        <w:t xml:space="preserve">: </w:t>
+      </w:r>
+      <w:proofErr w:type="spellStart"/>
+      <w:r>
+        <w:t>int</w:t>
+      </w:r>
+      <w:proofErr w:type="spellEnd"/>
+      <w:r>
+        <w:t xml:space="preserve"> - czas pracy krupiera przy danym stole.</w:t>
+      </w:r>
+    </w:p>
+    <w:p>
+      <w:r>
+        <w:t>Metody:</w:t>
+      </w:r>
+    </w:p>
+    <w:p>
+      <w:r>
+        <w:t xml:space="preserve">• </w:t>
+      </w:r>
+      <w:proofErr w:type="spellStart"/>
+      <w:r>
+        <w:t>prowadzGre</w:t>
+      </w:r>
+      <w:proofErr w:type="spellEnd"/>
+      <w:r>
+        <w:t>() - pozwala krupierowi prowadzić grę.</w:t>
+      </w:r>
+    </w:p>
+    <w:p>
+      <w:r>
+        <w:t xml:space="preserve">• </w:t>
+      </w:r>
+      <w:proofErr w:type="spellStart"/>
+      <w:r>
+        <w:t>kontrolujZaklady</w:t>
+      </w:r>
+      <w:proofErr w:type="spellEnd"/>
+      <w:r>
+        <w:t>() - umożliwia kontrolowanie zakładów graczy.</w:t>
+      </w:r>
+    </w:p>
+    <w:p>
+      <w:r>
+        <w:t xml:space="preserve">• </w:t>
+      </w:r>
+      <w:proofErr w:type="spellStart"/>
+      <w:r>
+        <w:t>zakonczSesje</w:t>
+      </w:r>
+      <w:proofErr w:type="spellEnd"/>
+      <w:r>
+        <w:t>() - kończy sesję pracy przy stole.</w:t>
+      </w:r>
+    </w:p>
+    <w:p>
+      <w:pPr>
+        <w:rPr>
+          <w:b/>
+          <w:bCs/>
+        </w:rPr>
+      </w:pPr>
+      <w:r>
+        <w:rPr>
+          <w:b/>
+          <w:bCs/>
+        </w:rPr>
+        <w:t>Ochrona</w:t>
+      </w:r>
+    </w:p>
+    <w:p>
+      <w:r>
+        <w:t>Opis: Klasa reprezentuje pracownika ochrony. Ochrona analizuje zgłoszenia oszustwa, sprawdza nagrania i podejmuje decyzje dotyczące podejrzanych sytuacji.</w:t>
+      </w:r>
+    </w:p>
+    <w:p>
+      <w:r>
+        <w:t>Atrybuty:</w:t>
+      </w:r>
+    </w:p>
+    <w:p>
+      <w:r>
+        <w:t xml:space="preserve">• </w:t>
+      </w:r>
+      <w:proofErr w:type="spellStart"/>
+      <w:r>
+        <w:t>idOchrony</w:t>
+      </w:r>
+      <w:proofErr w:type="spellEnd"/>
+      <w:r>
+        <w:t xml:space="preserve">: </w:t>
+      </w:r>
+      <w:proofErr w:type="spellStart"/>
+      <w:r>
+        <w:t>int</w:t>
+      </w:r>
+      <w:proofErr w:type="spellEnd"/>
+      <w:r>
+        <w:t xml:space="preserve"> - unikalny identyfikator pracownika ochrony.</w:t>
+      </w:r>
+    </w:p>
+    <w:p>
+      <w:r>
+        <w:t xml:space="preserve">• </w:t>
+      </w:r>
+      <w:proofErr w:type="spellStart"/>
+      <w:r>
+        <w:t>numerPatrolu</w:t>
+      </w:r>
+      <w:proofErr w:type="spellEnd"/>
+      <w:r>
+        <w:t xml:space="preserve">: </w:t>
+      </w:r>
+      <w:proofErr w:type="spellStart"/>
+      <w:r>
+        <w:t>int</w:t>
+      </w:r>
+      <w:proofErr w:type="spellEnd"/>
+      <w:r>
+        <w:t xml:space="preserve"> - numer patrolu ochrony.</w:t>
+      </w:r>
+    </w:p>
+    <w:p>
+      <w:r>
+        <w:t>Metody:</w:t>
+      </w:r>
+    </w:p>
+    <w:p>
+      <w:r>
+        <w:t xml:space="preserve">• </w:t>
+      </w:r>
+      <w:proofErr w:type="spellStart"/>
+      <w:r>
+        <w:t>sprawdzNagrania</w:t>
+      </w:r>
+      <w:proofErr w:type="spellEnd"/>
+      <w:r>
+        <w:t>() - pozwala sprawdzić nagrania z monitoringu.</w:t>
+      </w:r>
+    </w:p>
+    <w:p>
+      <w:r>
+        <w:t xml:space="preserve">• </w:t>
+      </w:r>
+      <w:proofErr w:type="spellStart"/>
+      <w:r>
+        <w:t>przeanalizujZgloszenie</w:t>
+      </w:r>
+      <w:proofErr w:type="spellEnd"/>
+      <w:r>
+        <w:t>() - analizuje zgłoszenie oszustwa.</w:t>
+      </w:r>
+    </w:p>
+    <w:p>
+      <w:r>
+        <w:t xml:space="preserve">• </w:t>
+      </w:r>
+      <w:proofErr w:type="spellStart"/>
+      <w:r>
+        <w:t>podejmijDecyzje</w:t>
+      </w:r>
+      <w:proofErr w:type="spellEnd"/>
+      <w:r>
+        <w:t>() - pozwala podjąć decyzję, np. o odblokowaniu lub zablokowaniu konta.</w:t>
+      </w:r>
+    </w:p>
+    <w:p>
+      <w:pPr>
+        <w:rPr>
+          <w:b/>
+          <w:bCs/>
+        </w:rPr>
+      </w:pPr>
+      <w:r>
+        <w:rPr>
+          <w:b/>
+          <w:bCs/>
+        </w:rPr>
+        <w:t>Portfel</w:t>
+      </w:r>
+    </w:p>
+    <w:p>
+      <w:r>
+        <w:t>Opis: Klasa reprezentuje wirtualny portfel gracza. Portfel przechowuje saldo i walutę oraz obsługuje wpłaty, wypłaty, wymianę waluty i rozliczanie zakładów.</w:t>
+      </w:r>
+    </w:p>
+    <w:p>
+      <w:r>
+        <w:t>Atrybuty:</w:t>
+      </w:r>
+    </w:p>
+    <w:p>
+      <w:r>
+        <w:t xml:space="preserve">• </w:t>
+      </w:r>
+      <w:proofErr w:type="spellStart"/>
+      <w:r>
+        <w:t>idPortfela</w:t>
+      </w:r>
+      <w:proofErr w:type="spellEnd"/>
+      <w:r>
+        <w:t xml:space="preserve">: </w:t>
+      </w:r>
+      <w:proofErr w:type="spellStart"/>
+      <w:r>
+        <w:t>int</w:t>
+      </w:r>
+      <w:proofErr w:type="spellEnd"/>
+      <w:r>
+        <w:t xml:space="preserve"> - unikalny identyfikator portfela.</w:t>
+      </w:r>
+    </w:p>
+    <w:p>
+      <w:r>
+        <w:t xml:space="preserve">• saldo: </w:t>
+      </w:r>
+      <w:proofErr w:type="spellStart"/>
+      <w:r>
+        <w:t>double</w:t>
+      </w:r>
+      <w:proofErr w:type="spellEnd"/>
+      <w:r>
+        <w:t xml:space="preserve"> - aktualna ilość środków w portfelu.</w:t>
+      </w:r>
+    </w:p>
+    <w:p>
+      <w:r>
+        <w:t>• waluta: String - waluta przechowywana w portfelu.</w:t>
+      </w:r>
+    </w:p>
+    <w:p>
+      <w:r>
+        <w:lastRenderedPageBreak/>
+        <w:t>Metody:</w:t>
+      </w:r>
+    </w:p>
+    <w:p>
+      <w:r>
+        <w:t xml:space="preserve">• </w:t>
+      </w:r>
+      <w:proofErr w:type="spellStart"/>
+      <w:r>
+        <w:t>wplacSrodki</w:t>
+      </w:r>
+      <w:proofErr w:type="spellEnd"/>
+      <w:r>
+        <w:t>() - dodaje środki do portfela.</w:t>
+      </w:r>
+    </w:p>
+    <w:p>
+      <w:r>
+        <w:t xml:space="preserve">• </w:t>
+      </w:r>
+      <w:proofErr w:type="spellStart"/>
+      <w:r>
+        <w:t>wyplacSrodki</w:t>
+      </w:r>
+      <w:proofErr w:type="spellEnd"/>
+      <w:r>
+        <w:t>() - wypłaca środki z portfela.</w:t>
+      </w:r>
+    </w:p>
+    <w:p>
+      <w:r>
+        <w:t xml:space="preserve">• </w:t>
+      </w:r>
+      <w:proofErr w:type="spellStart"/>
+      <w:r>
+        <w:t>wymienWalute</w:t>
+      </w:r>
+      <w:proofErr w:type="spellEnd"/>
+      <w:r>
+        <w:t>() - umożliwia wymianę waluty.</w:t>
+      </w:r>
+    </w:p>
+    <w:p>
+      <w:r>
+        <w:t xml:space="preserve">• </w:t>
+      </w:r>
+      <w:proofErr w:type="spellStart"/>
+      <w:r>
+        <w:t>pobierzZaklad</w:t>
+      </w:r>
+      <w:proofErr w:type="spellEnd"/>
+      <w:r>
+        <w:t>() - pobiera kwotę zakładu z portfela.</w:t>
+      </w:r>
+    </w:p>
+    <w:p>
+      <w:r>
+        <w:t xml:space="preserve">• </w:t>
+      </w:r>
+      <w:proofErr w:type="spellStart"/>
+      <w:r>
+        <w:t>dodajWygrana</w:t>
+      </w:r>
+      <w:proofErr w:type="spellEnd"/>
+      <w:r>
+        <w:t>() - dodaje wygraną do salda portfela.</w:t>
+      </w:r>
+    </w:p>
+    <w:p>
+      <w:pPr>
+        <w:rPr>
+          <w:b/>
+          <w:bCs/>
+        </w:rPr>
+      </w:pPr>
+      <w:proofErr w:type="spellStart"/>
+      <w:r>
+        <w:rPr>
+          <w:b/>
+          <w:bCs/>
+        </w:rPr>
+        <w:t>RezerwacjaVIP</w:t>
+      </w:r>
+      <w:proofErr w:type="spellEnd"/>
+    </w:p>
+    <w:p>
+      <w:r>
+        <w:t>Opis: Klasa reprezentuje rezerwację miejsca w strefie VIP. Przechowuje datę, godzinę i status rezerwacji.</w:t>
+      </w:r>
+    </w:p>
+    <w:p>
+      <w:r>
+        <w:t>Atrybuty:</w:t>
+      </w:r>
+    </w:p>
+    <w:p>
+      <w:r>
+        <w:t xml:space="preserve">• </w:t>
+      </w:r>
+      <w:proofErr w:type="spellStart"/>
+      <w:r>
+        <w:t>idRezerwacji</w:t>
+      </w:r>
+      <w:proofErr w:type="spellEnd"/>
+      <w:r>
+        <w:t xml:space="preserve">: </w:t>
+      </w:r>
+      <w:proofErr w:type="spellStart"/>
+      <w:r>
+        <w:t>int</w:t>
+      </w:r>
+      <w:proofErr w:type="spellEnd"/>
+      <w:r>
+        <w:t xml:space="preserve"> - unikalny identyfikator rezerwacji.</w:t>
+      </w:r>
+    </w:p>
+    <w:p>
+      <w:r>
+        <w:t xml:space="preserve">• </w:t>
+      </w:r>
+      <w:proofErr w:type="spellStart"/>
+      <w:r>
+        <w:t>dataRezerwacji</w:t>
+      </w:r>
+      <w:proofErr w:type="spellEnd"/>
+      <w:r>
+        <w:t xml:space="preserve">: </w:t>
+      </w:r>
+      <w:proofErr w:type="spellStart"/>
+      <w:r>
+        <w:t>Date</w:t>
+      </w:r>
+      <w:proofErr w:type="spellEnd"/>
+      <w:r>
+        <w:t xml:space="preserve"> - data rezerwacji.</w:t>
+      </w:r>
+    </w:p>
+    <w:p>
+      <w:r>
+        <w:t>• godzina: String - godzina rezerwacji.</w:t>
+      </w:r>
+    </w:p>
+    <w:p>
+      <w:r>
+        <w:t xml:space="preserve">• </w:t>
+      </w:r>
+      <w:proofErr w:type="spellStart"/>
+      <w:r>
+        <w:t>statusRezerwacji</w:t>
+      </w:r>
+      <w:proofErr w:type="spellEnd"/>
+      <w:r>
+        <w:t>: String - aktualny status rezerwacji, np. aktywna, anulowana.</w:t>
+      </w:r>
+    </w:p>
+    <w:p>
+      <w:r>
+        <w:t>Metody:</w:t>
+      </w:r>
+    </w:p>
+    <w:p>
+      <w:r>
+        <w:t xml:space="preserve">• </w:t>
+      </w:r>
+      <w:proofErr w:type="spellStart"/>
+      <w:r>
+        <w:t>sprawdzDostepnosc</w:t>
+      </w:r>
+      <w:proofErr w:type="spellEnd"/>
+      <w:r>
+        <w:t>() - sprawdza dostępność miejsca VIP.</w:t>
+      </w:r>
+    </w:p>
+    <w:p>
+      <w:r>
+        <w:t xml:space="preserve">• </w:t>
+      </w:r>
+      <w:proofErr w:type="spellStart"/>
+      <w:r>
+        <w:t>utworzRezerwacje</w:t>
+      </w:r>
+      <w:proofErr w:type="spellEnd"/>
+      <w:r>
+        <w:t>() - tworzy nową rezerwację.</w:t>
+      </w:r>
+    </w:p>
+    <w:p>
+      <w:r>
+        <w:t xml:space="preserve">• </w:t>
+      </w:r>
+      <w:proofErr w:type="spellStart"/>
+      <w:r>
+        <w:t>anulujRezerwacje</w:t>
+      </w:r>
+      <w:proofErr w:type="spellEnd"/>
+      <w:r>
+        <w:t>() - anuluje istniejącą rezerwację.</w:t>
+      </w:r>
+    </w:p>
+    <w:p>
+      <w:pPr>
+        <w:rPr>
+          <w:b/>
+          <w:bCs/>
+        </w:rPr>
+      </w:pPr>
+      <w:proofErr w:type="spellStart"/>
+      <w:r>
+        <w:rPr>
+          <w:b/>
+          <w:bCs/>
+        </w:rPr>
+        <w:t>RobotNaprawczy</w:t>
+      </w:r>
+      <w:proofErr w:type="spellEnd"/>
+    </w:p>
+    <w:p>
+      <w:r>
+        <w:t>Opis: Klasa reprezentuje robota odpowiedzialnego za naprawę automatów. Robot przyjmuje wezwanie, naprawia automat i kończy naprawę.</w:t>
+      </w:r>
+    </w:p>
+    <w:p>
+      <w:r>
+        <w:t>Atrybuty:</w:t>
+      </w:r>
+    </w:p>
+    <w:p>
+      <w:r>
+        <w:t xml:space="preserve">• </w:t>
+      </w:r>
+      <w:proofErr w:type="spellStart"/>
+      <w:r>
+        <w:t>idRobota</w:t>
+      </w:r>
+      <w:proofErr w:type="spellEnd"/>
+      <w:r>
+        <w:t xml:space="preserve">: </w:t>
+      </w:r>
+      <w:proofErr w:type="spellStart"/>
+      <w:r>
+        <w:t>int</w:t>
+      </w:r>
+      <w:proofErr w:type="spellEnd"/>
+      <w:r>
+        <w:t xml:space="preserve"> - unikalny identyfikator robota.</w:t>
+      </w:r>
+    </w:p>
+    <w:p>
+      <w:r>
+        <w:t xml:space="preserve">• </w:t>
+      </w:r>
+      <w:proofErr w:type="spellStart"/>
+      <w:r>
+        <w:t>statusRobota</w:t>
+      </w:r>
+      <w:proofErr w:type="spellEnd"/>
+      <w:r>
+        <w:t>: String - aktualny stan robota, np. dostępny, zajęty.</w:t>
+      </w:r>
+    </w:p>
+    <w:p>
+      <w:r>
+        <w:t>• lokalizacja: String - miejsce, w którym znajduje się robot.</w:t>
+      </w:r>
+    </w:p>
+    <w:p>
+      <w:r>
+        <w:t>Metody:</w:t>
+      </w:r>
+    </w:p>
+    <w:p>
+      <w:r>
+        <w:t xml:space="preserve">• </w:t>
+      </w:r>
+      <w:proofErr w:type="spellStart"/>
+      <w:r>
+        <w:t>przyjmijWezwanie</w:t>
+      </w:r>
+      <w:proofErr w:type="spellEnd"/>
+      <w:r>
+        <w:t>() - przyjmuje zgłoszenie awarii.</w:t>
+      </w:r>
+    </w:p>
+    <w:p>
+      <w:r>
+        <w:t xml:space="preserve">• </w:t>
+      </w:r>
+      <w:proofErr w:type="spellStart"/>
+      <w:r>
+        <w:t>naprawAutomat</w:t>
+      </w:r>
+      <w:proofErr w:type="spellEnd"/>
+      <w:r>
+        <w:t>() - wykonuje naprawę automatu.</w:t>
+      </w:r>
+    </w:p>
+    <w:p>
+      <w:r>
+        <w:t xml:space="preserve">• </w:t>
+      </w:r>
+      <w:proofErr w:type="spellStart"/>
+      <w:r>
+        <w:t>zakonczNaprawe</w:t>
+      </w:r>
+      <w:proofErr w:type="spellEnd"/>
+      <w:r>
+        <w:t>() - kończy proces naprawy.</w:t>
+      </w:r>
+    </w:p>
+    <w:p>
+      <w:pPr>
+        <w:rPr>
+          <w:b/>
+          <w:bCs/>
+        </w:rPr>
+      </w:pPr>
+      <w:r>
+        <w:rPr>
+          <w:b/>
+          <w:bCs/>
+        </w:rPr>
+        <w:lastRenderedPageBreak/>
+        <w:t>Statystyki</w:t>
+      </w:r>
+    </w:p>
+    <w:p>
+      <w:r>
+        <w:t>Opis: Klasa reprezentuje statystyki działania kasyna. Zawiera informacje o liczbie graczy, przychodzie, popularnych grach i rezerwacjach VIP.</w:t>
+      </w:r>
+    </w:p>
+    <w:p>
+      <w:r>
+        <w:t>Atrybuty:</w:t>
+      </w:r>
+    </w:p>
+    <w:p>
+      <w:r>
+        <w:t xml:space="preserve">• </w:t>
+      </w:r>
+      <w:proofErr w:type="spellStart"/>
+      <w:r>
+        <w:t>idStatystyk</w:t>
+      </w:r>
+      <w:proofErr w:type="spellEnd"/>
+      <w:r>
+        <w:t xml:space="preserve">: </w:t>
+      </w:r>
+      <w:proofErr w:type="spellStart"/>
+      <w:r>
+        <w:t>int</w:t>
+      </w:r>
+      <w:proofErr w:type="spellEnd"/>
+      <w:r>
+        <w:t xml:space="preserve"> - unikalny identyfikator statystyk.</w:t>
+      </w:r>
+    </w:p>
+    <w:p>
+      <w:r>
+        <w:t xml:space="preserve">• </w:t>
+      </w:r>
+      <w:proofErr w:type="spellStart"/>
+      <w:r>
+        <w:t>liczbaGraczy</w:t>
+      </w:r>
+      <w:proofErr w:type="spellEnd"/>
+      <w:r>
+        <w:t xml:space="preserve">: </w:t>
+      </w:r>
+      <w:proofErr w:type="spellStart"/>
+      <w:r>
+        <w:t>int</w:t>
+      </w:r>
+      <w:proofErr w:type="spellEnd"/>
+      <w:r>
+        <w:t xml:space="preserve"> - liczba graczy korzystających z kasyna.</w:t>
+      </w:r>
+    </w:p>
+    <w:p>
+      <w:r>
+        <w:t xml:space="preserve">• </w:t>
+      </w:r>
+      <w:proofErr w:type="spellStart"/>
+      <w:r>
+        <w:t>przychod</w:t>
+      </w:r>
+      <w:proofErr w:type="spellEnd"/>
+      <w:r>
+        <w:t xml:space="preserve">: </w:t>
+      </w:r>
+      <w:proofErr w:type="spellStart"/>
+      <w:r>
+        <w:t>double</w:t>
+      </w:r>
+      <w:proofErr w:type="spellEnd"/>
+      <w:r>
+        <w:t xml:space="preserve"> - przychód kasyna.</w:t>
+      </w:r>
+    </w:p>
+    <w:p>
+      <w:r>
+        <w:t xml:space="preserve">• </w:t>
+      </w:r>
+      <w:proofErr w:type="spellStart"/>
+      <w:r>
+        <w:t>popularnaGra</w:t>
+      </w:r>
+      <w:proofErr w:type="spellEnd"/>
+      <w:r>
+        <w:t>: String - najczęściej wybierana gra.</w:t>
+      </w:r>
+    </w:p>
+    <w:p>
+      <w:r>
+        <w:t xml:space="preserve">• </w:t>
+      </w:r>
+      <w:proofErr w:type="spellStart"/>
+      <w:r>
+        <w:t>liczbaRezerwacjiVIP</w:t>
+      </w:r>
+      <w:proofErr w:type="spellEnd"/>
+      <w:r>
+        <w:t xml:space="preserve">: </w:t>
+      </w:r>
+      <w:proofErr w:type="spellStart"/>
+      <w:r>
+        <w:t>int</w:t>
+      </w:r>
+      <w:proofErr w:type="spellEnd"/>
+      <w:r>
+        <w:t xml:space="preserve"> - liczba rezerwacji w strefie VIP.</w:t>
+      </w:r>
+    </w:p>
+    <w:p>
+      <w:r>
+        <w:t>Metody:</w:t>
+      </w:r>
+    </w:p>
+    <w:p>
+      <w:r>
+        <w:t xml:space="preserve">• </w:t>
+      </w:r>
+      <w:proofErr w:type="spellStart"/>
+      <w:r>
+        <w:t>obliczPrzychod</w:t>
+      </w:r>
+      <w:proofErr w:type="spellEnd"/>
+      <w:r>
+        <w:t>() - oblicza przychód kasyna.</w:t>
+      </w:r>
+    </w:p>
+    <w:p>
+      <w:r>
+        <w:t xml:space="preserve">• </w:t>
+      </w:r>
+      <w:proofErr w:type="spellStart"/>
+      <w:r>
+        <w:t>pokazPopularneGry</w:t>
+      </w:r>
+      <w:proofErr w:type="spellEnd"/>
+      <w:r>
+        <w:t>() - pokazuje najpopularniejsze gry.</w:t>
+      </w:r>
+    </w:p>
+    <w:p>
+      <w:r>
+        <w:t xml:space="preserve">• </w:t>
+      </w:r>
+      <w:proofErr w:type="spellStart"/>
+      <w:r>
+        <w:t>pokazLiczbeGraczyVIP</w:t>
+      </w:r>
+      <w:proofErr w:type="spellEnd"/>
+      <w:r>
+        <w:t>() - pokazuje liczbę graczy korzystających ze strefy VIP.</w:t>
+      </w:r>
+    </w:p>
+    <w:p>
+      <w:r>
+        <w:t xml:space="preserve">• </w:t>
+      </w:r>
+      <w:proofErr w:type="spellStart"/>
+      <w:r>
+        <w:t>generujRaport</w:t>
+      </w:r>
+      <w:proofErr w:type="spellEnd"/>
+      <w:r>
+        <w:t>() - tworzy raport statystyczny.</w:t>
+      </w:r>
+    </w:p>
+    <w:p>
+      <w:pPr>
+        <w:rPr>
+          <w:b/>
+          <w:bCs/>
+        </w:rPr>
+      </w:pPr>
+      <w:r>
+        <w:rPr>
+          <w:b/>
+          <w:bCs/>
+        </w:rPr>
+        <w:t>Stół</w:t>
+      </w:r>
+    </w:p>
+    <w:p>
+      <w:r>
+        <w:t>Opis: Klasa reprezentuje stół do gry w kasynie. Stół posiada numer, liczbę miejsc oraz status dostępności.</w:t>
+      </w:r>
+    </w:p>
+    <w:p>
+      <w:r>
+        <w:t>Atrybuty:</w:t>
+      </w:r>
+    </w:p>
+    <w:p>
+      <w:r>
+        <w:t xml:space="preserve">• </w:t>
+      </w:r>
+      <w:proofErr w:type="spellStart"/>
+      <w:r>
+        <w:t>idStolu</w:t>
+      </w:r>
+      <w:proofErr w:type="spellEnd"/>
+      <w:r>
+        <w:t xml:space="preserve">: </w:t>
+      </w:r>
+      <w:proofErr w:type="spellStart"/>
+      <w:r>
+        <w:t>int</w:t>
+      </w:r>
+      <w:proofErr w:type="spellEnd"/>
+      <w:r>
+        <w:t xml:space="preserve"> - unikalny identyfikator stołu.</w:t>
+      </w:r>
+    </w:p>
+    <w:p>
+      <w:r>
+        <w:t xml:space="preserve">• </w:t>
+      </w:r>
+      <w:proofErr w:type="spellStart"/>
+      <w:r>
+        <w:t>numerStolu</w:t>
+      </w:r>
+      <w:proofErr w:type="spellEnd"/>
+      <w:r>
+        <w:t xml:space="preserve">: </w:t>
+      </w:r>
+      <w:proofErr w:type="spellStart"/>
+      <w:r>
+        <w:t>int</w:t>
+      </w:r>
+      <w:proofErr w:type="spellEnd"/>
+      <w:r>
+        <w:t xml:space="preserve"> - numer stołu.</w:t>
+      </w:r>
+    </w:p>
+    <w:p>
+      <w:r>
+        <w:t xml:space="preserve">• </w:t>
+      </w:r>
+      <w:proofErr w:type="spellStart"/>
+      <w:r>
+        <w:t>liczbaMiejsc</w:t>
+      </w:r>
+      <w:proofErr w:type="spellEnd"/>
+      <w:r>
+        <w:t xml:space="preserve">: </w:t>
+      </w:r>
+      <w:proofErr w:type="spellStart"/>
+      <w:r>
+        <w:t>int</w:t>
+      </w:r>
+      <w:proofErr w:type="spellEnd"/>
+      <w:r>
+        <w:t xml:space="preserve"> - liczba miejsc przy stole.</w:t>
+      </w:r>
+    </w:p>
+    <w:p>
+      <w:r>
+        <w:t xml:space="preserve">• </w:t>
+      </w:r>
+      <w:proofErr w:type="spellStart"/>
+      <w:r>
+        <w:t>statusStolu</w:t>
+      </w:r>
+      <w:proofErr w:type="spellEnd"/>
+      <w:r>
+        <w:t>: String - aktualny status stołu, np. wolny, zajęty.</w:t>
+      </w:r>
+    </w:p>
+    <w:p>
+      <w:r>
+        <w:t>Metody:</w:t>
+      </w:r>
+    </w:p>
+    <w:p>
+      <w:r>
+        <w:t xml:space="preserve">• </w:t>
+      </w:r>
+      <w:proofErr w:type="spellStart"/>
+      <w:r>
+        <w:t>sprawdzDostepnosc</w:t>
+      </w:r>
+      <w:proofErr w:type="spellEnd"/>
+      <w:r>
+        <w:t>() - sprawdza, czy przy stole są wolne miejsca.</w:t>
+      </w:r>
+    </w:p>
+    <w:p>
+      <w:r>
+        <w:t xml:space="preserve">• </w:t>
+      </w:r>
+      <w:proofErr w:type="spellStart"/>
+      <w:r>
+        <w:t>dodajGracza</w:t>
+      </w:r>
+      <w:proofErr w:type="spellEnd"/>
+      <w:r>
+        <w:t>() - dodaje gracza do stołu.</w:t>
+      </w:r>
+    </w:p>
+    <w:p>
+      <w:r>
+        <w:t xml:space="preserve">• </w:t>
+      </w:r>
+      <w:proofErr w:type="spellStart"/>
+      <w:r>
+        <w:t>usunGracza</w:t>
+      </w:r>
+      <w:proofErr w:type="spellEnd"/>
+      <w:r>
+        <w:t>() - usuwa gracza ze stołu.</w:t>
+      </w:r>
+    </w:p>
+    <w:p>
+      <w:pPr>
+        <w:rPr>
+          <w:b/>
+          <w:bCs/>
+        </w:rPr>
+      </w:pPr>
+      <w:r>
+        <w:rPr>
+          <w:b/>
+          <w:bCs/>
+        </w:rPr>
+        <w:t>Transakcja</w:t>
+      </w:r>
+    </w:p>
+    <w:p>
+      <w:r>
+        <w:t>Opis: Klasa reprezentuje operację finansową wykonaną w portfelu gracza. Może dotyczyć wpłaty, wypłaty, wymiany waluty albo rozliczenia zakładu.</w:t>
+      </w:r>
+    </w:p>
+    <w:p>
+      <w:r>
+        <w:lastRenderedPageBreak/>
+        <w:t>Atrybuty:</w:t>
+      </w:r>
+    </w:p>
+    <w:p>
+      <w:r>
+        <w:t xml:space="preserve">• </w:t>
+      </w:r>
+      <w:proofErr w:type="spellStart"/>
+      <w:r>
+        <w:t>idTransakcji</w:t>
+      </w:r>
+      <w:proofErr w:type="spellEnd"/>
+      <w:r>
+        <w:t xml:space="preserve">: </w:t>
+      </w:r>
+      <w:proofErr w:type="spellStart"/>
+      <w:r>
+        <w:t>int</w:t>
+      </w:r>
+      <w:proofErr w:type="spellEnd"/>
+      <w:r>
+        <w:t xml:space="preserve"> - unikalny identyfikator transakcji.</w:t>
+      </w:r>
+    </w:p>
+    <w:p>
+      <w:r>
+        <w:t xml:space="preserve">• kwota: </w:t>
+      </w:r>
+      <w:proofErr w:type="spellStart"/>
+      <w:r>
+        <w:t>double</w:t>
+      </w:r>
+      <w:proofErr w:type="spellEnd"/>
+      <w:r>
+        <w:t xml:space="preserve"> - wartość transakcji.</w:t>
+      </w:r>
+    </w:p>
+    <w:p>
+      <w:r>
+        <w:t xml:space="preserve">• </w:t>
+      </w:r>
+      <w:proofErr w:type="spellStart"/>
+      <w:r>
+        <w:t>typTransakcji</w:t>
+      </w:r>
+      <w:proofErr w:type="spellEnd"/>
+      <w:r>
+        <w:t>: String - rodzaj transakcji, np. wpłata, wypłata, wymiana, zakład.</w:t>
+      </w:r>
+    </w:p>
+    <w:p>
+      <w:r>
+        <w:t xml:space="preserve">• </w:t>
+      </w:r>
+      <w:proofErr w:type="spellStart"/>
+      <w:r>
+        <w:t>dataTransakcji</w:t>
+      </w:r>
+      <w:proofErr w:type="spellEnd"/>
+      <w:r>
+        <w:t xml:space="preserve">: </w:t>
+      </w:r>
+      <w:proofErr w:type="spellStart"/>
+      <w:r>
+        <w:t>Date</w:t>
+      </w:r>
+      <w:proofErr w:type="spellEnd"/>
+      <w:r>
+        <w:t xml:space="preserve"> - data wykonania transakcji.</w:t>
+      </w:r>
+    </w:p>
+    <w:p>
+      <w:r>
+        <w:t>Metody:</w:t>
+      </w:r>
+    </w:p>
+    <w:p>
+      <w:r>
+        <w:t xml:space="preserve">• </w:t>
+      </w:r>
+      <w:proofErr w:type="spellStart"/>
+      <w:r>
+        <w:t>zapiszTransakcje</w:t>
+      </w:r>
+      <w:proofErr w:type="spellEnd"/>
+      <w:r>
+        <w:t>() - zapisuje transakcję w systemie.</w:t>
+      </w:r>
+    </w:p>
+    <w:p>
+      <w:r>
+        <w:t xml:space="preserve">• </w:t>
+      </w:r>
+      <w:proofErr w:type="spellStart"/>
+      <w:r>
+        <w:t>pokazSzczegoly</w:t>
+      </w:r>
+      <w:proofErr w:type="spellEnd"/>
+      <w:r>
+        <w:t>() - pokazuje szczegóły transakcji.</w:t>
+      </w:r>
+    </w:p>
+    <w:p>
+      <w:pPr>
+        <w:rPr>
+          <w:b/>
+          <w:bCs/>
+        </w:rPr>
+      </w:pPr>
+      <w:r>
+        <w:rPr>
+          <w:b/>
+          <w:bCs/>
+        </w:rPr>
+        <w:t>Właściciel</w:t>
+      </w:r>
+    </w:p>
+    <w:p>
+      <w:r>
+        <w:t>Opis: Klasa reprezentuje właściciela kasyna. Właściciel może przeglądać statystyki dotyczące działania kasyna.</w:t>
+      </w:r>
+    </w:p>
+    <w:p>
+      <w:r>
+        <w:t>Atrybuty:</w:t>
+      </w:r>
+    </w:p>
+    <w:p>
+      <w:r>
+        <w:t xml:space="preserve">• </w:t>
+      </w:r>
+      <w:proofErr w:type="spellStart"/>
+      <w:r>
+        <w:t>idWlasciciela</w:t>
+      </w:r>
+      <w:proofErr w:type="spellEnd"/>
+      <w:r>
+        <w:t xml:space="preserve">: </w:t>
+      </w:r>
+      <w:proofErr w:type="spellStart"/>
+      <w:r>
+        <w:t>int</w:t>
+      </w:r>
+      <w:proofErr w:type="spellEnd"/>
+      <w:r>
+        <w:t xml:space="preserve"> - unikalny identyfikator właściciela.</w:t>
+      </w:r>
+    </w:p>
+    <w:p>
+      <w:r>
+        <w:t xml:space="preserve">• </w:t>
+      </w:r>
+      <w:proofErr w:type="spellStart"/>
+      <w:r>
+        <w:t>imie</w:t>
+      </w:r>
+      <w:proofErr w:type="spellEnd"/>
+      <w:r>
+        <w:t>: String - imię właściciela.</w:t>
+      </w:r>
+    </w:p>
+    <w:p>
+      <w:r>
+        <w:t>• nazwisko: String - nazwisko właściciela.</w:t>
+      </w:r>
+    </w:p>
+    <w:p>
+      <w:r>
+        <w:t>Metody:</w:t>
+      </w:r>
+    </w:p>
+    <w:p>
+      <w:r>
+        <w:t xml:space="preserve">• </w:t>
+      </w:r>
+      <w:proofErr w:type="spellStart"/>
+      <w:r>
+        <w:t>przegladajStatystyki</w:t>
+      </w:r>
+      <w:proofErr w:type="spellEnd"/>
+      <w:r>
+        <w:t>() - pozwala właścicielowi przeglądać statystyki kasyna.</w:t>
+      </w:r>
+    </w:p>
+    <w:p>
+      <w:pPr>
+        <w:rPr>
+          <w:b/>
+          <w:bCs/>
+        </w:rPr>
+      </w:pPr>
+      <w:r>
+        <w:rPr>
+          <w:b/>
+          <w:bCs/>
+        </w:rPr>
+        <w:t>Zakład</w:t>
+      </w:r>
+    </w:p>
+    <w:p>
+      <w:r>
+        <w:t>Opis: Klasa reprezentuje zakład postawiony przez gracza w czasie gry. Przechowuje kwotę zakładu, wynik oraz datę postawienia zakładu.</w:t>
+      </w:r>
+    </w:p>
+    <w:p>
+      <w:r>
+        <w:t>Atrybuty:</w:t>
+      </w:r>
+    </w:p>
+    <w:p>
+      <w:r>
+        <w:t xml:space="preserve">• </w:t>
+      </w:r>
+      <w:proofErr w:type="spellStart"/>
+      <w:r>
+        <w:t>idZakladu</w:t>
+      </w:r>
+      <w:proofErr w:type="spellEnd"/>
+      <w:r>
+        <w:t xml:space="preserve">: </w:t>
+      </w:r>
+      <w:proofErr w:type="spellStart"/>
+      <w:r>
+        <w:t>int</w:t>
+      </w:r>
+      <w:proofErr w:type="spellEnd"/>
+      <w:r>
+        <w:t xml:space="preserve"> - unikalny identyfikator zakładu.</w:t>
+      </w:r>
+    </w:p>
+    <w:p>
+      <w:r>
+        <w:t xml:space="preserve">• kwota: </w:t>
+      </w:r>
+      <w:proofErr w:type="spellStart"/>
+      <w:r>
+        <w:t>double</w:t>
+      </w:r>
+      <w:proofErr w:type="spellEnd"/>
+      <w:r>
+        <w:t xml:space="preserve"> - kwota postawiona przez gracza.</w:t>
+      </w:r>
+    </w:p>
+    <w:p>
+      <w:r>
+        <w:t>• wynik: String -  wynik zakładu, np. wygrany lub przegrany.</w:t>
+      </w:r>
+    </w:p>
+    <w:p>
+      <w:r>
+        <w:t xml:space="preserve">• </w:t>
+      </w:r>
+      <w:proofErr w:type="spellStart"/>
+      <w:r>
+        <w:t>dataZakladu</w:t>
+      </w:r>
+      <w:proofErr w:type="spellEnd"/>
+      <w:r>
+        <w:t xml:space="preserve">: </w:t>
+      </w:r>
+      <w:proofErr w:type="spellStart"/>
+      <w:r>
+        <w:t>Date</w:t>
+      </w:r>
+      <w:proofErr w:type="spellEnd"/>
+      <w:r>
+        <w:t xml:space="preserve"> - data postawienia zakładu.</w:t>
+      </w:r>
+    </w:p>
+    <w:p>
+      <w:r>
+        <w:t>Metody:</w:t>
+      </w:r>
+    </w:p>
+    <w:p>
+      <w:r>
+        <w:t xml:space="preserve">• </w:t>
+      </w:r>
+      <w:proofErr w:type="spellStart"/>
+      <w:r>
+        <w:t>pobierzKwote</w:t>
+      </w:r>
+      <w:proofErr w:type="spellEnd"/>
+      <w:r>
+        <w:t>() - pobiera kwotę zakładu z portfela gracza.</w:t>
+      </w:r>
+    </w:p>
+    <w:p>
+      <w:r>
+        <w:t xml:space="preserve">• </w:t>
+      </w:r>
+      <w:proofErr w:type="spellStart"/>
+      <w:r>
+        <w:t>rozliczZaklad</w:t>
+      </w:r>
+      <w:proofErr w:type="spellEnd"/>
+      <w:r>
+        <w:t>() - rozlicza zakład po zakończeniu gry.</w:t>
+      </w:r>
+    </w:p>
+    <w:p>
+      <w:pPr>
+        <w:rPr>
+          <w:b/>
+          <w:bCs/>
+        </w:rPr>
+      </w:pPr>
+      <w:proofErr w:type="spellStart"/>
+      <w:r>
+        <w:rPr>
+          <w:b/>
+          <w:bCs/>
+        </w:rPr>
+        <w:t>ZgłoszenieOszustwa</w:t>
+      </w:r>
+      <w:proofErr w:type="spellEnd"/>
+    </w:p>
+    <w:p>
+      <w:r>
+        <w:lastRenderedPageBreak/>
+        <w:t>Opis: Klasa reprezentuje zgłoszenie podejrzenia oszustwa. Zawiera informacje o dacie zgłoszenia, opisie sytuacji, statusie, poziomie ryzyka i powodzie zgłoszenia.</w:t>
+      </w:r>
+    </w:p>
+    <w:p>
+      <w:r>
+        <w:t>Atrybuty:</w:t>
+      </w:r>
+    </w:p>
+    <w:p>
+      <w:r>
+        <w:t xml:space="preserve">• </w:t>
+      </w:r>
+      <w:proofErr w:type="spellStart"/>
+      <w:r>
+        <w:t>idZgloszenia</w:t>
+      </w:r>
+      <w:proofErr w:type="spellEnd"/>
+      <w:r>
+        <w:t xml:space="preserve">: </w:t>
+      </w:r>
+      <w:proofErr w:type="spellStart"/>
+      <w:r>
+        <w:t>int</w:t>
+      </w:r>
+      <w:proofErr w:type="spellEnd"/>
+      <w:r>
+        <w:t xml:space="preserve"> - unikalny identyfikator zgłoszenia.</w:t>
+      </w:r>
+    </w:p>
+    <w:p>
+      <w:r>
+        <w:t xml:space="preserve">• </w:t>
+      </w:r>
+      <w:proofErr w:type="spellStart"/>
+      <w:r>
+        <w:t>dataZgloszenia</w:t>
+      </w:r>
+      <w:proofErr w:type="spellEnd"/>
+      <w:r>
+        <w:t xml:space="preserve">: </w:t>
+      </w:r>
+      <w:proofErr w:type="spellStart"/>
+      <w:r>
+        <w:t>Date</w:t>
+      </w:r>
+      <w:proofErr w:type="spellEnd"/>
+      <w:r>
+        <w:t xml:space="preserve"> - data utworzenia zgłoszenia.</w:t>
+      </w:r>
+    </w:p>
+    <w:p>
+      <w:r>
+        <w:t>• opis: String - opis podejrzanej sytuacji.</w:t>
+      </w:r>
+    </w:p>
+    <w:p>
+      <w:r>
+        <w:t xml:space="preserve">• </w:t>
+      </w:r>
+      <w:proofErr w:type="spellStart"/>
+      <w:r>
+        <w:t>statusZgloszenia</w:t>
+      </w:r>
+      <w:proofErr w:type="spellEnd"/>
+      <w:r>
+        <w:t>: String - aktualny status zgłoszenia, np. nowe, analizowane, potwierdzone, fałszywe.</w:t>
+      </w:r>
+    </w:p>
+    <w:p>
+      <w:r>
+        <w:t xml:space="preserve">• </w:t>
+      </w:r>
+      <w:proofErr w:type="spellStart"/>
+      <w:r>
+        <w:t>poziomRyzyka</w:t>
+      </w:r>
+      <w:proofErr w:type="spellEnd"/>
+      <w:r>
+        <w:t>: String - określa poziom zagrożenia, np. niski, średni, wysoki.</w:t>
+      </w:r>
+    </w:p>
+    <w:p>
+      <w:r>
+        <w:t xml:space="preserve">• </w:t>
+      </w:r>
+      <w:proofErr w:type="spellStart"/>
+      <w:r>
+        <w:t>powodZgloszenia</w:t>
+      </w:r>
+      <w:proofErr w:type="spellEnd"/>
+      <w:r>
+        <w:t>: String - powód utworzenia zgłoszenia.</w:t>
+      </w:r>
+    </w:p>
+    <w:p>
+      <w:r>
+        <w:t>Metody:</w:t>
+      </w:r>
+    </w:p>
+    <w:p>
+      <w:r>
+        <w:t>•</w:t>
+      </w:r>
+      <w:proofErr w:type="spellStart"/>
+      <w:r>
+        <w:t>utworzZgloszenie</w:t>
+      </w:r>
+      <w:proofErr w:type="spellEnd"/>
+      <w:r>
+        <w:t>() - tworzy nowe zgłoszenie oszustwa.</w:t>
+      </w:r>
+    </w:p>
+    <w:p>
+      <w:r>
+        <w:t xml:space="preserve">• </w:t>
+      </w:r>
+      <w:proofErr w:type="spellStart"/>
+      <w:r>
+        <w:t>zmienStatus</w:t>
+      </w:r>
+      <w:proofErr w:type="spellEnd"/>
+      <w:r>
+        <w:t>() - zmienia status zgłoszenia.</w:t>
+      </w:r>
+    </w:p>
+    <w:p>
+      <w:r>
+        <w:t xml:space="preserve">• </w:t>
+      </w:r>
+      <w:proofErr w:type="spellStart"/>
+      <w:r>
+        <w:t>przekazDoOchrony</w:t>
+      </w:r>
+      <w:proofErr w:type="spellEnd"/>
+      <w:r>
+        <w:t>() - przekazuje zgłoszenie do ochrony.</w:t>
+      </w:r>
+    </w:p>
+    <w:p>
+      <w:r>
+        <w:t xml:space="preserve">• </w:t>
+      </w:r>
+      <w:proofErr w:type="spellStart"/>
+      <w:r>
+        <w:t>oznaczJakoPotwierdzone</w:t>
+      </w:r>
+      <w:proofErr w:type="spellEnd"/>
+      <w:r>
+        <w:t>() - oznacza zgłoszenie jako potwierdzone.</w:t>
+      </w:r>
+    </w:p>
+    <w:p>
+      <w:r>
+        <w:t xml:space="preserve">• </w:t>
+      </w:r>
+      <w:proofErr w:type="spellStart"/>
+      <w:r>
+        <w:t>oznaczJakoFalszywe</w:t>
+      </w:r>
+      <w:proofErr w:type="spellEnd"/>
+      <w:r>
+        <w:t>() - oznacza zgłoszenie jako fałszywe.</w:t>
+      </w:r>
+    </w:p>
+    <w:p>
+      <w:pPr>
+        <w:pStyle w:val="Akapitzlist"/>
+        <w:ind w:left="1080"/>
+        <w:jc w:val="both"/>
+      </w:pPr>
+    </w:p>
+    <w:p>
+      <w:pPr>
+        <w:pStyle w:val="Akapitzlist"/>
+        <w:numPr>
+          <w:ilvl w:val="0"/>
+          <w:numId w:val="10"/>
+        </w:numPr>
+        <w:jc w:val="both"/>
+      </w:pPr>
+      <w:r>
+        <w:t>Diagramy stanów</w:t>
+      </w:r>
+    </w:p>
+    <w:p>
+      <w:pPr>
+        <w:pStyle w:val="Akapitzlist"/>
+        <w:ind w:left="1080"/>
+        <w:jc w:val="both"/>
+      </w:pPr>
+    </w:p>
+    <w:p>
+      <w:pPr>
+        <w:pStyle w:val="Akapitzlist"/>
+        <w:numPr>
+          <w:ilvl w:val="0"/>
+          <w:numId w:val="10"/>
+        </w:numPr>
+        <w:jc w:val="both"/>
+      </w:pPr>
+      <w:r>
+        <w:t> Propozycje interfejsu użytkownika</w:t>
+      </w:r>
+    </w:p>
+    <w:p>
+      <w:pPr>
+        <w:rPr>
+          <w:b/>
+          <w:bCs/>
+        </w:rPr>
+      </w:pPr>
+      <w:r>
+        <w:rPr>
+          <w:b/>
+          <w:bCs/>
+        </w:rPr>
+        <w:t>Okno główne</w:t>
+      </w:r>
+    </w:p>
+    <w:p>
+      <w:r>
+        <w:t>Okno główne jest ekranem startowym po zalogowaniu użytkownika.</w:t>
+      </w:r>
+    </w:p>
+    <w:p>
+      <w:r>
+        <w:rPr>
+          <w:noProof/>
+        </w:rPr>
+        <w:drawing>
+          <wp:inline distT="0" distB="0" distL="0" distR="0" wp14:anchorId="04978CB8" wp14:editId="2D1C704D">
+            <wp:extent cx="3830782" cy="2222384"/>
+            <wp:effectExtent l="0" t="0" r="0" b="6985"/>
+            <wp:docPr id="548143804" name="Obraz 1" descr="Otwórz zdjęcie"/>
+            <wp:cNvGraphicFramePr>
+              <a:graphicFrameLocks xmlns:a="http://schemas.openxmlformats.org/drawingml/2006/main" noChangeAspect="1"/>
+            </wp:cNvGraphicFramePr>
+            <a:graphic xmlns:a="http://schemas.openxmlformats.org/drawingml/2006/main">
+              <a:graphicData uri="http://schemas.openxmlformats.org/drawingml/2006/picture">
+                <pic:pic xmlns:pic="http://schemas.openxmlformats.org/drawingml/2006/picture">
+                  <pic:nvPicPr>
+                    <pic:cNvPr id="0" name="Picture 73" descr="Otwórz zdjęcie"/>
+                    <pic:cNvPicPr>
+                      <a:picLocks noChangeAspect="1" noChangeArrowheads="1"/>
+                    </pic:cNvPicPr>
+                  </pic:nvPicPr>
+                  <pic:blipFill rotWithShape="1">
+                    <a:blip r:embed="rId18" cstate="print">
+                      <a:extLst>
+                        <a:ext uri="{28A0092B-C50C-407E-A947-70E740481C1C}">
+                          <a14:useLocalDpi xmlns:a14="http://schemas.microsoft.com/office/drawing/2010/main" val="0"/>
+                        </a:ext>
+                      </a:extLst>
+                    </a:blip>
+                    <a:srcRect l="9260" t="15884" r="13415" b="52928"/>
+                    <a:stretch>
+                      <a:fillRect/>
+                    </a:stretch>
+                  </pic:blipFill>
+                  <pic:spPr bwMode="auto">
+                    <a:xfrm>
+                      <a:off x="0" y="0"/>
+                      <a:ext cx="3838691" cy="2226972"/>
+                    </a:xfrm>
+                    <a:prstGeom prst="rect">
+                      <a:avLst/>
+                    </a:prstGeom>
+                    <a:noFill/>
+                    <a:ln>
+                      <a:noFill/>
+                    </a:ln>
+                    <a:extLst>
+                      <a:ext uri="{53640926-AAD7-44D8-BBD7-CCE9431645EC}">
+                        <a14:shadowObscured xmlns:a14="http://schemas.microsoft.com/office/drawing/2010/main"/>
+                      </a:ext>
+                    </a:extLst>
+                  </pic:spPr>
+                </pic:pic>
+              </a:graphicData>
+            </a:graphic>
+          </wp:inline>
+        </w:drawing>
+      </w:r>
+    </w:p>
+    <w:p>
+      <w:r>
+        <w:lastRenderedPageBreak/>
+        <w:t>W tym oknie użytkownik może</w:t>
+      </w:r>
+      <w:r>
+        <w:t xml:space="preserve"> </w:t>
+      </w:r>
+      <w:r>
+        <w:t>przeglądać dostępne gry, sprawdzić stan portfela,</w:t>
+      </w:r>
+      <w:r>
+        <w:t xml:space="preserve"> </w:t>
+      </w:r>
+      <w:r>
+        <w:t xml:space="preserve">zobaczyć status VIP, </w:t>
+      </w:r>
+      <w:r>
+        <w:t xml:space="preserve"> </w:t>
+      </w:r>
+      <w:r>
+        <w:t xml:space="preserve">szybko przejść do najważniejszych funkcji systemu. </w:t>
+      </w:r>
+    </w:p>
+    <w:p>
+      <w:pPr>
+        <w:rPr>
+          <w:b/>
+          <w:bCs/>
+        </w:rPr>
+      </w:pPr>
+      <w:r>
+        <w:rPr>
+          <w:b/>
+          <w:bCs/>
+        </w:rPr>
+        <w:t>Menu główne</w:t>
+      </w:r>
+    </w:p>
+    <w:p>
+      <w:r>
+        <w:t>Menu główne znajduje się w górnej części systemu i umożliwia szybkie przełączanie między modułami:</w:t>
+      </w:r>
+    </w:p>
+    <w:p>
+      <w:pPr>
+        <w:numPr>
+          <w:ilvl w:val="0"/>
+          <w:numId w:val="11"/>
+        </w:numPr>
+      </w:pPr>
+      <w:r>
+        <w:t xml:space="preserve">Gry </w:t>
+      </w:r>
+    </w:p>
+    <w:p>
+      <w:pPr>
+        <w:numPr>
+          <w:ilvl w:val="0"/>
+          <w:numId w:val="11"/>
+        </w:numPr>
+      </w:pPr>
+      <w:r>
+        <w:t xml:space="preserve">Portfel </w:t>
+      </w:r>
+    </w:p>
+    <w:p>
+      <w:pPr>
+        <w:numPr>
+          <w:ilvl w:val="0"/>
+          <w:numId w:val="11"/>
+        </w:numPr>
+      </w:pPr>
+      <w:r>
+        <w:t xml:space="preserve">VIP </w:t>
+      </w:r>
+    </w:p>
+    <w:p>
+      <w:pPr>
+        <w:numPr>
+          <w:ilvl w:val="0"/>
+          <w:numId w:val="11"/>
+        </w:numPr>
+      </w:pPr>
+      <w:r>
+        <w:t xml:space="preserve">Profil użytkownika </w:t>
+      </w:r>
+    </w:p>
+    <w:p>
+      <w:pPr>
+        <w:numPr>
+          <w:ilvl w:val="0"/>
+          <w:numId w:val="11"/>
+        </w:numPr>
+      </w:pPr>
+      <w:r>
+        <w:t xml:space="preserve">Statystyki (dla właściciela) </w:t>
+      </w:r>
+    </w:p>
+    <w:p>
+      <w:pPr>
+        <w:numPr>
+          <w:ilvl w:val="0"/>
+          <w:numId w:val="11"/>
+        </w:numPr>
+      </w:pPr>
+      <w:r>
+        <w:t xml:space="preserve">Panel administratora (dla administratora) </w:t>
+      </w:r>
+    </w:p>
+    <w:p>
+      <w:pPr>
+        <w:numPr>
+          <w:ilvl w:val="0"/>
+          <w:numId w:val="11"/>
+        </w:numPr>
+      </w:pPr>
+      <w:r>
+        <w:t xml:space="preserve">Wyloguj </w:t>
+      </w:r>
+    </w:p>
+    <w:p>
+      <w:pPr>
+        <w:rPr>
+          <w:rFonts w:ascii="Segoe UI Emoji" w:hAnsi="Segoe UI Emoji" w:cs="Segoe UI Emoji"/>
+          <w:b/>
+          <w:bCs/>
+        </w:rPr>
+      </w:pPr>
+      <w:r>
+        <w:rPr>
+          <w:rFonts w:ascii="Segoe UI Emoji" w:hAnsi="Segoe UI Emoji" w:cs="Segoe UI Emoji"/>
+          <w:b/>
+          <w:bCs/>
+        </w:rPr>
+        <w:br w:type="page"/>
+      </w:r>
+    </w:p>
+    <w:p>
+      <w:pPr>
+        <w:rPr>
+          <w:b/>
+          <w:bCs/>
+        </w:rPr>
+      </w:pPr>
+      <w:r>
+        <w:rPr>
+          <w:rFonts w:ascii="Segoe UI Emoji" w:hAnsi="Segoe UI Emoji" w:cs="Segoe UI Emoji"/>
+          <w:b/>
+          <w:bCs/>
+        </w:rPr>
+        <w:lastRenderedPageBreak/>
+        <w:t>O</w:t>
+      </w:r>
+      <w:r>
+        <w:rPr>
+          <w:b/>
+          <w:bCs/>
+        </w:rPr>
+        <w:t>kno portfela</w:t>
+      </w:r>
+    </w:p>
+    <w:p>
+      <w:r>
+        <w:t>Okno portfela służy do zarządzania środkami gracza.</w:t>
+      </w:r>
+    </w:p>
+    <w:p>
+      <w:r>
+        <w:rPr>
+          <w:noProof/>
+        </w:rPr>
+        <w:drawing>
+          <wp:inline distT="0" distB="0" distL="0" distR="0" wp14:anchorId="66C1DB14" wp14:editId="06D4CF2C">
+            <wp:extent cx="3335701" cy="1884219"/>
+            <wp:effectExtent l="0" t="0" r="0" b="1905"/>
+            <wp:docPr id="1561621353" name="Obraz 2" descr="Otwórz zdjęcie"/>
+            <wp:cNvGraphicFramePr>
+              <a:graphicFrameLocks xmlns:a="http://schemas.openxmlformats.org/drawingml/2006/main" noChangeAspect="1"/>
+            </wp:cNvGraphicFramePr>
+            <a:graphic xmlns:a="http://schemas.openxmlformats.org/drawingml/2006/main">
+              <a:graphicData uri="http://schemas.openxmlformats.org/drawingml/2006/picture">
+                <pic:pic xmlns:pic="http://schemas.openxmlformats.org/drawingml/2006/picture">
+                  <pic:nvPicPr>
+                    <pic:cNvPr id="0" name="Picture 75" descr="Otwórz zdjęcie"/>
+                    <pic:cNvPicPr>
+                      <a:picLocks noChangeAspect="1" noChangeArrowheads="1"/>
+                    </pic:cNvPicPr>
+                  </pic:nvPicPr>
+                  <pic:blipFill rotWithShape="1">
+                    <a:blip r:embed="rId18" cstate="print">
+                      <a:extLst>
+                        <a:ext uri="{28A0092B-C50C-407E-A947-70E740481C1C}">
+                          <a14:useLocalDpi xmlns:a14="http://schemas.microsoft.com/office/drawing/2010/main" val="0"/>
+                        </a:ext>
+                      </a:extLst>
+                    </a:blip>
+                    <a:srcRect l="9501" t="50500" r="13661" b="19325"/>
+                    <a:stretch>
+                      <a:fillRect/>
+                    </a:stretch>
+                  </pic:blipFill>
+                  <pic:spPr bwMode="auto">
+                    <a:xfrm>
+                      <a:off x="0" y="0"/>
+                      <a:ext cx="3379893" cy="1909181"/>
+                    </a:xfrm>
+                    <a:prstGeom prst="rect">
+                      <a:avLst/>
+                    </a:prstGeom>
+                    <a:noFill/>
+                    <a:ln>
+                      <a:noFill/>
+                    </a:ln>
+                    <a:extLst>
+                      <a:ext uri="{53640926-AAD7-44D8-BBD7-CCE9431645EC}">
+                        <a14:shadowObscured xmlns:a14="http://schemas.microsoft.com/office/drawing/2010/main"/>
+                      </a:ext>
+                    </a:extLst>
+                  </pic:spPr>
+                </pic:pic>
+              </a:graphicData>
+            </a:graphic>
+          </wp:inline>
+        </w:drawing>
+      </w:r>
+    </w:p>
+    <w:p>
+      <w:r>
+        <w:t>Funkcje</w:t>
+      </w:r>
+      <w:r>
+        <w:t xml:space="preserve"> okna portfela to </w:t>
+      </w:r>
+      <w:r>
+        <w:t xml:space="preserve">wymiana waluty kasyna, wypłata środków, podgląd historii transakcji. </w:t>
+      </w:r>
+    </w:p>
+    <w:p>
+      <w:pPr>
+        <w:rPr>
+          <w:b/>
+          <w:bCs/>
+        </w:rPr>
+      </w:pPr>
+      <w:r>
+        <w:rPr>
+          <w:b/>
+          <w:bCs/>
+        </w:rPr>
+        <w:t>Okno rezerwacji VIP</w:t>
+      </w:r>
+    </w:p>
+    <w:p>
+      <w:r>
+        <w:t>Okno umożliwia rezerwację miejsc w strefie VIP.</w:t>
+      </w:r>
+    </w:p>
+    <w:p>
+      <w:r>
+        <w:rPr>
+          <w:noProof/>
+        </w:rPr>
+        <w:drawing>
+          <wp:inline distT="0" distB="0" distL="0" distR="0" wp14:anchorId="7C59E090" wp14:editId="22E002B6">
+            <wp:extent cx="3314733" cy="1925782"/>
+            <wp:effectExtent l="0" t="0" r="0" b="0"/>
+            <wp:docPr id="1648263856" name="Obraz 3" descr="Otwórz zdjęcie"/>
+            <wp:cNvGraphicFramePr>
+              <a:graphicFrameLocks xmlns:a="http://schemas.openxmlformats.org/drawingml/2006/main" noChangeAspect="1"/>
+            </wp:cNvGraphicFramePr>
+            <a:graphic xmlns:a="http://schemas.openxmlformats.org/drawingml/2006/main">
+              <a:graphicData uri="http://schemas.openxmlformats.org/drawingml/2006/picture">
+                <pic:pic xmlns:pic="http://schemas.openxmlformats.org/drawingml/2006/picture">
+                  <pic:nvPicPr>
+                    <pic:cNvPr id="0" name="Picture 77" descr="Otwórz zdjęcie"/>
+                    <pic:cNvPicPr>
+                      <a:picLocks noChangeAspect="1" noChangeArrowheads="1"/>
+                    </pic:cNvPicPr>
+                  </pic:nvPicPr>
+                  <pic:blipFill rotWithShape="1">
+                    <a:blip r:embed="rId19" cstate="print">
+                      <a:extLst>
+                        <a:ext uri="{28A0092B-C50C-407E-A947-70E740481C1C}">
+                          <a14:useLocalDpi xmlns:a14="http://schemas.microsoft.com/office/drawing/2010/main" val="0"/>
+                        </a:ext>
+                      </a:extLst>
+                    </a:blip>
+                    <a:srcRect l="9140" t="15551" r="13661" b="53268"/>
+                    <a:stretch>
+                      <a:fillRect/>
+                    </a:stretch>
+                  </pic:blipFill>
+                  <pic:spPr bwMode="auto">
+                    <a:xfrm>
+                      <a:off x="0" y="0"/>
+                      <a:ext cx="3336348" cy="1938340"/>
+                    </a:xfrm>
+                    <a:prstGeom prst="rect">
+                      <a:avLst/>
+                    </a:prstGeom>
+                    <a:noFill/>
+                    <a:ln>
+                      <a:noFill/>
+                    </a:ln>
+                    <a:extLst>
+                      <a:ext uri="{53640926-AAD7-44D8-BBD7-CCE9431645EC}">
+                        <a14:shadowObscured xmlns:a14="http://schemas.microsoft.com/office/drawing/2010/main"/>
+                      </a:ext>
+                    </a:extLst>
+                  </pic:spPr>
+                </pic:pic>
+              </a:graphicData>
+            </a:graphic>
+          </wp:inline>
+        </w:drawing>
+      </w:r>
+    </w:p>
+    <w:p>
+      <w:r>
+        <w:t>Funkcje</w:t>
+      </w:r>
+      <w:r>
+        <w:t xml:space="preserve"> okna rezerwacji VIP to </w:t>
+      </w:r>
+      <w:r>
+        <w:t>wybór stołu VIP, wybór godziny,</w:t>
+      </w:r>
+      <w:r>
+        <w:t xml:space="preserve"> </w:t>
+      </w:r>
+      <w:r>
+        <w:t xml:space="preserve">sprawdzenie dostępności, potwierdzenie rezerwacji. </w:t>
+      </w:r>
+    </w:p>
+    <w:p>
+      <w:pPr>
+        <w:rPr>
+          <w:b/>
+          <w:bCs/>
+        </w:rPr>
+      </w:pPr>
+      <w:r>
+        <w:rPr>
+          <w:b/>
+          <w:bCs/>
+        </w:rPr>
+        <w:t>Okno gier</w:t>
+      </w:r>
+    </w:p>
+    <w:p>
+      <w:r>
+        <w:rPr>
+          <w:noProof/>
+        </w:rPr>
+        <w:drawing>
+          <wp:inline distT="0" distB="0" distL="0" distR="0" wp14:anchorId="350F43E9" wp14:editId="31A1AFBF">
+            <wp:extent cx="3319399" cy="1905000"/>
+            <wp:effectExtent l="0" t="0" r="0" b="0"/>
+            <wp:docPr id="406795094" name="Obraz 4" descr="Otwórz zdjęcie"/>
+            <wp:cNvGraphicFramePr>
+              <a:graphicFrameLocks xmlns:a="http://schemas.openxmlformats.org/drawingml/2006/main" noChangeAspect="1"/>
+            </wp:cNvGraphicFramePr>
+            <a:graphic xmlns:a="http://schemas.openxmlformats.org/drawingml/2006/main">
+              <a:graphicData uri="http://schemas.openxmlformats.org/drawingml/2006/picture">
+                <pic:pic xmlns:pic="http://schemas.openxmlformats.org/drawingml/2006/picture">
+                  <pic:nvPicPr>
+                    <pic:cNvPr id="0" name="Picture 79" descr="Otwórz zdjęcie"/>
+                    <pic:cNvPicPr>
+                      <a:picLocks noChangeAspect="1" noChangeArrowheads="1"/>
+                    </pic:cNvPicPr>
+                  </pic:nvPicPr>
+                  <pic:blipFill rotWithShape="1">
+                    <a:blip r:embed="rId19" cstate="print">
+                      <a:extLst>
+                        <a:ext uri="{28A0092B-C50C-407E-A947-70E740481C1C}">
+                          <a14:useLocalDpi xmlns:a14="http://schemas.microsoft.com/office/drawing/2010/main" val="0"/>
+                        </a:ext>
+                      </a:extLst>
+                    </a:blip>
+                    <a:srcRect l="9500" t="50083" r="14001" b="19395"/>
+                    <a:stretch>
+                      <a:fillRect/>
+                    </a:stretch>
+                  </pic:blipFill>
+                  <pic:spPr bwMode="auto">
+                    <a:xfrm>
+                      <a:off x="0" y="0"/>
+                      <a:ext cx="3340334" cy="1917014"/>
+                    </a:xfrm>
+                    <a:prstGeom prst="rect">
+                      <a:avLst/>
+                    </a:prstGeom>
+                    <a:noFill/>
+                    <a:ln>
+                      <a:noFill/>
+                    </a:ln>
+                    <a:extLst>
+                      <a:ext uri="{53640926-AAD7-44D8-BBD7-CCE9431645EC}">
+                        <a14:shadowObscured xmlns:a14="http://schemas.microsoft.com/office/drawing/2010/main"/>
+                      </a:ext>
+                    </a:extLst>
+                  </pic:spPr>
+                </pic:pic>
+              </a:graphicData>
+            </a:graphic>
+          </wp:inline>
+        </w:drawing>
+      </w:r>
+    </w:p>
+    <w:p>
+      <w:r>
+        <w:lastRenderedPageBreak/>
+        <w:t>Funkcje</w:t>
+      </w:r>
+      <w:r>
+        <w:t xml:space="preserve"> okna gier to </w:t>
+      </w:r>
+      <w:r>
+        <w:t xml:space="preserve">lista dostępnych gier, możliwość dołączenia do stołu, rozpoczęcie gry na automatach. </w:t>
+      </w:r>
+    </w:p>
+    <w:p>
+      <w:pPr>
+        <w:rPr>
+          <w:b/>
+          <w:bCs/>
+        </w:rPr>
+      </w:pPr>
+      <w:r>
+        <w:rPr>
+          <w:b/>
+          <w:bCs/>
+        </w:rPr>
+        <w:t>Okno gry zdalnej (</w:t>
+      </w:r>
+      <w:r>
+        <w:rPr>
+          <w:b/>
+          <w:bCs/>
+        </w:rPr>
+        <w:t xml:space="preserve"> tworzenie </w:t>
+      </w:r>
+      <w:r>
+        <w:rPr>
+          <w:b/>
+          <w:bCs/>
+        </w:rPr>
+        <w:t>hologram</w:t>
+      </w:r>
+      <w:r>
+        <w:rPr>
+          <w:b/>
+          <w:bCs/>
+        </w:rPr>
+        <w:t>u</w:t>
+      </w:r>
+      <w:r>
+        <w:rPr>
+          <w:b/>
+          <w:bCs/>
+        </w:rPr>
+        <w:t>)</w:t>
+      </w:r>
+    </w:p>
+    <w:p>
+      <w:r>
+        <w:rPr>
+          <w:noProof/>
+        </w:rPr>
+        <w:drawing>
+          <wp:inline distT="0" distB="0" distL="0" distR="0" wp14:anchorId="79248255" wp14:editId="590F0E3A">
+            <wp:extent cx="3461263" cy="1973580"/>
+            <wp:effectExtent l="0" t="0" r="6350" b="7620"/>
+            <wp:docPr id="1773179010" name="Obraz 6" descr="Otwórz zdjęcie"/>
+            <wp:cNvGraphicFramePr>
+              <a:graphicFrameLocks xmlns:a="http://schemas.openxmlformats.org/drawingml/2006/main" noChangeAspect="1"/>
+            </wp:cNvGraphicFramePr>
+            <a:graphic xmlns:a="http://schemas.openxmlformats.org/drawingml/2006/main">
+              <a:graphicData uri="http://schemas.openxmlformats.org/drawingml/2006/picture">
+                <pic:pic xmlns:pic="http://schemas.openxmlformats.org/drawingml/2006/picture">
+                  <pic:nvPicPr>
+                    <pic:cNvPr id="0" name="Picture 86" descr="Otwórz zdjęcie"/>
+                    <pic:cNvPicPr>
+                      <a:picLocks noChangeAspect="1" noChangeArrowheads="1"/>
+                    </pic:cNvPicPr>
+                  </pic:nvPicPr>
+                  <pic:blipFill rotWithShape="1">
+                    <a:blip r:embed="rId20" cstate="print">
+                      <a:extLst>
+                        <a:ext uri="{28A0092B-C50C-407E-A947-70E740481C1C}">
+                          <a14:useLocalDpi xmlns:a14="http://schemas.microsoft.com/office/drawing/2010/main" val="0"/>
+                        </a:ext>
+                      </a:extLst>
+                    </a:blip>
+                    <a:srcRect l="10185" t="18207" r="13493" b="51540"/>
+                    <a:stretch>
+                      <a:fillRect/>
+                    </a:stretch>
+                  </pic:blipFill>
+                  <pic:spPr bwMode="auto">
+                    <a:xfrm>
+                      <a:off x="0" y="0"/>
+                      <a:ext cx="3468764" cy="1977857"/>
+                    </a:xfrm>
+                    <a:prstGeom prst="rect">
+                      <a:avLst/>
+                    </a:prstGeom>
+                    <a:noFill/>
+                    <a:ln>
+                      <a:noFill/>
+                    </a:ln>
+                    <a:extLst>
+                      <a:ext uri="{53640926-AAD7-44D8-BBD7-CCE9431645EC}">
+                        <a14:shadowObscured xmlns:a14="http://schemas.microsoft.com/office/drawing/2010/main"/>
+                      </a:ext>
+                    </a:extLst>
+                  </pic:spPr>
+                </pic:pic>
+              </a:graphicData>
+            </a:graphic>
+          </wp:inline>
+        </w:drawing>
+      </w:r>
+    </w:p>
+    <w:p>
+      <w:r>
+        <w:t>Funkcje</w:t>
+      </w:r>
+      <w:r>
+        <w:t xml:space="preserve"> gry zdalnej to </w:t>
+      </w:r>
+      <w:r>
+        <w:t xml:space="preserve">skan ciała użytkownika, generowanie hologramu, udział w grze stołowej zdalnie. </w:t>
+      </w:r>
+    </w:p>
+    <w:p>
+      <w:pPr>
+        <w:rPr>
+          <w:b/>
+          <w:bCs/>
+        </w:rPr>
+      </w:pPr>
+      <w:r>
+        <w:rPr>
+          <w:b/>
+          <w:bCs/>
+        </w:rPr>
+        <w:t>Okno powiadomień bezpieczeństwa</w:t>
+      </w:r>
+    </w:p>
+    <w:p>
+      <w:r>
+        <w:rPr>
+          <w:noProof/>
+        </w:rPr>
+        <w:drawing>
+          <wp:inline distT="0" distB="0" distL="0" distR="0" wp14:anchorId="55638F11" wp14:editId="6B7A9766">
+            <wp:extent cx="3375660" cy="1943915"/>
+            <wp:effectExtent l="0" t="0" r="0" b="0"/>
+            <wp:docPr id="272649845" name="Obraz 7" descr="Otwórz zdjęcie"/>
+            <wp:cNvGraphicFramePr>
+              <a:graphicFrameLocks xmlns:a="http://schemas.openxmlformats.org/drawingml/2006/main" noChangeAspect="1"/>
+            </wp:cNvGraphicFramePr>
+            <a:graphic xmlns:a="http://schemas.openxmlformats.org/drawingml/2006/main">
+              <a:graphicData uri="http://schemas.openxmlformats.org/drawingml/2006/picture">
+                <pic:pic xmlns:pic="http://schemas.openxmlformats.org/drawingml/2006/picture">
+                  <pic:nvPicPr>
+                    <pic:cNvPr id="0" name="Picture 88" descr="Otwórz zdjęcie"/>
+                    <pic:cNvPicPr>
+                      <a:picLocks noChangeAspect="1" noChangeArrowheads="1"/>
+                    </pic:cNvPicPr>
+                  </pic:nvPicPr>
+                  <pic:blipFill rotWithShape="1">
+                    <a:blip r:embed="rId20" cstate="print">
+                      <a:extLst>
+                        <a:ext uri="{28A0092B-C50C-407E-A947-70E740481C1C}">
+                          <a14:useLocalDpi xmlns:a14="http://schemas.microsoft.com/office/drawing/2010/main" val="0"/>
+                        </a:ext>
+                      </a:extLst>
+                    </a:blip>
+                    <a:srcRect l="9524" t="54345" r="13756" b="14943"/>
+                    <a:stretch>
+                      <a:fillRect/>
+                    </a:stretch>
+                  </pic:blipFill>
+                  <pic:spPr bwMode="auto">
+                    <a:xfrm>
+                      <a:off x="0" y="0"/>
+                      <a:ext cx="3385250" cy="1949438"/>
+                    </a:xfrm>
+                    <a:prstGeom prst="rect">
+                      <a:avLst/>
+                    </a:prstGeom>
+                    <a:noFill/>
+                    <a:ln>
+                      <a:noFill/>
+                    </a:ln>
+                    <a:extLst>
+                      <a:ext uri="{53640926-AAD7-44D8-BBD7-CCE9431645EC}">
+                        <a14:shadowObscured xmlns:a14="http://schemas.microsoft.com/office/drawing/2010/main"/>
+                      </a:ext>
+                    </a:extLst>
+                  </pic:spPr>
+                </pic:pic>
+              </a:graphicData>
+            </a:graphic>
+          </wp:inline>
+        </w:drawing>
+      </w:r>
+    </w:p>
+    <w:p>
+      <w:r>
+        <w:t>Funkcje</w:t>
+      </w:r>
+      <w:r>
+        <w:t xml:space="preserve"> powiadomień bezpieczeństwa to </w:t>
+      </w:r>
+      <w:r>
+        <w:t xml:space="preserve">informacja o blokadzie konta, komunikaty systemowe, kontakt z ochroną. </w:t>
+      </w:r>
+    </w:p>
+    <w:p>
+      <w:pPr>
+        <w:rPr>
+          <w:b/>
+          <w:bCs/>
+        </w:rPr>
+      </w:pPr>
+      <w:r>
+        <w:rPr>
+          <w:b/>
+          <w:bCs/>
+        </w:rPr>
+        <w:t>Okno awarii automatów</w:t>
+      </w:r>
+    </w:p>
+    <w:p>
+      <w:r>
+        <w:rPr>
+          <w:noProof/>
+        </w:rPr>
+        <w:drawing>
+          <wp:inline distT="0" distB="0" distL="0" distR="0" wp14:anchorId="77454C14" wp14:editId="17EC9E1E">
+            <wp:extent cx="3364703" cy="1950720"/>
+            <wp:effectExtent l="0" t="0" r="7620" b="0"/>
+            <wp:docPr id="817697281" name="Obraz 8" descr="Otwórz zdjęcie"/>
+            <wp:cNvGraphicFramePr>
+              <a:graphicFrameLocks xmlns:a="http://schemas.openxmlformats.org/drawingml/2006/main" noChangeAspect="1"/>
+            </wp:cNvGraphicFramePr>
+            <a:graphic xmlns:a="http://schemas.openxmlformats.org/drawingml/2006/main">
+              <a:graphicData uri="http://schemas.openxmlformats.org/drawingml/2006/picture">
+                <pic:pic xmlns:pic="http://schemas.openxmlformats.org/drawingml/2006/picture">
+                  <pic:nvPicPr>
+                    <pic:cNvPr id="0" name="Picture 90" descr="Otwórz zdjęcie"/>
+                    <pic:cNvPicPr>
+                      <a:picLocks noChangeAspect="1" noChangeArrowheads="1"/>
+                    </pic:cNvPicPr>
+                  </pic:nvPicPr>
+                  <pic:blipFill rotWithShape="1">
+                    <a:blip r:embed="rId21" cstate="print">
+                      <a:extLst>
+                        <a:ext uri="{28A0092B-C50C-407E-A947-70E740481C1C}">
+                          <a14:useLocalDpi xmlns:a14="http://schemas.microsoft.com/office/drawing/2010/main" val="0"/>
+                        </a:ext>
+                      </a:extLst>
+                    </a:blip>
+                    <a:srcRect l="9259" t="18391" r="13625" b="50529"/>
+                    <a:stretch>
+                      <a:fillRect/>
+                    </a:stretch>
+                  </pic:blipFill>
+                  <pic:spPr bwMode="auto">
+                    <a:xfrm>
+                      <a:off x="0" y="0"/>
+                      <a:ext cx="3381403" cy="1960402"/>
+                    </a:xfrm>
+                    <a:prstGeom prst="rect">
+                      <a:avLst/>
+                    </a:prstGeom>
+                    <a:noFill/>
+                    <a:ln>
+                      <a:noFill/>
+                    </a:ln>
+                    <a:extLst>
+                      <a:ext uri="{53640926-AAD7-44D8-BBD7-CCE9431645EC}">
+                        <a14:shadowObscured xmlns:a14="http://schemas.microsoft.com/office/drawing/2010/main"/>
+                      </a:ext>
+                    </a:extLst>
+                  </pic:spPr>
+                </pic:pic>
+              </a:graphicData>
+            </a:graphic>
+          </wp:inline>
+        </w:drawing>
+      </w:r>
+    </w:p>
+    <w:p>
+      <w:pPr>
+        <w:pStyle w:val="Akapitzlist"/>
+        <w:numPr>
+          <w:ilvl w:val="0"/>
+          <w:numId w:val="1"/>
+        </w:numPr>
+        <w:jc w:val="both"/>
+        <w:rPr>
+          <w:b/>
+          <w:bCs/>
+          <w:sz w:val="28"/>
+          <w:szCs w:val="28"/>
+        </w:rPr>
+      </w:pPr>
+      <w:r>
+        <w:rPr>
+          <w:b/>
+          <w:bCs/>
+          <w:sz w:val="28"/>
+          <w:szCs w:val="28"/>
+        </w:rPr>
+        <w:lastRenderedPageBreak/>
+        <w:t>Wymagania niefunkcjonalne dla system</w:t>
+      </w:r>
+      <w:r>
+        <w:rPr>
+          <w:b/>
+          <w:bCs/>
+          <w:sz w:val="28"/>
+          <w:szCs w:val="28"/>
+        </w:rPr>
+        <w:t>u</w:t>
+      </w:r>
+    </w:p>
+    <w:p>
+      <w:pPr>
+        <w:jc w:val="both"/>
+        <w:rPr>
+          <w:b/>
+          <w:bCs/>
+          <w:sz w:val="28"/>
+          <w:szCs w:val="28"/>
+        </w:rPr>
+      </w:pPr>
+      <w:r>
+        <w:t>System „</w:t>
+      </w:r>
+      <w:proofErr w:type="spellStart"/>
+      <w:r>
+        <w:t>Royal</w:t>
+      </w:r>
+      <w:proofErr w:type="spellEnd"/>
+      <w:r>
+        <w:t xml:space="preserve"> Mars” powinien działać w sposób stabilny, bezpieczny oraz umożliwiać jednoczesną obsługę dużej liczby użytkowników lokalnych i zdalnych. System musi zapewniać ciągłość działania kasyna, szybki dostęp do danych oraz ochronę informacji o użytkownikach i transakcjach.</w:t>
+      </w:r>
+    </w:p>
+    <w:p>
+      <w:pPr>
+        <w:pStyle w:val="Akapitzlist"/>
+        <w:jc w:val="both"/>
+      </w:pPr>
+    </w:p>
+    <w:p>
+      <w:pPr>
+        <w:pStyle w:val="Akapitzlist"/>
+        <w:numPr>
+          <w:ilvl w:val="0"/>
+          <w:numId w:val="14"/>
+        </w:numPr>
+        <w:jc w:val="both"/>
+      </w:pPr>
+      <w:r>
+        <w:t>Oszacowanie wielkości bazy danych</w:t>
+      </w:r>
+    </w:p>
+    <w:p>
+      <w:pPr>
+        <w:jc w:val="both"/>
+      </w:pPr>
+      <w:r>
+        <w:t>System bę</w:t>
+      </w:r>
+      <w:r>
+        <w:t>dzie przechowywał informacje dotyczące użytkowników, kont, portfeli, transakcji finansowych, zakładów, historii rozgrywek, rezerwacji VIP, awarii automatów oraz zgłoszeń bezpieczeństwa.</w:t>
+      </w:r>
+      <w:r>
+        <w:t xml:space="preserve"> Zakładamy, że system kasyna będzie obsługiwał około 50 000 aktywnych graczy oraz 2 000 operacji finansowych co godzinę.</w:t>
+      </w:r>
+      <w:r>
+        <w:t xml:space="preserve"> Szacujemy, że początkowa wielkość bazy wynosi w przybliżeniu 70 GB. Zakładamy możliwość zwiększenia jej pojemności wraz z rozwojem systemu i wzrostem liczby użytkowników. </w:t>
+      </w:r>
+      <w:r>
+        <w:t>Przewidywana wielkość danych:</w:t>
+      </w:r>
+    </w:p>
+    <w:p>
+      <w:pPr>
+        <w:pStyle w:val="Akapitzlist"/>
+        <w:numPr>
+          <w:ilvl w:val="0"/>
+          <w:numId w:val="15"/>
+        </w:numPr>
+        <w:jc w:val="both"/>
+      </w:pPr>
+      <w:r>
+        <w:t>Dane użytkowników i kont – około 5 GB Dane obejmują informacje identyfikacyjne, dane logowania oraz historię aktywności użytkowników.</w:t>
+      </w:r>
+    </w:p>
+    <w:p>
+      <w:pPr>
+        <w:pStyle w:val="Akapitzlist"/>
+        <w:numPr>
+          <w:ilvl w:val="0"/>
+          <w:numId w:val="15"/>
+        </w:numPr>
+        <w:jc w:val="both"/>
+      </w:pPr>
+      <w:r>
+        <w:t>Historia transakcji i zakładów – około 40 GB rocznie Baza danych będzie przechowywać historię wszystkich zakładów, wpłat, wypłat oraz wymian walut.</w:t>
+      </w:r>
+    </w:p>
+    <w:p>
+      <w:pPr>
+        <w:pStyle w:val="Akapitzlist"/>
+        <w:numPr>
+          <w:ilvl w:val="0"/>
+          <w:numId w:val="15"/>
+        </w:numPr>
+        <w:jc w:val="both"/>
+      </w:pPr>
+      <w:r>
+        <w:t>Dane dotyczące gier i statystyk – około 10 GB rocznie Obejmują informacje o przebiegu rozgrywek, popularności gier oraz aktywności graczy.</w:t>
+      </w:r>
+    </w:p>
+    <w:p>
+      <w:pPr>
+        <w:pStyle w:val="Akapitzlist"/>
+        <w:numPr>
+          <w:ilvl w:val="0"/>
+          <w:numId w:val="15"/>
+        </w:numPr>
+        <w:jc w:val="both"/>
+      </w:pPr>
+      <w:r>
+        <w:t>Zgłoszenia bezpieczeństwa i logi systemowe – około 15 GB rocznie Dane związane z wykrywaniem oszustw, logowaniem zdarzeń oraz historią działań użytkowników.</w:t>
+      </w:r>
+    </w:p>
+    <w:p>
+      <w:pPr>
+        <w:pStyle w:val="Akapitzlist"/>
+        <w:numPr>
+          <w:ilvl w:val="0"/>
+          <w:numId w:val="15"/>
+        </w:numPr>
+        <w:jc w:val="both"/>
+      </w:pPr>
+      <w:r>
+        <w:t>Rezerwacje VIP i dane pracowników – około 2 GB Informacje dotyczące grafików pracy, rezerwacji oraz zarządzania personelem.</w:t>
+      </w:r>
+    </w:p>
+    <w:p>
+      <w:pPr>
+        <w:pStyle w:val="Akapitzlist"/>
+        <w:ind w:left="768"/>
+        <w:jc w:val="both"/>
+      </w:pPr>
+    </w:p>
+    <w:p>
+      <w:pPr>
+        <w:pStyle w:val="Akapitzlist"/>
+        <w:numPr>
+          <w:ilvl w:val="0"/>
+          <w:numId w:val="14"/>
+        </w:numPr>
+        <w:jc w:val="both"/>
+      </w:pPr>
+      <w:r>
+        <w:t>Propozycja wymaganych czasów odpowiedzi</w:t>
+      </w:r>
+    </w:p>
+    <w:p>
+      <w:pPr>
+        <w:pStyle w:val="Akapitzlist"/>
+        <w:numPr>
+          <w:ilvl w:val="0"/>
+          <w:numId w:val="17"/>
+        </w:numPr>
+        <w:jc w:val="both"/>
+      </w:pPr>
+      <w:r>
+        <w:t>Logowanie użytkownika – maksymalnie 3 sekundy</w:t>
+      </w:r>
+    </w:p>
+    <w:p>
+      <w:pPr>
+        <w:pStyle w:val="Akapitzlist"/>
+        <w:numPr>
+          <w:ilvl w:val="0"/>
+          <w:numId w:val="17"/>
+        </w:numPr>
+        <w:jc w:val="both"/>
+      </w:pPr>
+      <w:r>
+        <w:t>Rejestracja konta wraz z weryfikacją danych – maksymalnie 30 sekund</w:t>
+      </w:r>
+    </w:p>
+    <w:p>
+      <w:pPr>
+        <w:pStyle w:val="Akapitzlist"/>
+        <w:numPr>
+          <w:ilvl w:val="0"/>
+          <w:numId w:val="17"/>
+        </w:numPr>
+        <w:jc w:val="both"/>
+      </w:pPr>
+      <w:r>
+        <w:t>Wyświetlenie listy dostępnych gier – maksymalnie 2 sekundy</w:t>
+      </w:r>
+    </w:p>
+    <w:p>
+      <w:pPr>
+        <w:pStyle w:val="Akapitzlist"/>
+        <w:numPr>
+          <w:ilvl w:val="0"/>
+          <w:numId w:val="17"/>
+        </w:numPr>
+        <w:jc w:val="both"/>
+      </w:pPr>
+      <w:r>
+        <w:t>Dołączenie do gry przy stole – maksymalnie 3 sekundy</w:t>
+      </w:r>
+    </w:p>
+    <w:p>
+      <w:pPr>
+        <w:pStyle w:val="Akapitzlist"/>
+        <w:numPr>
+          <w:ilvl w:val="0"/>
+          <w:numId w:val="17"/>
+        </w:numPr>
+        <w:jc w:val="both"/>
+      </w:pPr>
+      <w:r>
+        <w:t>Rezerwacja miejsca VIP – maksymalnie 5 sekund</w:t>
+      </w:r>
+    </w:p>
+    <w:p>
+      <w:pPr>
+        <w:pStyle w:val="Akapitzlist"/>
+        <w:numPr>
+          <w:ilvl w:val="0"/>
+          <w:numId w:val="17"/>
+        </w:numPr>
+        <w:jc w:val="both"/>
+      </w:pPr>
+      <w:r>
+        <w:t>Aktualizacja salda portfela – maksymalnie 2 sekundy</w:t>
+      </w:r>
+    </w:p>
+    <w:p>
+      <w:pPr>
+        <w:pStyle w:val="Akapitzlist"/>
+        <w:numPr>
+          <w:ilvl w:val="0"/>
+          <w:numId w:val="17"/>
+        </w:numPr>
+        <w:jc w:val="both"/>
+      </w:pPr>
+      <w:r>
+        <w:t>Rozliczenie zakładu po zakończeniu gry – maksymalnie 3 sekundy</w:t>
+      </w:r>
+    </w:p>
+    <w:p>
+      <w:pPr>
+        <w:pStyle w:val="Akapitzlist"/>
+        <w:numPr>
+          <w:ilvl w:val="0"/>
+          <w:numId w:val="17"/>
+        </w:numPr>
+        <w:jc w:val="both"/>
+      </w:pPr>
+      <w:r>
+        <w:t>Wykrycie podejrzanej aktywności – maksymalnie 10 sekund</w:t>
+      </w:r>
+    </w:p>
+    <w:p>
+      <w:pPr>
+        <w:pStyle w:val="Akapitzlist"/>
+        <w:numPr>
+          <w:ilvl w:val="0"/>
+          <w:numId w:val="17"/>
+        </w:numPr>
+        <w:jc w:val="both"/>
+      </w:pPr>
+      <w:r>
+        <w:t>Generowanie podstawowych raportów i statystyk – maksymalnie 15 sekund</w:t>
+      </w:r>
+    </w:p>
+    <w:p>
+      <w:pPr>
+        <w:pStyle w:val="Akapitzlist"/>
+        <w:numPr>
+          <w:ilvl w:val="0"/>
+          <w:numId w:val="17"/>
+        </w:numPr>
+        <w:jc w:val="both"/>
+      </w:pPr>
+      <w:r>
+        <w:t>Wezwanie robota naprawczego – maksymalnie 5 sekund od wykrycia awar</w:t>
+      </w:r>
+      <w:r>
+        <w:t>ii</w:t>
+      </w:r>
+    </w:p>
+    <w:p>
+      <w:pPr>
+        <w:pStyle w:val="Akapitzlist"/>
+        <w:ind w:left="1080"/>
+        <w:jc w:val="both"/>
+      </w:pPr>
+    </w:p>
+    <w:p>
+      <w:pPr>
+        <w:pStyle w:val="Akapitzlist"/>
+        <w:numPr>
+          <w:ilvl w:val="0"/>
+          <w:numId w:val="14"/>
+        </w:numPr>
+        <w:jc w:val="both"/>
+      </w:pPr>
+      <w:r>
+        <w:t>Oszacowanie liczby i typów potrzebnych stanowisk pracy użytkowników systemu</w:t>
+      </w:r>
+    </w:p>
+    <w:p>
+      <w:pPr>
+        <w:jc w:val="both"/>
+      </w:pPr>
+    </w:p>
+    <w:p>
+      <w:pPr>
+        <w:pStyle w:val="Akapitzlist"/>
+        <w:jc w:val="both"/>
+        <w:rPr>
+          <w:b/>
+          <w:bCs/>
+          <w:sz w:val="28"/>
+          <w:szCs w:val="28"/>
+        </w:rPr>
+      </w:pPr>
+    </w:p>
+    <w:p>
+      <w:pPr>
+        <w:pStyle w:val="Akapitzlist"/>
+        <w:numPr>
+          <w:ilvl w:val="0"/>
+          <w:numId w:val="1"/>
+        </w:numPr>
+        <w:jc w:val="both"/>
+        <w:rPr>
+          <w:b/>
+          <w:bCs/>
+          <w:sz w:val="28"/>
+          <w:szCs w:val="28"/>
+        </w:rPr>
+      </w:pPr>
+      <w:r>
+        <w:rPr>
+          <w:b/>
+          <w:bCs/>
+          <w:sz w:val="28"/>
+          <w:szCs w:val="28"/>
+        </w:rPr>
+        <w:t>Propozycja technologii informatycznych, które mogą zostać wykorzystane do realizacji systemu (sprzęt, oprogramowanie)</w:t>
+      </w:r>
+    </w:p>
+    <w:p>
+      <w:pPr>
+        <w:pStyle w:val="Akapitzlist"/>
+        <w:jc w:val="both"/>
+        <w:rPr>
+          <w:b/>
+          <w:bCs/>
+          <w:sz w:val="28"/>
+          <w:szCs w:val="28"/>
+        </w:rPr>
+      </w:pPr>
+    </w:p>
+    <w:p>
+      <w:pPr>
+        <w:pStyle w:val="Akapitzlist"/>
+        <w:jc w:val="both"/>
+        <w:rPr>
+          <w:sz w:val="28"/>
+          <w:szCs w:val="28"/>
+        </w:rPr>
+      </w:pPr>
+      <w:r>
+        <w:rPr>
+          <w:sz w:val="28"/>
+          <w:szCs w:val="28"/>
+        </w:rPr>
+        <w:t xml:space="preserve">tu </w:t>
+      </w:r>
+      <w:proofErr w:type="spellStart"/>
+      <w:r>
+        <w:rPr>
+          <w:sz w:val="28"/>
+          <w:szCs w:val="28"/>
+        </w:rPr>
+        <w:t>nedzie</w:t>
+      </w:r>
+      <w:proofErr w:type="spellEnd"/>
+      <w:r>
+        <w:rPr>
+          <w:sz w:val="28"/>
+          <w:szCs w:val="28"/>
+        </w:rPr>
+        <w:t xml:space="preserve"> </w:t>
+      </w:r>
+      <w:proofErr w:type="spellStart"/>
+      <w:r>
+        <w:rPr>
+          <w:sz w:val="28"/>
+          <w:szCs w:val="28"/>
+        </w:rPr>
+        <w:t>diag</w:t>
+      </w:r>
+      <w:proofErr w:type="spellEnd"/>
+      <w:r>
+        <w:rPr>
+          <w:sz w:val="28"/>
+          <w:szCs w:val="28"/>
+        </w:rPr>
+        <w:t xml:space="preserve"> </w:t>
+      </w:r>
+      <w:proofErr w:type="spellStart"/>
+      <w:r>
+        <w:rPr>
+          <w:sz w:val="28"/>
+          <w:szCs w:val="28"/>
+        </w:rPr>
+        <w:t>wdroz</w:t>
+      </w:r>
+      <w:proofErr w:type="spellEnd"/>
+    </w:p>
+    <w:p>
+      <w:pPr>
+        <w:pStyle w:val="Akapitzlist"/>
+        <w:jc w:val="both"/>
+        <w:rPr>
+          <w:sz w:val="28"/>
+          <w:szCs w:val="28"/>
+        </w:rPr>
+      </w:pPr>
+    </w:p>
+    <w:p>
+      <w:pPr>
+        <w:pStyle w:val="Akapitzlist"/>
+        <w:numPr>
+          <w:ilvl w:val="0"/>
+          <w:numId w:val="1"/>
+        </w:numPr>
+        <w:jc w:val="both"/>
+        <w:rPr>
+          <w:b/>
+          <w:bCs/>
+          <w:sz w:val="28"/>
+          <w:szCs w:val="28"/>
+        </w:rPr>
+      </w:pPr>
+      <w:r>
+        <w:rPr>
+          <w:b/>
+          <w:bCs/>
+          <w:sz w:val="28"/>
+          <w:szCs w:val="28"/>
+        </w:rPr>
+        <w:t>Propozycja planu pracy</w:t>
+      </w:r>
+    </w:p>
+    <w:p>
+      <w:pPr>
+        <w:pStyle w:val="Akapitzlist"/>
+        <w:numPr>
+          <w:ilvl w:val="0"/>
+          <w:numId w:val="1"/>
+        </w:numPr>
+        <w:jc w:val="both"/>
+        <w:rPr>
+          <w:b/>
+          <w:bCs/>
+          <w:sz w:val="28"/>
+          <w:szCs w:val="28"/>
+        </w:rPr>
+      </w:pPr>
+      <w:r>
+        <w:rPr>
+          <w:b/>
+          <w:bCs/>
+          <w:sz w:val="28"/>
+          <w:szCs w:val="28"/>
+        </w:rPr>
+        <w:t>Analiza ryzyka projektu zawierająca wykaz przewidywanych zagrożeń</w:t>
+      </w:r>
+    </w:p>
+    <w:p>
+      <w:pPr>
+        <w:jc w:val="both"/>
+        <w:rPr>
+          <w:b/>
+          <w:bCs/>
+          <w:sz w:val="28"/>
+          <w:szCs w:val="28"/>
+        </w:rPr>
+      </w:pPr>
+      <w:r>
+        <w:rPr>
+          <w:b/>
+          <w:bCs/>
+          <w:sz w:val="28"/>
+          <w:szCs w:val="28"/>
+        </w:rPr>
+        <w:t xml:space="preserve">     </w:t>
+      </w:r>
+      <w:r>
+        <w:rPr>
+          <w:b/>
+          <w:bCs/>
+          <w:sz w:val="28"/>
+          <w:szCs w:val="28"/>
+        </w:rPr>
+        <w:t>10.</w:t>
+      </w:r>
+      <w:r>
+        <w:rPr>
+          <w:b/>
+          <w:bCs/>
+          <w:sz w:val="28"/>
+          <w:szCs w:val="28"/>
+        </w:rPr>
+        <w:t xml:space="preserve"> </w:t>
+      </w:r>
+      <w:r>
+        <w:rPr>
+          <w:b/>
+          <w:bCs/>
+          <w:sz w:val="28"/>
+          <w:szCs w:val="28"/>
+        </w:rPr>
+        <w:t xml:space="preserve"> Kosztorys realizacji przedsięwzięcia</w:t>
+      </w:r>
+    </w:p>
+    <w:p>
+      <w:pPr>
+        <w:jc w:val="both"/>
+        <w:rPr>
+          <w:b/>
+          <w:bCs/>
+          <w:sz w:val="28"/>
+          <w:szCs w:val="28"/>
+        </w:rPr>
+      </w:pPr>
+    </w:p>
+    <w:p>
+      <w:pPr>
+        <w:jc w:val="both"/>
+        <w:rPr>
+          <w:b/>
+          <w:bCs/>
+          <w:sz w:val="28"/>
+          <w:szCs w:val="28"/>
+        </w:rPr>
+      </w:pPr>
+    </w:p>
+    <w:p>
+      <w:pPr>
+        <w:pStyle w:val="Akapitzlist"/>
+        <w:jc w:val="both"/>
+        <w:rPr>
+          <w:b/>
+          <w:bCs/>
+          <w:sz w:val="28"/>
+          <w:szCs w:val="28"/>
+        </w:rPr>
+      </w:pPr>
+    </w:p>
+    <w:p>
+      <w:pPr>
+        <w:jc w:val="both"/>
+        <w:rPr>
+          <w:b/>
+          <w:bCs/>
+          <w:sz w:val="28"/>
+          <w:szCs w:val="28"/>
+        </w:rPr>
+      </w:pPr>
+    </w:p>
+    <w:p>
+      <w:pPr>
+        <w:pStyle w:val="Akapitzlist"/>
+        <w:jc w:val="both"/>
+        <w:rPr>
+          <w:b/>
+          <w:bCs/>
+          <w:sz w:val="28"/>
+          <w:szCs w:val="28"/>
+        </w:rPr>
+      </w:pPr>
     </w:p>
     <w:p>
       <w:pPr>
@@ -2887,9 +8182,238 @@
 </w:document>
 </file>
 
+<file path=word/endnotes.xml><?xml version="1.0" encoding="utf-8"?>
+<w:endnotes xmlns:wpc="http://schemas.microsoft.com/office/word/2010/wordprocessingCanvas" xmlns:cx="http://schemas.microsoft.com/office/drawing/2014/chartex" xmlns:cx1="http://schemas.microsoft.com/office/drawing/2015/9/8/chartex" xmlns:cx2="http://schemas.microsoft.com/office/drawing/2015/10/21/chartex" xmlns:cx3="http://schemas.microsoft.com/office/drawing/2016/5/9/chartex" xmlns:cx4="http://schemas.microsoft.com/office/drawing/2016/5/10/chartex" xmlns:cx5="http://schemas.microsoft.com/office/drawing/2016/5/11/chartex" xmlns:cx6="http://schemas.microsoft.com/office/drawing/2016/5/12/chartex" xmlns:cx7="http://schemas.microsoft.com/office/drawing/2016/5/13/chartex" xmlns:cx8="http://schemas.microsoft.com/office/drawing/2016/5/14/chartex" xmlns:mc="http://schemas.openxmlformats.org/markup-compatibility/2006" xmlns:aink="http://schemas.microsoft.com/office/drawing/2016/ink" xmlns:am3d="http://schemas.microsoft.com/office/drawing/2017/model3d" xmlns:o="urn:schemas-microsoft-com:office:office" xmlns:oel="http://schemas.microsoft.com/office/2019/extlst" xmlns:r="http://schemas.openxmlformats.org/officeDocument/2006/relationships" xmlns:m="http://schemas.openxmlformats.org/officeDocument/2006/math" xmlns:v="urn:schemas-microsoft-com:vml" xmlns:wp14="http://schemas.microsoft.com/office/word/2010/wordprocessingDrawing" xmlns:wp="http://schemas.openxmlformats.org/drawingml/2006/wordprocessingDrawing" xmlns:w10="urn:schemas-microsoft-com:office:word" xmlns:w="http://schemas.openxmlformats.org/wordprocessingml/2006/main" xmlns:w14="http://schemas.microsoft.com/office/word/2010/wordml" xmlns:w15="http://schemas.microsoft.com/office/word/2012/wordml" xmlns:w16cex="http://schemas.microsoft.com/office/word/2018/wordml/cex" xmlns:w16cid="http://schemas.microsoft.com/office/word/2016/wordml/cid" xmlns:w16="http://schemas.microsoft.com/office/word/2018/wordml" xmlns:w16du="http://schemas.microsoft.com/office/word/2023/wordml/word16du" xmlns:w16sdtdh="http://schemas.microsoft.com/office/word/2020/wordml/sdtdatahash" xmlns:w16sdtfl="http://schemas.microsoft.com/office/word/2024/wordml/sdtformatlock" xmlns:w16se="http://schemas.microsoft.com/office/word/2015/wordml/symex" xmlns:wpg="http://schemas.microsoft.com/office/word/2010/wordprocessingGroup" xmlns:wpi="http://schemas.microsoft.com/office/word/2010/wordprocessingInk" xmlns:wne="http://schemas.microsoft.com/office/word/2006/wordml" xmlns:wps="http://schemas.microsoft.com/office/word/2010/wordprocessingShape" mc:Ignorable="w14 w15 w16se w16cid w16 w16cex w16sdtdh w16sdtfl w16du wp14">
+  <w:endnote w:type="separator" w:id="-1">
+    <w:p>
+      <w:pPr>
+        <w:spacing w:after="0" w:line="240" w:lineRule="auto"/>
+      </w:pPr>
+      <w:r>
+        <w:separator/>
+      </w:r>
+    </w:p>
+  </w:endnote>
+  <w:endnote w:type="continuationSeparator" w:id="0">
+    <w:p>
+      <w:pPr>
+        <w:spacing w:after="0" w:line="240" w:lineRule="auto"/>
+      </w:pPr>
+      <w:r>
+        <w:continuationSeparator/>
+      </w:r>
+    </w:p>
+  </w:endnote>
+</w:endnotes>
+</file>
+
+<file path=word/footnotes.xml><?xml version="1.0" encoding="utf-8"?>
+<w:footnotes xmlns:wpc="http://schemas.microsoft.com/office/word/2010/wordprocessingCanvas" xmlns:cx="http://schemas.microsoft.com/office/drawing/2014/chartex" xmlns:cx1="http://schemas.microsoft.com/office/drawing/2015/9/8/chartex" xmlns:cx2="http://schemas.microsoft.com/office/drawing/2015/10/21/chartex" xmlns:cx3="http://schemas.microsoft.com/office/drawing/2016/5/9/chartex" xmlns:cx4="http://schemas.microsoft.com/office/drawing/2016/5/10/chartex" xmlns:cx5="http://schemas.microsoft.com/office/drawing/2016/5/11/chartex" xmlns:cx6="http://schemas.microsoft.com/office/drawing/2016/5/12/chartex" xmlns:cx7="http://schemas.microsoft.com/office/drawing/2016/5/13/chartex" xmlns:cx8="http://schemas.microsoft.com/office/drawing/2016/5/14/chartex" xmlns:mc="http://schemas.openxmlformats.org/markup-compatibility/2006" xmlns:aink="http://schemas.microsoft.com/office/drawing/2016/ink" xmlns:am3d="http://schemas.microsoft.com/office/drawing/2017/model3d" xmlns:o="urn:schemas-microsoft-com:office:office" xmlns:oel="http://schemas.microsoft.com/office/2019/extlst" xmlns:r="http://schemas.openxmlformats.org/officeDocument/2006/relationships" xmlns:m="http://schemas.openxmlformats.org/officeDocument/2006/math" xmlns:v="urn:schemas-microsoft-com:vml" xmlns:wp14="http://schemas.microsoft.com/office/word/2010/wordprocessingDrawing" xmlns:wp="http://schemas.openxmlformats.org/drawingml/2006/wordprocessingDrawing" xmlns:w10="urn:schemas-microsoft-com:office:word" xmlns:w="http://schemas.openxmlformats.org/wordprocessingml/2006/main" xmlns:w14="http://schemas.microsoft.com/office/word/2010/wordml" xmlns:w15="http://schemas.microsoft.com/office/word/2012/wordml" xmlns:w16cex="http://schemas.microsoft.com/office/word/2018/wordml/cex" xmlns:w16cid="http://schemas.microsoft.com/office/word/2016/wordml/cid" xmlns:w16="http://schemas.microsoft.com/office/word/2018/wordml" xmlns:w16du="http://schemas.microsoft.com/office/word/2023/wordml/word16du" xmlns:w16sdtdh="http://schemas.microsoft.com/office/word/2020/wordml/sdtdatahash" xmlns:w16sdtfl="http://schemas.microsoft.com/office/word/2024/wordml/sdtformatlock" xmlns:w16se="http://schemas.microsoft.com/office/word/2015/wordml/symex" xmlns:wpg="http://schemas.microsoft.com/office/word/2010/wordprocessingGroup" xmlns:wpi="http://schemas.microsoft.com/office/word/2010/wordprocessingInk" xmlns:wne="http://schemas.microsoft.com/office/word/2006/wordml" xmlns:wps="http://schemas.microsoft.com/office/word/2010/wordprocessingShape" mc:Ignorable="w14 w15 w16se w16cid w16 w16cex w16sdtdh w16sdtfl w16du wp14">
+  <w:footnote w:type="separator" w:id="-1">
+    <w:p>
+      <w:pPr>
+        <w:spacing w:after="0" w:line="240" w:lineRule="auto"/>
+      </w:pPr>
+      <w:r>
+        <w:separator/>
+      </w:r>
+    </w:p>
+  </w:footnote>
+  <w:footnote w:type="continuationSeparator" w:id="0">
+    <w:p>
+      <w:pPr>
+        <w:spacing w:after="0" w:line="240" w:lineRule="auto"/>
+      </w:pPr>
+      <w:r>
+        <w:continuationSeparator/>
+      </w:r>
+    </w:p>
+  </w:footnote>
+</w:footnotes>
+</file>
+
 <file path=word/numbering.xml><?xml version="1.0" encoding="utf-8"?>
 <w:numbering xmlns:wpc="http://schemas.microsoft.com/office/word/2010/wordprocessingCanvas" xmlns:cx="http://schemas.microsoft.com/office/drawing/2014/chartex" xmlns:cx1="http://schemas.microsoft.com/office/drawing/2015/9/8/chartex" xmlns:cx2="http://schemas.microsoft.com/office/drawing/2015/10/21/chartex" xmlns:cx3="http://schemas.microsoft.com/office/drawing/2016/5/9/chartex" xmlns:cx4="http://schemas.microsoft.com/office/drawing/2016/5/10/chartex" xmlns:cx5="http://schemas.microsoft.com/office/drawing/2016/5/11/chartex" xmlns:cx6="http://schemas.microsoft.com/office/drawing/2016/5/12/chartex" xmlns:cx7="http://schemas.microsoft.com/office/drawing/2016/5/13/chartex" xmlns:cx8="http://schemas.microsoft.com/office/drawing/2016/5/14/chartex" xmlns:mc="http://schemas.openxmlformats.org/markup-compatibility/2006" xmlns:aink="http://schemas.microsoft.com/office/drawing/2016/ink" xmlns:am3d="http://schemas.microsoft.com/office/drawing/2017/model3d" xmlns:o="urn:schemas-microsoft-com:office:office" xmlns:oel="http://schemas.microsoft.com/office/2019/extlst" xmlns:r="http://schemas.openxmlformats.org/officeDocument/2006/relationships" xmlns:m="http://schemas.openxmlformats.org/officeDocument/2006/math" xmlns:v="urn:schemas-microsoft-com:vml" xmlns:wp14="http://schemas.microsoft.com/office/word/2010/wordprocessingDrawing" xmlns:wp="http://schemas.openxmlformats.org/drawingml/2006/wordprocessingDrawing" xmlns:w10="urn:schemas-microsoft-com:office:word" xmlns:w="http://schemas.openxmlformats.org/wordprocessingml/2006/main" xmlns:w14="http://schemas.microsoft.com/office/word/2010/wordml" xmlns:w15="http://schemas.microsoft.com/office/word/2012/wordml" xmlns:w16cex="http://schemas.microsoft.com/office/word/2018/wordml/cex" xmlns:w16cid="http://schemas.microsoft.com/office/word/2016/wordml/cid" xmlns:w16="http://schemas.microsoft.com/office/word/2018/wordml" xmlns:w16du="http://schemas.microsoft.com/office/word/2023/wordml/word16du" xmlns:w16sdtdh="http://schemas.microsoft.com/office/word/2020/wordml/sdtdatahash" xmlns:w16sdtfl="http://schemas.microsoft.com/office/word/2024/wordml/sdtformatlock" xmlns:w16se="http://schemas.microsoft.com/office/word/2015/wordml/symex" xmlns:wpg="http://schemas.microsoft.com/office/word/2010/wordprocessingGroup" xmlns:wpi="http://schemas.microsoft.com/office/word/2010/wordprocessingInk" xmlns:wne="http://schemas.microsoft.com/office/word/2006/wordml" xmlns:wps="http://schemas.microsoft.com/office/word/2010/wordprocessingShape" mc:Ignorable="w14 w15 w16se w16cid w16 w16cex w16sdtdh w16sdtfl w16du wp14">
   <w:abstractNum w:abstractNumId="0" w15:restartNumberingAfterBreak="0">
+    <w:nsid w:val="046A77D5"/>
+    <w:multiLevelType w:val="hybridMultilevel"/>
+    <w:tmpl w:val="D04476B0"/>
+    <w:lvl w:ilvl="0" w:tplc="B3D69168">
+      <w:numFmt w:val="decimal"/>
+      <w:lvlText w:val="%1."/>
+      <w:lvlJc w:val="left"/>
+      <w:pPr>
+        <w:ind w:left="720" w:hanging="360"/>
+      </w:pPr>
+      <w:rPr>
+        <w:rFonts w:hint="default"/>
+        <w:b/>
+        <w:sz w:val="32"/>
+      </w:rPr>
+    </w:lvl>
+    <w:lvl w:ilvl="1" w:tplc="04150019" w:tentative="1">
+      <w:start w:val="1"/>
+      <w:numFmt w:val="lowerLetter"/>
+      <w:lvlText w:val="%2."/>
+      <w:lvlJc w:val="left"/>
+      <w:pPr>
+        <w:ind w:left="1440" w:hanging="360"/>
+      </w:pPr>
+    </w:lvl>
+    <w:lvl w:ilvl="2" w:tplc="0415001B" w:tentative="1">
+      <w:start w:val="1"/>
+      <w:numFmt w:val="lowerRoman"/>
+      <w:lvlText w:val="%3."/>
+      <w:lvlJc w:val="right"/>
+      <w:pPr>
+        <w:ind w:left="2160" w:hanging="180"/>
+      </w:pPr>
+    </w:lvl>
+    <w:lvl w:ilvl="3" w:tplc="0415000F" w:tentative="1">
+      <w:start w:val="1"/>
+      <w:numFmt w:val="decimal"/>
+      <w:lvlText w:val="%4."/>
+      <w:lvlJc w:val="left"/>
+      <w:pPr>
+        <w:ind w:left="2880" w:hanging="360"/>
+      </w:pPr>
+    </w:lvl>
+    <w:lvl w:ilvl="4" w:tplc="04150019" w:tentative="1">
+      <w:start w:val="1"/>
+      <w:numFmt w:val="lowerLetter"/>
+      <w:lvlText w:val="%5."/>
+      <w:lvlJc w:val="left"/>
+      <w:pPr>
+        <w:ind w:left="3600" w:hanging="360"/>
+      </w:pPr>
+    </w:lvl>
+    <w:lvl w:ilvl="5" w:tplc="0415001B" w:tentative="1">
+      <w:start w:val="1"/>
+      <w:numFmt w:val="lowerRoman"/>
+      <w:lvlText w:val="%6."/>
+      <w:lvlJc w:val="right"/>
+      <w:pPr>
+        <w:ind w:left="4320" w:hanging="180"/>
+      </w:pPr>
+    </w:lvl>
+    <w:lvl w:ilvl="6" w:tplc="0415000F" w:tentative="1">
+      <w:start w:val="1"/>
+      <w:numFmt w:val="decimal"/>
+      <w:lvlText w:val="%7."/>
+      <w:lvlJc w:val="left"/>
+      <w:pPr>
+        <w:ind w:left="5040" w:hanging="360"/>
+      </w:pPr>
+    </w:lvl>
+    <w:lvl w:ilvl="7" w:tplc="04150019" w:tentative="1">
+      <w:start w:val="1"/>
+      <w:numFmt w:val="lowerLetter"/>
+      <w:lvlText w:val="%8."/>
+      <w:lvlJc w:val="left"/>
+      <w:pPr>
+        <w:ind w:left="5760" w:hanging="360"/>
+      </w:pPr>
+    </w:lvl>
+    <w:lvl w:ilvl="8" w:tplc="0415001B" w:tentative="1">
+      <w:start w:val="1"/>
+      <w:numFmt w:val="lowerRoman"/>
+      <w:lvlText w:val="%9."/>
+      <w:lvlJc w:val="right"/>
+      <w:pPr>
+        <w:ind w:left="6480" w:hanging="180"/>
+      </w:pPr>
+    </w:lvl>
+  </w:abstractNum>
+  <w:abstractNum w:abstractNumId="1" w15:restartNumberingAfterBreak="0">
+    <w:nsid w:val="0F30566D"/>
+    <w:multiLevelType w:val="hybridMultilevel"/>
+    <w:tmpl w:val="ACCEC64A"/>
+    <w:lvl w:ilvl="0" w:tplc="C2723A30">
+      <w:start w:val="1"/>
+      <w:numFmt w:val="decimal"/>
+      <w:lvlText w:val="%1.)"/>
+      <w:lvlJc w:val="left"/>
+      <w:pPr>
+        <w:ind w:left="1080" w:hanging="360"/>
+      </w:pPr>
+      <w:rPr>
+        <w:rFonts w:hint="default"/>
+      </w:rPr>
+    </w:lvl>
+    <w:lvl w:ilvl="1" w:tplc="04150019" w:tentative="1">
+      <w:start w:val="1"/>
+      <w:numFmt w:val="lowerLetter"/>
+      <w:lvlText w:val="%2."/>
+      <w:lvlJc w:val="left"/>
+      <w:pPr>
+        <w:ind w:left="1800" w:hanging="360"/>
+      </w:pPr>
+    </w:lvl>
+    <w:lvl w:ilvl="2" w:tplc="0415001B" w:tentative="1">
+      <w:start w:val="1"/>
+      <w:numFmt w:val="lowerRoman"/>
+      <w:lvlText w:val="%3."/>
+      <w:lvlJc w:val="right"/>
+      <w:pPr>
+        <w:ind w:left="2520" w:hanging="180"/>
+      </w:pPr>
+    </w:lvl>
+    <w:lvl w:ilvl="3" w:tplc="0415000F" w:tentative="1">
+      <w:start w:val="1"/>
+      <w:numFmt w:val="decimal"/>
+      <w:lvlText w:val="%4."/>
+      <w:lvlJc w:val="left"/>
+      <w:pPr>
+        <w:ind w:left="3240" w:hanging="360"/>
+      </w:pPr>
+    </w:lvl>
+    <w:lvl w:ilvl="4" w:tplc="04150019" w:tentative="1">
+      <w:start w:val="1"/>
+      <w:numFmt w:val="lowerLetter"/>
+      <w:lvlText w:val="%5."/>
+      <w:lvlJc w:val="left"/>
+      <w:pPr>
+        <w:ind w:left="3960" w:hanging="360"/>
+      </w:pPr>
+    </w:lvl>
+    <w:lvl w:ilvl="5" w:tplc="0415001B" w:tentative="1">
+      <w:start w:val="1"/>
+      <w:numFmt w:val="lowerRoman"/>
+      <w:lvlText w:val="%6."/>
+      <w:lvlJc w:val="right"/>
+      <w:pPr>
+        <w:ind w:left="4680" w:hanging="180"/>
+      </w:pPr>
+    </w:lvl>
+    <w:lvl w:ilvl="6" w:tplc="0415000F" w:tentative="1">
+      <w:start w:val="1"/>
+      <w:numFmt w:val="decimal"/>
+      <w:lvlText w:val="%7."/>
+      <w:lvlJc w:val="left"/>
+      <w:pPr>
+        <w:ind w:left="5400" w:hanging="360"/>
+      </w:pPr>
+    </w:lvl>
+    <w:lvl w:ilvl="7" w:tplc="04150019" w:tentative="1">
+      <w:start w:val="1"/>
+      <w:numFmt w:val="lowerLetter"/>
+      <w:lvlText w:val="%8."/>
+      <w:lvlJc w:val="left"/>
+      <w:pPr>
+        <w:ind w:left="6120" w:hanging="360"/>
+      </w:pPr>
+    </w:lvl>
+    <w:lvl w:ilvl="8" w:tplc="0415001B" w:tentative="1">
+      <w:start w:val="1"/>
+      <w:numFmt w:val="lowerRoman"/>
+      <w:lvlText w:val="%9."/>
+      <w:lvlJc w:val="right"/>
+      <w:pPr>
+        <w:ind w:left="6840" w:hanging="180"/>
+      </w:pPr>
+    </w:lvl>
+  </w:abstractNum>
+  <w:abstractNum w:abstractNumId="2" w15:restartNumberingAfterBreak="0">
     <w:nsid w:val="15C42B61"/>
     <w:multiLevelType w:val="hybridMultilevel"/>
     <w:tmpl w:val="9AC4FB98"/>
@@ -2978,7 +8502,358 @@
       </w:pPr>
     </w:lvl>
   </w:abstractNum>
-  <w:abstractNum w:abstractNumId="1" w15:restartNumberingAfterBreak="0">
+  <w:abstractNum w:abstractNumId="3" w15:restartNumberingAfterBreak="0">
+    <w:nsid w:val="167A005B"/>
+    <w:multiLevelType w:val="multilevel"/>
+    <w:tmpl w:val="A9B4D736"/>
+    <w:lvl w:ilvl="0">
+      <w:start w:val="1"/>
+      <w:numFmt w:val="bullet"/>
+      <w:lvlText w:val=""/>
+      <w:lvlJc w:val="left"/>
+      <w:pPr>
+        <w:tabs>
+          <w:tab w:val="num" w:pos="720"/>
+        </w:tabs>
+        <w:ind w:left="720" w:hanging="360"/>
+      </w:pPr>
+      <w:rPr>
+        <w:rFonts w:ascii="Symbol" w:hAnsi="Symbol" w:hint="default"/>
+        <w:sz w:val="20"/>
+      </w:rPr>
+    </w:lvl>
+    <w:lvl w:ilvl="1" w:tentative="1">
+      <w:start w:val="1"/>
+      <w:numFmt w:val="bullet"/>
+      <w:lvlText w:val="o"/>
+      <w:lvlJc w:val="left"/>
+      <w:pPr>
+        <w:tabs>
+          <w:tab w:val="num" w:pos="1440"/>
+        </w:tabs>
+        <w:ind w:left="1440" w:hanging="360"/>
+      </w:pPr>
+      <w:rPr>
+        <w:rFonts w:ascii="Courier New" w:hAnsi="Courier New" w:hint="default"/>
+        <w:sz w:val="20"/>
+      </w:rPr>
+    </w:lvl>
+    <w:lvl w:ilvl="2" w:tentative="1">
+      <w:start w:val="1"/>
+      <w:numFmt w:val="bullet"/>
+      <w:lvlText w:val=""/>
+      <w:lvlJc w:val="left"/>
+      <w:pPr>
+        <w:tabs>
+          <w:tab w:val="num" w:pos="2160"/>
+        </w:tabs>
+        <w:ind w:left="2160" w:hanging="360"/>
+      </w:pPr>
+      <w:rPr>
+        <w:rFonts w:ascii="Wingdings" w:hAnsi="Wingdings" w:hint="default"/>
+        <w:sz w:val="20"/>
+      </w:rPr>
+    </w:lvl>
+    <w:lvl w:ilvl="3" w:tentative="1">
+      <w:start w:val="1"/>
+      <w:numFmt w:val="bullet"/>
+      <w:lvlText w:val=""/>
+      <w:lvlJc w:val="left"/>
+      <w:pPr>
+        <w:tabs>
+          <w:tab w:val="num" w:pos="2880"/>
+        </w:tabs>
+        <w:ind w:left="2880" w:hanging="360"/>
+      </w:pPr>
+      <w:rPr>
+        <w:rFonts w:ascii="Wingdings" w:hAnsi="Wingdings" w:hint="default"/>
+        <w:sz w:val="20"/>
+      </w:rPr>
+    </w:lvl>
+    <w:lvl w:ilvl="4" w:tentative="1">
+      <w:start w:val="1"/>
+      <w:numFmt w:val="bullet"/>
+      <w:lvlText w:val=""/>
+      <w:lvlJc w:val="left"/>
+      <w:pPr>
+        <w:tabs>
+          <w:tab w:val="num" w:pos="3600"/>
+        </w:tabs>
+        <w:ind w:left="3600" w:hanging="360"/>
+      </w:pPr>
+      <w:rPr>
+        <w:rFonts w:ascii="Wingdings" w:hAnsi="Wingdings" w:hint="default"/>
+        <w:sz w:val="20"/>
+      </w:rPr>
+    </w:lvl>
+    <w:lvl w:ilvl="5" w:tentative="1">
+      <w:start w:val="1"/>
+      <w:numFmt w:val="bullet"/>
+      <w:lvlText w:val=""/>
+      <w:lvlJc w:val="left"/>
+      <w:pPr>
+        <w:tabs>
+          <w:tab w:val="num" w:pos="4320"/>
+        </w:tabs>
+        <w:ind w:left="4320" w:hanging="360"/>
+      </w:pPr>
+      <w:rPr>
+        <w:rFonts w:ascii="Wingdings" w:hAnsi="Wingdings" w:hint="default"/>
+        <w:sz w:val="20"/>
+      </w:rPr>
+    </w:lvl>
+    <w:lvl w:ilvl="6" w:tentative="1">
+      <w:start w:val="1"/>
+      <w:numFmt w:val="bullet"/>
+      <w:lvlText w:val=""/>
+      <w:lvlJc w:val="left"/>
+      <w:pPr>
+        <w:tabs>
+          <w:tab w:val="num" w:pos="5040"/>
+        </w:tabs>
+        <w:ind w:left="5040" w:hanging="360"/>
+      </w:pPr>
+      <w:rPr>
+        <w:rFonts w:ascii="Wingdings" w:hAnsi="Wingdings" w:hint="default"/>
+        <w:sz w:val="20"/>
+      </w:rPr>
+    </w:lvl>
+    <w:lvl w:ilvl="7" w:tentative="1">
+      <w:start w:val="1"/>
+      <w:numFmt w:val="bullet"/>
+      <w:lvlText w:val=""/>
+      <w:lvlJc w:val="left"/>
+      <w:pPr>
+        <w:tabs>
+          <w:tab w:val="num" w:pos="5760"/>
+        </w:tabs>
+        <w:ind w:left="5760" w:hanging="360"/>
+      </w:pPr>
+      <w:rPr>
+        <w:rFonts w:ascii="Wingdings" w:hAnsi="Wingdings" w:hint="default"/>
+        <w:sz w:val="20"/>
+      </w:rPr>
+    </w:lvl>
+    <w:lvl w:ilvl="8" w:tentative="1">
+      <w:start w:val="1"/>
+      <w:numFmt w:val="bullet"/>
+      <w:lvlText w:val=""/>
+      <w:lvlJc w:val="left"/>
+      <w:pPr>
+        <w:tabs>
+          <w:tab w:val="num" w:pos="6480"/>
+        </w:tabs>
+        <w:ind w:left="6480" w:hanging="360"/>
+      </w:pPr>
+      <w:rPr>
+        <w:rFonts w:ascii="Wingdings" w:hAnsi="Wingdings" w:hint="default"/>
+        <w:sz w:val="20"/>
+      </w:rPr>
+    </w:lvl>
+  </w:abstractNum>
+  <w:abstractNum w:abstractNumId="4" w15:restartNumberingAfterBreak="0">
+    <w:nsid w:val="22305536"/>
+    <w:multiLevelType w:val="hybridMultilevel"/>
+    <w:tmpl w:val="D24ADB2C"/>
+    <w:lvl w:ilvl="0" w:tplc="13B6714C">
+      <w:start w:val="1"/>
+      <w:numFmt w:val="decimal"/>
+      <w:lvlText w:val="%1.)"/>
+      <w:lvlJc w:val="left"/>
+      <w:pPr>
+        <w:ind w:left="1080" w:hanging="360"/>
+      </w:pPr>
+      <w:rPr>
+        <w:rFonts w:hint="default"/>
+      </w:rPr>
+    </w:lvl>
+    <w:lvl w:ilvl="1" w:tplc="04150019" w:tentative="1">
+      <w:start w:val="1"/>
+      <w:numFmt w:val="lowerLetter"/>
+      <w:lvlText w:val="%2."/>
+      <w:lvlJc w:val="left"/>
+      <w:pPr>
+        <w:ind w:left="1800" w:hanging="360"/>
+      </w:pPr>
+    </w:lvl>
+    <w:lvl w:ilvl="2" w:tplc="0415001B" w:tentative="1">
+      <w:start w:val="1"/>
+      <w:numFmt w:val="lowerRoman"/>
+      <w:lvlText w:val="%3."/>
+      <w:lvlJc w:val="right"/>
+      <w:pPr>
+        <w:ind w:left="2520" w:hanging="180"/>
+      </w:pPr>
+    </w:lvl>
+    <w:lvl w:ilvl="3" w:tplc="0415000F" w:tentative="1">
+      <w:start w:val="1"/>
+      <w:numFmt w:val="decimal"/>
+      <w:lvlText w:val="%4."/>
+      <w:lvlJc w:val="left"/>
+      <w:pPr>
+        <w:ind w:left="3240" w:hanging="360"/>
+      </w:pPr>
+    </w:lvl>
+    <w:lvl w:ilvl="4" w:tplc="04150019" w:tentative="1">
+      <w:start w:val="1"/>
+      <w:numFmt w:val="lowerLetter"/>
+      <w:lvlText w:val="%5."/>
+      <w:lvlJc w:val="left"/>
+      <w:pPr>
+        <w:ind w:left="3960" w:hanging="360"/>
+      </w:pPr>
+    </w:lvl>
+    <w:lvl w:ilvl="5" w:tplc="0415001B" w:tentative="1">
+      <w:start w:val="1"/>
+      <w:numFmt w:val="lowerRoman"/>
+      <w:lvlText w:val="%6."/>
+      <w:lvlJc w:val="right"/>
+      <w:pPr>
+        <w:ind w:left="4680" w:hanging="180"/>
+      </w:pPr>
+    </w:lvl>
+    <w:lvl w:ilvl="6" w:tplc="0415000F" w:tentative="1">
+      <w:start w:val="1"/>
+      <w:numFmt w:val="decimal"/>
+      <w:lvlText w:val="%7."/>
+      <w:lvlJc w:val="left"/>
+      <w:pPr>
+        <w:ind w:left="5400" w:hanging="360"/>
+      </w:pPr>
+    </w:lvl>
+    <w:lvl w:ilvl="7" w:tplc="04150019" w:tentative="1">
+      <w:start w:val="1"/>
+      <w:numFmt w:val="lowerLetter"/>
+      <w:lvlText w:val="%8."/>
+      <w:lvlJc w:val="left"/>
+      <w:pPr>
+        <w:ind w:left="6120" w:hanging="360"/>
+      </w:pPr>
+    </w:lvl>
+    <w:lvl w:ilvl="8" w:tplc="0415001B" w:tentative="1">
+      <w:start w:val="1"/>
+      <w:numFmt w:val="lowerRoman"/>
+      <w:lvlText w:val="%9."/>
+      <w:lvlJc w:val="right"/>
+      <w:pPr>
+        <w:ind w:left="6840" w:hanging="180"/>
+      </w:pPr>
+    </w:lvl>
+  </w:abstractNum>
+  <w:abstractNum w:abstractNumId="5" w15:restartNumberingAfterBreak="0">
+    <w:nsid w:val="23BA4767"/>
+    <w:multiLevelType w:val="hybridMultilevel"/>
+    <w:tmpl w:val="194A9070"/>
+    <w:lvl w:ilvl="0" w:tplc="04150003">
+      <w:start w:val="1"/>
+      <w:numFmt w:val="bullet"/>
+      <w:lvlText w:val="o"/>
+      <w:lvlJc w:val="left"/>
+      <w:pPr>
+        <w:ind w:left="1800" w:hanging="360"/>
+      </w:pPr>
+      <w:rPr>
+        <w:rFonts w:ascii="Courier New" w:hAnsi="Courier New" w:cs="Courier New" w:hint="default"/>
+      </w:rPr>
+    </w:lvl>
+    <w:lvl w:ilvl="1" w:tplc="04150003" w:tentative="1">
+      <w:start w:val="1"/>
+      <w:numFmt w:val="bullet"/>
+      <w:lvlText w:val="o"/>
+      <w:lvlJc w:val="left"/>
+      <w:pPr>
+        <w:ind w:left="2520" w:hanging="360"/>
+      </w:pPr>
+      <w:rPr>
+        <w:rFonts w:ascii="Courier New" w:hAnsi="Courier New" w:cs="Courier New" w:hint="default"/>
+      </w:rPr>
+    </w:lvl>
+    <w:lvl w:ilvl="2" w:tplc="04150005" w:tentative="1">
+      <w:start w:val="1"/>
+      <w:numFmt w:val="bullet"/>
+      <w:lvlText w:val=""/>
+      <w:lvlJc w:val="left"/>
+      <w:pPr>
+        <w:ind w:left="3240" w:hanging="360"/>
+      </w:pPr>
+      <w:rPr>
+        <w:rFonts w:ascii="Wingdings" w:hAnsi="Wingdings" w:hint="default"/>
+      </w:rPr>
+    </w:lvl>
+    <w:lvl w:ilvl="3" w:tplc="04150001" w:tentative="1">
+      <w:start w:val="1"/>
+      <w:numFmt w:val="bullet"/>
+      <w:lvlText w:val=""/>
+      <w:lvlJc w:val="left"/>
+      <w:pPr>
+        <w:ind w:left="3960" w:hanging="360"/>
+      </w:pPr>
+      <w:rPr>
+        <w:rFonts w:ascii="Symbol" w:hAnsi="Symbol" w:hint="default"/>
+      </w:rPr>
+    </w:lvl>
+    <w:lvl w:ilvl="4" w:tplc="04150003" w:tentative="1">
+      <w:start w:val="1"/>
+      <w:numFmt w:val="bullet"/>
+      <w:lvlText w:val="o"/>
+      <w:lvlJc w:val="left"/>
+      <w:pPr>
+        <w:ind w:left="4680" w:hanging="360"/>
+      </w:pPr>
+      <w:rPr>
+        <w:rFonts w:ascii="Courier New" w:hAnsi="Courier New" w:cs="Courier New" w:hint="default"/>
+      </w:rPr>
+    </w:lvl>
+    <w:lvl w:ilvl="5" w:tplc="04150005" w:tentative="1">
+      <w:start w:val="1"/>
+      <w:numFmt w:val="bullet"/>
+      <w:lvlText w:val=""/>
+      <w:lvlJc w:val="left"/>
+      <w:pPr>
+        <w:ind w:left="5400" w:hanging="360"/>
+      </w:pPr>
+      <w:rPr>
+        <w:rFonts w:ascii="Wingdings" w:hAnsi="Wingdings" w:hint="default"/>
+      </w:rPr>
+    </w:lvl>
+    <w:lvl w:ilvl="6" w:tplc="04150001" w:tentative="1">
+      <w:start w:val="1"/>
+      <w:numFmt w:val="bullet"/>
+      <w:lvlText w:val=""/>
+      <w:lvlJc w:val="left"/>
+      <w:pPr>
+        <w:ind w:left="6120" w:hanging="360"/>
+      </w:pPr>
+      <w:rPr>
+        <w:rFonts w:ascii="Symbol" w:hAnsi="Symbol" w:hint="default"/>
+      </w:rPr>
+    </w:lvl>
+    <w:lvl w:ilvl="7" w:tplc="04150003" w:tentative="1">
+      <w:start w:val="1"/>
+      <w:numFmt w:val="bullet"/>
+      <w:lvlText w:val="o"/>
+      <w:lvlJc w:val="left"/>
+      <w:pPr>
+        <w:ind w:left="6840" w:hanging="360"/>
+      </w:pPr>
+      <w:rPr>
+        <w:rFonts w:ascii="Courier New" w:hAnsi="Courier New" w:cs="Courier New" w:hint="default"/>
+      </w:rPr>
+    </w:lvl>
+    <w:lvl w:ilvl="8" w:tplc="04150005" w:tentative="1">
+      <w:start w:val="1"/>
+      <w:numFmt w:val="bullet"/>
+      <w:lvlText w:val=""/>
+      <w:lvlJc w:val="left"/>
+      <w:pPr>
+        <w:ind w:left="7560" w:hanging="360"/>
+      </w:pPr>
+      <w:rPr>
+        <w:rFonts w:ascii="Wingdings" w:hAnsi="Wingdings" w:hint="default"/>
+      </w:rPr>
+    </w:lvl>
+  </w:abstractNum>
+  <w:abstractNum w:abstractNumId="6" w15:restartNumberingAfterBreak="0">
     <w:nsid w:val="26973582"/>
     <w:multiLevelType w:val="hybridMultilevel"/>
     <w:tmpl w:val="40DE09B0"/>
@@ -3067,7 +8942,7 @@
       </w:pPr>
     </w:lvl>
   </w:abstractNum>
-  <w:abstractNum w:abstractNumId="2" w15:restartNumberingAfterBreak="0">
+  <w:abstractNum w:abstractNumId="7" w15:restartNumberingAfterBreak="0">
     <w:nsid w:val="373656A7"/>
     <w:multiLevelType w:val="hybridMultilevel"/>
     <w:tmpl w:val="343A023C"/>
@@ -3180,7 +9055,120 @@
       </w:rPr>
     </w:lvl>
   </w:abstractNum>
-  <w:abstractNum w:abstractNumId="3" w15:restartNumberingAfterBreak="0">
+  <w:abstractNum w:abstractNumId="8" w15:restartNumberingAfterBreak="0">
+    <w:nsid w:val="47013E6E"/>
+    <w:multiLevelType w:val="hybridMultilevel"/>
+    <w:tmpl w:val="5F54B72C"/>
+    <w:lvl w:ilvl="0" w:tplc="04150003">
+      <w:start w:val="1"/>
+      <w:numFmt w:val="bullet"/>
+      <w:lvlText w:val="o"/>
+      <w:lvlJc w:val="left"/>
+      <w:pPr>
+        <w:ind w:left="768" w:hanging="360"/>
+      </w:pPr>
+      <w:rPr>
+        <w:rFonts w:ascii="Courier New" w:hAnsi="Courier New" w:cs="Courier New" w:hint="default"/>
+      </w:rPr>
+    </w:lvl>
+    <w:lvl w:ilvl="1" w:tplc="04150003" w:tentative="1">
+      <w:start w:val="1"/>
+      <w:numFmt w:val="bullet"/>
+      <w:lvlText w:val="o"/>
+      <w:lvlJc w:val="left"/>
+      <w:pPr>
+        <w:ind w:left="1488" w:hanging="360"/>
+      </w:pPr>
+      <w:rPr>
+        <w:rFonts w:ascii="Courier New" w:hAnsi="Courier New" w:cs="Courier New" w:hint="default"/>
+      </w:rPr>
+    </w:lvl>
+    <w:lvl w:ilvl="2" w:tplc="04150005" w:tentative="1">
+      <w:start w:val="1"/>
+      <w:numFmt w:val="bullet"/>
+      <w:lvlText w:val=""/>
+      <w:lvlJc w:val="left"/>
+      <w:pPr>
+        <w:ind w:left="2208" w:hanging="360"/>
+      </w:pPr>
+      <w:rPr>
+        <w:rFonts w:ascii="Wingdings" w:hAnsi="Wingdings" w:hint="default"/>
+      </w:rPr>
+    </w:lvl>
+    <w:lvl w:ilvl="3" w:tplc="04150001" w:tentative="1">
+      <w:start w:val="1"/>
+      <w:numFmt w:val="bullet"/>
+      <w:lvlText w:val=""/>
+      <w:lvlJc w:val="left"/>
+      <w:pPr>
+        <w:ind w:left="2928" w:hanging="360"/>
+      </w:pPr>
+      <w:rPr>
+        <w:rFonts w:ascii="Symbol" w:hAnsi="Symbol" w:hint="default"/>
+      </w:rPr>
+    </w:lvl>
+    <w:lvl w:ilvl="4" w:tplc="04150003" w:tentative="1">
+      <w:start w:val="1"/>
+      <w:numFmt w:val="bullet"/>
+      <w:lvlText w:val="o"/>
+      <w:lvlJc w:val="left"/>
+      <w:pPr>
+        <w:ind w:left="3648" w:hanging="360"/>
+      </w:pPr>
+      <w:rPr>
+        <w:rFonts w:ascii="Courier New" w:hAnsi="Courier New" w:cs="Courier New" w:hint="default"/>
+      </w:rPr>
+    </w:lvl>
+    <w:lvl w:ilvl="5" w:tplc="04150005" w:tentative="1">
+      <w:start w:val="1"/>
+      <w:numFmt w:val="bullet"/>
+      <w:lvlText w:val=""/>
+      <w:lvlJc w:val="left"/>
+      <w:pPr>
+        <w:ind w:left="4368" w:hanging="360"/>
+      </w:pPr>
+      <w:rPr>
+        <w:rFonts w:ascii="Wingdings" w:hAnsi="Wingdings" w:hint="default"/>
+      </w:rPr>
+    </w:lvl>
+    <w:lvl w:ilvl="6" w:tplc="04150001" w:tentative="1">
+      <w:start w:val="1"/>
+      <w:numFmt w:val="bullet"/>
+      <w:lvlText w:val=""/>
+      <w:lvlJc w:val="left"/>
+      <w:pPr>
+        <w:ind w:left="5088" w:hanging="360"/>
+      </w:pPr>
+      <w:rPr>
+        <w:rFonts w:ascii="Symbol" w:hAnsi="Symbol" w:hint="default"/>
+      </w:rPr>
+    </w:lvl>
+    <w:lvl w:ilvl="7" w:tplc="04150003" w:tentative="1">
+      <w:start w:val="1"/>
+      <w:numFmt w:val="bullet"/>
+      <w:lvlText w:val="o"/>
+      <w:lvlJc w:val="left"/>
+      <w:pPr>
+        <w:ind w:left="5808" w:hanging="360"/>
+      </w:pPr>
+      <w:rPr>
+        <w:rFonts w:ascii="Courier New" w:hAnsi="Courier New" w:cs="Courier New" w:hint="default"/>
+      </w:rPr>
+    </w:lvl>
+    <w:lvl w:ilvl="8" w:tplc="04150005" w:tentative="1">
+      <w:start w:val="1"/>
+      <w:numFmt w:val="bullet"/>
+      <w:lvlText w:val=""/>
+      <w:lvlJc w:val="left"/>
+      <w:pPr>
+        <w:ind w:left="6528" w:hanging="360"/>
+      </w:pPr>
+      <w:rPr>
+        <w:rFonts w:ascii="Wingdings" w:hAnsi="Wingdings" w:hint="default"/>
+      </w:rPr>
+    </w:lvl>
+  </w:abstractNum>
+  <w:abstractNum w:abstractNumId="9" w15:restartNumberingAfterBreak="0">
     <w:nsid w:val="4ECF2E6E"/>
     <w:multiLevelType w:val="hybridMultilevel"/>
     <w:tmpl w:val="09B25096"/>
@@ -3269,7 +9257,120 @@
       </w:pPr>
     </w:lvl>
   </w:abstractNum>
-  <w:abstractNum w:abstractNumId="4" w15:restartNumberingAfterBreak="0">
+  <w:abstractNum w:abstractNumId="10" w15:restartNumberingAfterBreak="0">
+    <w:nsid w:val="518E7477"/>
+    <w:multiLevelType w:val="hybridMultilevel"/>
+    <w:tmpl w:val="9B708502"/>
+    <w:lvl w:ilvl="0" w:tplc="04150003">
+      <w:start w:val="1"/>
+      <w:numFmt w:val="bullet"/>
+      <w:lvlText w:val="o"/>
+      <w:lvlJc w:val="left"/>
+      <w:pPr>
+        <w:ind w:left="720" w:hanging="360"/>
+      </w:pPr>
+      <w:rPr>
+        <w:rFonts w:ascii="Courier New" w:hAnsi="Courier New" w:cs="Courier New" w:hint="default"/>
+      </w:rPr>
+    </w:lvl>
+    <w:lvl w:ilvl="1" w:tplc="04150003" w:tentative="1">
+      <w:start w:val="1"/>
+      <w:numFmt w:val="bullet"/>
+      <w:lvlText w:val="o"/>
+      <w:lvlJc w:val="left"/>
+      <w:pPr>
+        <w:ind w:left="1440" w:hanging="360"/>
+      </w:pPr>
+      <w:rPr>
+        <w:rFonts w:ascii="Courier New" w:hAnsi="Courier New" w:cs="Courier New" w:hint="default"/>
+      </w:rPr>
+    </w:lvl>
+    <w:lvl w:ilvl="2" w:tplc="04150005" w:tentative="1">
+      <w:start w:val="1"/>
+      <w:numFmt w:val="bullet"/>
+      <w:lvlText w:val=""/>
+      <w:lvlJc w:val="left"/>
+      <w:pPr>
+        <w:ind w:left="2160" w:hanging="360"/>
+      </w:pPr>
+      <w:rPr>
+        <w:rFonts w:ascii="Wingdings" w:hAnsi="Wingdings" w:hint="default"/>
+      </w:rPr>
+    </w:lvl>
+    <w:lvl w:ilvl="3" w:tplc="04150001" w:tentative="1">
+      <w:start w:val="1"/>
+      <w:numFmt w:val="bullet"/>
+      <w:lvlText w:val=""/>
+      <w:lvlJc w:val="left"/>
+      <w:pPr>
+        <w:ind w:left="2880" w:hanging="360"/>
+      </w:pPr>
+      <w:rPr>
+        <w:rFonts w:ascii="Symbol" w:hAnsi="Symbol" w:hint="default"/>
+      </w:rPr>
+    </w:lvl>
+    <w:lvl w:ilvl="4" w:tplc="04150003" w:tentative="1">
+      <w:start w:val="1"/>
+      <w:numFmt w:val="bullet"/>
+      <w:lvlText w:val="o"/>
+      <w:lvlJc w:val="left"/>
+      <w:pPr>
+        <w:ind w:left="3600" w:hanging="360"/>
+      </w:pPr>
+      <w:rPr>
+        <w:rFonts w:ascii="Courier New" w:hAnsi="Courier New" w:cs="Courier New" w:hint="default"/>
+      </w:rPr>
+    </w:lvl>
+    <w:lvl w:ilvl="5" w:tplc="04150005" w:tentative="1">
+      <w:start w:val="1"/>
+      <w:numFmt w:val="bullet"/>
+      <w:lvlText w:val=""/>
+      <w:lvlJc w:val="left"/>
+      <w:pPr>
+        <w:ind w:left="4320" w:hanging="360"/>
+      </w:pPr>
+      <w:rPr>
+        <w:rFonts w:ascii="Wingdings" w:hAnsi="Wingdings" w:hint="default"/>
+      </w:rPr>
+    </w:lvl>
+    <w:lvl w:ilvl="6" w:tplc="04150001" w:tentative="1">
+      <w:start w:val="1"/>
+      <w:numFmt w:val="bullet"/>
+      <w:lvlText w:val=""/>
+      <w:lvlJc w:val="left"/>
+      <w:pPr>
+        <w:ind w:left="5040" w:hanging="360"/>
+      </w:pPr>
+      <w:rPr>
+        <w:rFonts w:ascii="Symbol" w:hAnsi="Symbol" w:hint="default"/>
+      </w:rPr>
+    </w:lvl>
+    <w:lvl w:ilvl="7" w:tplc="04150003" w:tentative="1">
+      <w:start w:val="1"/>
+      <w:numFmt w:val="bullet"/>
+      <w:lvlText w:val="o"/>
+      <w:lvlJc w:val="left"/>
+      <w:pPr>
+        <w:ind w:left="5760" w:hanging="360"/>
+      </w:pPr>
+      <w:rPr>
+        <w:rFonts w:ascii="Courier New" w:hAnsi="Courier New" w:cs="Courier New" w:hint="default"/>
+      </w:rPr>
+    </w:lvl>
+    <w:lvl w:ilvl="8" w:tplc="04150005" w:tentative="1">
+      <w:start w:val="1"/>
+      <w:numFmt w:val="bullet"/>
+      <w:lvlText w:val=""/>
+      <w:lvlJc w:val="left"/>
+      <w:pPr>
+        <w:ind w:left="6480" w:hanging="360"/>
+      </w:pPr>
+      <w:rPr>
+        <w:rFonts w:ascii="Wingdings" w:hAnsi="Wingdings" w:hint="default"/>
+      </w:rPr>
+    </w:lvl>
+  </w:abstractNum>
+  <w:abstractNum w:abstractNumId="11" w15:restartNumberingAfterBreak="0">
     <w:nsid w:val="52B10608"/>
     <w:multiLevelType w:val="hybridMultilevel"/>
     <w:tmpl w:val="6BD6504A"/>
@@ -3358,7 +9459,7 @@
       </w:pPr>
     </w:lvl>
   </w:abstractNum>
-  <w:abstractNum w:abstractNumId="5" w15:restartNumberingAfterBreak="0">
+  <w:abstractNum w:abstractNumId="12" w15:restartNumberingAfterBreak="0">
     <w:nsid w:val="5E831A2B"/>
     <w:multiLevelType w:val="hybridMultilevel"/>
     <w:tmpl w:val="7C4C11DE"/>
@@ -3447,7 +9548,209 @@
       </w:pPr>
     </w:lvl>
   </w:abstractNum>
-  <w:abstractNum w:abstractNumId="6" w15:restartNumberingAfterBreak="0">
+  <w:abstractNum w:abstractNumId="13" w15:restartNumberingAfterBreak="0">
+    <w:nsid w:val="5EAD6C9F"/>
+    <w:multiLevelType w:val="hybridMultilevel"/>
+    <w:tmpl w:val="A830CB7E"/>
+    <w:lvl w:ilvl="0" w:tplc="04150003">
+      <w:start w:val="1"/>
+      <w:numFmt w:val="bullet"/>
+      <w:lvlText w:val="o"/>
+      <w:lvlJc w:val="left"/>
+      <w:pPr>
+        <w:ind w:left="1848" w:hanging="360"/>
+      </w:pPr>
+      <w:rPr>
+        <w:rFonts w:ascii="Courier New" w:hAnsi="Courier New" w:cs="Courier New" w:hint="default"/>
+      </w:rPr>
+    </w:lvl>
+    <w:lvl w:ilvl="1" w:tplc="04150003" w:tentative="1">
+      <w:start w:val="1"/>
+      <w:numFmt w:val="bullet"/>
+      <w:lvlText w:val="o"/>
+      <w:lvlJc w:val="left"/>
+      <w:pPr>
+        <w:ind w:left="2568" w:hanging="360"/>
+      </w:pPr>
+      <w:rPr>
+        <w:rFonts w:ascii="Courier New" w:hAnsi="Courier New" w:cs="Courier New" w:hint="default"/>
+      </w:rPr>
+    </w:lvl>
+    <w:lvl w:ilvl="2" w:tplc="04150005" w:tentative="1">
+      <w:start w:val="1"/>
+      <w:numFmt w:val="bullet"/>
+      <w:lvlText w:val=""/>
+      <w:lvlJc w:val="left"/>
+      <w:pPr>
+        <w:ind w:left="3288" w:hanging="360"/>
+      </w:pPr>
+      <w:rPr>
+        <w:rFonts w:ascii="Wingdings" w:hAnsi="Wingdings" w:hint="default"/>
+      </w:rPr>
+    </w:lvl>
+    <w:lvl w:ilvl="3" w:tplc="04150001" w:tentative="1">
+      <w:start w:val="1"/>
+      <w:numFmt w:val="bullet"/>
+      <w:lvlText w:val=""/>
+      <w:lvlJc w:val="left"/>
+      <w:pPr>
+        <w:ind w:left="4008" w:hanging="360"/>
+      </w:pPr>
+      <w:rPr>
+        <w:rFonts w:ascii="Symbol" w:hAnsi="Symbol" w:hint="default"/>
+      </w:rPr>
+    </w:lvl>
+    <w:lvl w:ilvl="4" w:tplc="04150003" w:tentative="1">
+      <w:start w:val="1"/>
+      <w:numFmt w:val="bullet"/>
+      <w:lvlText w:val="o"/>
+      <w:lvlJc w:val="left"/>
+      <w:pPr>
+        <w:ind w:left="4728" w:hanging="360"/>
+      </w:pPr>
+      <w:rPr>
+        <w:rFonts w:ascii="Courier New" w:hAnsi="Courier New" w:cs="Courier New" w:hint="default"/>
+      </w:rPr>
+    </w:lvl>
+    <w:lvl w:ilvl="5" w:tplc="04150005" w:tentative="1">
+      <w:start w:val="1"/>
+      <w:numFmt w:val="bullet"/>
+      <w:lvlText w:val=""/>
+      <w:lvlJc w:val="left"/>
+      <w:pPr>
+        <w:ind w:left="5448" w:hanging="360"/>
+      </w:pPr>
+      <w:rPr>
+        <w:rFonts w:ascii="Wingdings" w:hAnsi="Wingdings" w:hint="default"/>
+      </w:rPr>
+    </w:lvl>
+    <w:lvl w:ilvl="6" w:tplc="04150001" w:tentative="1">
+      <w:start w:val="1"/>
+      <w:numFmt w:val="bullet"/>
+      <w:lvlText w:val=""/>
+      <w:lvlJc w:val="left"/>
+      <w:pPr>
+        <w:ind w:left="6168" w:hanging="360"/>
+      </w:pPr>
+      <w:rPr>
+        <w:rFonts w:ascii="Symbol" w:hAnsi="Symbol" w:hint="default"/>
+      </w:rPr>
+    </w:lvl>
+    <w:lvl w:ilvl="7" w:tplc="04150003" w:tentative="1">
+      <w:start w:val="1"/>
+      <w:numFmt w:val="bullet"/>
+      <w:lvlText w:val="o"/>
+      <w:lvlJc w:val="left"/>
+      <w:pPr>
+        <w:ind w:left="6888" w:hanging="360"/>
+      </w:pPr>
+      <w:rPr>
+        <w:rFonts w:ascii="Courier New" w:hAnsi="Courier New" w:cs="Courier New" w:hint="default"/>
+      </w:rPr>
+    </w:lvl>
+    <w:lvl w:ilvl="8" w:tplc="04150005" w:tentative="1">
+      <w:start w:val="1"/>
+      <w:numFmt w:val="bullet"/>
+      <w:lvlText w:val=""/>
+      <w:lvlJc w:val="left"/>
+      <w:pPr>
+        <w:ind w:left="7608" w:hanging="360"/>
+      </w:pPr>
+      <w:rPr>
+        <w:rFonts w:ascii="Wingdings" w:hAnsi="Wingdings" w:hint="default"/>
+      </w:rPr>
+    </w:lvl>
+  </w:abstractNum>
+  <w:abstractNum w:abstractNumId="14" w15:restartNumberingAfterBreak="0">
+    <w:nsid w:val="5FC253C2"/>
+    <w:multiLevelType w:val="hybridMultilevel"/>
+    <w:tmpl w:val="A696769C"/>
+    <w:lvl w:ilvl="0" w:tplc="87DC6380">
+      <w:start w:val="1"/>
+      <w:numFmt w:val="decimal"/>
+      <w:lvlText w:val="%1."/>
+      <w:lvlJc w:val="left"/>
+      <w:pPr>
+        <w:ind w:left="720" w:hanging="360"/>
+      </w:pPr>
+      <w:rPr>
+        <w:rFonts w:hint="default"/>
+      </w:rPr>
+    </w:lvl>
+    <w:lvl w:ilvl="1" w:tplc="04150019" w:tentative="1">
+      <w:start w:val="1"/>
+      <w:numFmt w:val="lowerLetter"/>
+      <w:lvlText w:val="%2."/>
+      <w:lvlJc w:val="left"/>
+      <w:pPr>
+        <w:ind w:left="1440" w:hanging="360"/>
+      </w:pPr>
+    </w:lvl>
+    <w:lvl w:ilvl="2" w:tplc="0415001B" w:tentative="1">
+      <w:start w:val="1"/>
+      <w:numFmt w:val="lowerRoman"/>
+      <w:lvlText w:val="%3."/>
+      <w:lvlJc w:val="right"/>
+      <w:pPr>
+        <w:ind w:left="2160" w:hanging="180"/>
+      </w:pPr>
+    </w:lvl>
+    <w:lvl w:ilvl="3" w:tplc="0415000F" w:tentative="1">
+      <w:start w:val="1"/>
+      <w:numFmt w:val="decimal"/>
+      <w:lvlText w:val="%4."/>
+      <w:lvlJc w:val="left"/>
+      <w:pPr>
+        <w:ind w:left="2880" w:hanging="360"/>
+      </w:pPr>
+    </w:lvl>
+    <w:lvl w:ilvl="4" w:tplc="04150019" w:tentative="1">
+      <w:start w:val="1"/>
+      <w:numFmt w:val="lowerLetter"/>
+      <w:lvlText w:val="%5."/>
+      <w:lvlJc w:val="left"/>
+      <w:pPr>
+        <w:ind w:left="3600" w:hanging="360"/>
+      </w:pPr>
+    </w:lvl>
+    <w:lvl w:ilvl="5" w:tplc="0415001B" w:tentative="1">
+      <w:start w:val="1"/>
+      <w:numFmt w:val="lowerRoman"/>
+      <w:lvlText w:val="%6."/>
+      <w:lvlJc w:val="right"/>
+      <w:pPr>
+        <w:ind w:left="4320" w:hanging="180"/>
+      </w:pPr>
+    </w:lvl>
+    <w:lvl w:ilvl="6" w:tplc="0415000F" w:tentative="1">
+      <w:start w:val="1"/>
+      <w:numFmt w:val="decimal"/>
+      <w:lvlText w:val="%7."/>
+      <w:lvlJc w:val="left"/>
+      <w:pPr>
+        <w:ind w:left="5040" w:hanging="360"/>
+      </w:pPr>
+    </w:lvl>
+    <w:lvl w:ilvl="7" w:tplc="04150019" w:tentative="1">
+      <w:start w:val="1"/>
+      <w:numFmt w:val="lowerLetter"/>
+      <w:lvlText w:val="%8."/>
+      <w:lvlJc w:val="left"/>
+      <w:pPr>
+        <w:ind w:left="5760" w:hanging="360"/>
+      </w:pPr>
+    </w:lvl>
+    <w:lvl w:ilvl="8" w:tplc="0415001B" w:tentative="1">
+      <w:start w:val="1"/>
+      <w:numFmt w:val="lowerRoman"/>
+      <w:lvlText w:val="%9."/>
+      <w:lvlJc w:val="right"/>
+      <w:pPr>
+        <w:ind w:left="6480" w:hanging="180"/>
+      </w:pPr>
+    </w:lvl>
+  </w:abstractNum>
+  <w:abstractNum w:abstractNumId="15" w15:restartNumberingAfterBreak="0">
     <w:nsid w:val="6AE350C4"/>
     <w:multiLevelType w:val="hybridMultilevel"/>
     <w:tmpl w:val="8CA88CEE"/>
@@ -3536,11 +9839,11 @@
       </w:pPr>
     </w:lvl>
   </w:abstractNum>
-  <w:abstractNum w:abstractNumId="7" w15:restartNumberingAfterBreak="0">
+  <w:abstractNum w:abstractNumId="16" w15:restartNumberingAfterBreak="0">
     <w:nsid w:val="6C526242"/>
     <w:multiLevelType w:val="hybridMultilevel"/>
-    <w:tmpl w:val="6872627A"/>
-    <w:lvl w:ilvl="0" w:tplc="9CCE1378">
+    <w:tmpl w:val="E2EE6F64"/>
+    <w:lvl w:ilvl="0" w:tplc="3DFA2F1A">
       <w:start w:val="1"/>
       <w:numFmt w:val="decimal"/>
       <w:lvlText w:val="%1."/>
@@ -3625,7 +9928,7 @@
       </w:pPr>
     </w:lvl>
   </w:abstractNum>
-  <w:abstractNum w:abstractNumId="8" w15:restartNumberingAfterBreak="0">
+  <w:abstractNum w:abstractNumId="17" w15:restartNumberingAfterBreak="0">
     <w:nsid w:val="73C92587"/>
     <w:multiLevelType w:val="hybridMultilevel"/>
     <w:tmpl w:val="5850570A"/>
@@ -3715,31 +10018,58 @@
     </w:lvl>
   </w:abstractNum>
   <w:num w:numId="1" w16cid:durableId="1590312198">
+    <w:abstractNumId w:val="16"/>
+  </w:num>
+  <w:num w:numId="2" w16cid:durableId="1094320524">
+    <w:abstractNumId w:val="9"/>
+  </w:num>
+  <w:num w:numId="3" w16cid:durableId="2092502597">
+    <w:abstractNumId w:val="2"/>
+  </w:num>
+  <w:num w:numId="4" w16cid:durableId="2094739530">
     <w:abstractNumId w:val="7"/>
   </w:num>
-  <w:num w:numId="2" w16cid:durableId="1094320524">
+  <w:num w:numId="5" w16cid:durableId="1388990877">
+    <w:abstractNumId w:val="17"/>
+  </w:num>
+  <w:num w:numId="6" w16cid:durableId="1806964287">
+    <w:abstractNumId w:val="6"/>
+  </w:num>
+  <w:num w:numId="7" w16cid:durableId="566694323">
+    <w:abstractNumId w:val="15"/>
+  </w:num>
+  <w:num w:numId="8" w16cid:durableId="2107769047">
+    <w:abstractNumId w:val="12"/>
+  </w:num>
+  <w:num w:numId="9" w16cid:durableId="316619359">
+    <w:abstractNumId w:val="11"/>
+  </w:num>
+  <w:num w:numId="10" w16cid:durableId="1692954027">
+    <w:abstractNumId w:val="4"/>
+  </w:num>
+  <w:num w:numId="11" w16cid:durableId="1758281567">
     <w:abstractNumId w:val="3"/>
   </w:num>
-  <w:num w:numId="3" w16cid:durableId="2092502597">
+  <w:num w:numId="12" w16cid:durableId="64030461">
     <w:abstractNumId w:val="0"/>
   </w:num>
-  <w:num w:numId="4" w16cid:durableId="2094739530">
-    <w:abstractNumId w:val="2"/>
+  <w:num w:numId="13" w16cid:durableId="1153058948">
+    <w:abstractNumId w:val="14"/>
   </w:num>
-  <w:num w:numId="5" w16cid:durableId="1388990877">
+  <w:num w:numId="14" w16cid:durableId="1006708990">
+    <w:abstractNumId w:val="1"/>
+  </w:num>
+  <w:num w:numId="15" w16cid:durableId="180364098">
     <w:abstractNumId w:val="8"/>
   </w:num>
-  <w:num w:numId="6" w16cid:durableId="1806964287">
-    <w:abstractNumId w:val="1"/>
+  <w:num w:numId="16" w16cid:durableId="312610101">
+    <w:abstractNumId w:val="13"/>
   </w:num>
-  <w:num w:numId="7" w16cid:durableId="566694323">
-    <w:abstractNumId w:val="6"/>
+  <w:num w:numId="17" w16cid:durableId="190455291">
+    <w:abstractNumId w:val="10"/>
   </w:num>
-  <w:num w:numId="8" w16cid:durableId="2107769047">
+  <w:num w:numId="18" w16cid:durableId="422381578">
     <w:abstractNumId w:val="5"/>
-  </w:num>
-  <w:num w:numId="9" w16cid:durableId="316619359">
-    <w:abstractNumId w:val="4"/>
   </w:num>
 </w:numbering>
 </file>
@@ -4347,6 +10677,7 @@
   <w:style w:type="character" w:default="1" w:styleId="Domylnaczcionkaakapitu">
     <w:name w:val="Default Paragraph Font"/>
     <w:uiPriority w:val="1"/>
+    <w:semiHidden/>
     <w:unhideWhenUsed/>
   </w:style>
   <w:style w:type="table" w:default="1" w:styleId="Standardowy">
@@ -4679,6 +11010,76 @@
       </w:tblBorders>
     </w:tblPr>
   </w:style>
+  <w:style w:type="paragraph" w:styleId="Nagwekspisutreci">
+    <w:name w:val="TOC Heading"/>
+    <w:basedOn w:val="Nagwek1"/>
+    <w:next w:val="Normalny"/>
+    <w:uiPriority w:val="39"/>
+    <w:unhideWhenUsed/>
+    <w:qFormat/>
+    <w:rsid w:val="00DB1B5C"/>
+    <w:pPr>
+      <w:spacing w:before="240" w:after="0" w:line="259" w:lineRule="auto"/>
+      <w:outlineLvl w:val="9"/>
+    </w:pPr>
+    <w:rPr>
+      <w:kern w:val="0"/>
+      <w:sz w:val="32"/>
+      <w:szCs w:val="32"/>
+      <w:lang w:eastAsia="pl-PL"/>
+      <w14:ligatures w14:val="none"/>
+    </w:rPr>
+  </w:style>
+  <w:style w:type="paragraph" w:styleId="Tekstprzypisukocowego">
+    <w:name w:val="endnote text"/>
+    <w:basedOn w:val="Normalny"/>
+    <w:link w:val="TekstprzypisukocowegoZnak"/>
+    <w:uiPriority w:val="99"/>
+    <w:semiHidden/>
+    <w:unhideWhenUsed/>
+    <w:rsid w:val="00DB1D3D"/>
+    <w:pPr>
+      <w:spacing w:after="0" w:line="240" w:lineRule="auto"/>
+    </w:pPr>
+    <w:rPr>
+      <w:sz w:val="20"/>
+      <w:szCs w:val="20"/>
+    </w:rPr>
+  </w:style>
+  <w:style w:type="character" w:customStyle="1" w:styleId="TekstprzypisukocowegoZnak">
+    <w:name w:val="Tekst przypisu końcowego Znak"/>
+    <w:basedOn w:val="Domylnaczcionkaakapitu"/>
+    <w:link w:val="Tekstprzypisukocowego"/>
+    <w:uiPriority w:val="99"/>
+    <w:semiHidden/>
+    <w:rsid w:val="00DB1D3D"/>
+    <w:rPr>
+      <w:sz w:val="20"/>
+      <w:szCs w:val="20"/>
+    </w:rPr>
+  </w:style>
+  <w:style w:type="character" w:styleId="Odwoanieprzypisukocowego">
+    <w:name w:val="endnote reference"/>
+    <w:basedOn w:val="Domylnaczcionkaakapitu"/>
+    <w:uiPriority w:val="99"/>
+    <w:semiHidden/>
+    <w:unhideWhenUsed/>
+    <w:rsid w:val="00DB1D3D"/>
+    <w:rPr>
+      <w:vertAlign w:val="superscript"/>
+    </w:rPr>
+  </w:style>
+  <w:style w:type="paragraph" w:styleId="NormalnyWeb">
+    <w:name w:val="Normal (Web)"/>
+    <w:basedOn w:val="Normalny"/>
+    <w:uiPriority w:val="99"/>
+    <w:semiHidden/>
+    <w:unhideWhenUsed/>
+    <w:rsid w:val="00DB1D3D"/>
+    <w:rPr>
+      <w:rFonts w:ascii="Times New Roman" w:hAnsi="Times New Roman" w:cs="Times New Roman"/>
+    </w:rPr>
+  </w:style>
 </w:styles>
 </file>
 
@@ -4995,4 +11396,16 @@
     </a:ext>
   </a:extLst>
 </a:theme>
+</file>
+
+<file path=customXml/item1.xml><?xml version="1.0" encoding="utf-8"?>
+<b:Sources xmlns:b="http://schemas.openxmlformats.org/officeDocument/2006/bibliography" xmlns="http://schemas.openxmlformats.org/officeDocument/2006/bibliography" SelectedStyle="\APASixthEditionOfficeOnline.xsl" StyleName="APA" Version="6"/>
+</file>
+
+<file path=customXml/itemProps1.xml><?xml version="1.0" encoding="utf-8"?>
+<ds:datastoreItem xmlns:ds="http://schemas.openxmlformats.org/officeDocument/2006/customXml" ds:itemID="{733C5481-B159-4BC2-9AA9-2033489646E9}">
+  <ds:schemaRefs>
+    <ds:schemaRef ds:uri="http://schemas.openxmlformats.org/officeDocument/2006/bibliography"/>
+  </ds:schemaRefs>
+</ds:datastoreItem>
 </file>